--- a/NCKU/碩一下/Categorical data analysis/homework solution/Chapter 4.docx
+++ b/NCKU/碩一下/Categorical data analysis/homework solution/Chapter 4.docx
@@ -1303,6 +1303,202 @@
       <w:pPr>
         <w:spacing w:line="360" w:lineRule="auto"/>
       </w:pPr>
+      <w:r>
+        <w:rPr>
+          <w:rFonts w:hint="eastAsia"/>
+        </w:rPr>
+        <w:t xml:space="preserve">(a) The estimated logistic regression model is: </w:t>
+      </w:r>
+      <m:oMath>
+        <m:r>
+          <w:rPr>
+            <w:rFonts w:ascii="Cambria Math" w:hAnsi="Cambria Math"/>
+          </w:rPr>
+          <m:t>logit</m:t>
+        </m:r>
+        <m:d>
+          <m:dPr>
+            <m:begChr m:val="["/>
+            <m:endChr m:val="]"/>
+            <m:ctrlPr>
+              <w:rPr>
+                <w:rFonts w:ascii="Cambria Math" w:hAnsi="Cambria Math"/>
+                <w:i/>
+              </w:rPr>
+            </m:ctrlPr>
+          </m:dPr>
+          <m:e>
+            <m:acc>
+              <m:accPr>
+                <m:ctrlPr>
+                  <w:rPr>
+                    <w:rFonts w:ascii="Cambria Math" w:hAnsi="Cambria Math"/>
+                    <w:i/>
+                  </w:rPr>
+                </m:ctrlPr>
+              </m:accPr>
+              <m:e>
+                <m:r>
+                  <w:rPr>
+                    <w:rFonts w:ascii="Cambria Math" w:hAnsi="Cambria Math"/>
+                  </w:rPr>
+                  <m:t>P</m:t>
+                </m:r>
+              </m:e>
+            </m:acc>
+            <m:d>
+              <m:dPr>
+                <m:ctrlPr>
+                  <w:rPr>
+                    <w:rFonts w:ascii="Cambria Math" w:hAnsi="Cambria Math"/>
+                    <w:i/>
+                  </w:rPr>
+                </m:ctrlPr>
+              </m:dPr>
+              <m:e>
+                <m:r>
+                  <w:rPr>
+                    <w:rFonts w:ascii="Cambria Math" w:hAnsi="Cambria Math"/>
+                  </w:rPr>
+                  <m:t>Y=1</m:t>
+                </m:r>
+              </m:e>
+            </m:d>
+          </m:e>
+        </m:d>
+        <m:r>
+          <w:rPr>
+            <w:rFonts w:ascii="Cambria Math" w:hAnsi="Cambria Math"/>
+          </w:rPr>
+          <m:t>=-0.573+0.004x</m:t>
+        </m:r>
+      </m:oMath>
+      <w:r>
+        <w:rPr>
+          <w:rFonts w:hint="eastAsia"/>
+        </w:rPr>
+        <w:t xml:space="preserve">. </w:t>
+      </w:r>
+      <m:oMath>
+        <m:r>
+          <w:rPr>
+            <w:rFonts w:ascii="Cambria Math" w:hAnsi="Cambria Math"/>
+          </w:rPr>
+          <m:t>z=</m:t>
+        </m:r>
+        <m:f>
+          <m:fPr>
+            <m:ctrlPr>
+              <w:rPr>
+                <w:rFonts w:ascii="Cambria Math" w:hAnsi="Cambria Math"/>
+                <w:i/>
+              </w:rPr>
+            </m:ctrlPr>
+          </m:fPr>
+          <m:num>
+            <m:acc>
+              <m:accPr>
+                <m:ctrlPr>
+                  <w:rPr>
+                    <w:rFonts w:ascii="Cambria Math" w:hAnsi="Cambria Math"/>
+                    <w:i/>
+                  </w:rPr>
+                </m:ctrlPr>
+              </m:accPr>
+              <m:e>
+                <m:r>
+                  <w:rPr>
+                    <w:rFonts w:ascii="Cambria Math" w:hAnsi="Cambria Math"/>
+                  </w:rPr>
+                  <m:t>β</m:t>
+                </m:r>
+              </m:e>
+            </m:acc>
+          </m:num>
+          <m:den>
+            <m:r>
+              <w:rPr>
+                <w:rFonts w:ascii="Cambria Math" w:hAnsi="Cambria Math"/>
+              </w:rPr>
+              <m:t>SE</m:t>
+            </m:r>
+          </m:den>
+        </m:f>
+        <m:r>
+          <w:rPr>
+            <w:rFonts w:ascii="Cambria Math" w:hAnsi="Cambria Math"/>
+          </w:rPr>
+          <m:t>=</m:t>
+        </m:r>
+        <m:f>
+          <m:fPr>
+            <m:ctrlPr>
+              <w:rPr>
+                <w:rFonts w:ascii="Cambria Math" w:hAnsi="Cambria Math"/>
+                <w:i/>
+              </w:rPr>
+            </m:ctrlPr>
+          </m:fPr>
+          <m:num>
+            <m:r>
+              <w:rPr>
+                <w:rFonts w:ascii="Cambria Math" w:hAnsi="Cambria Math"/>
+              </w:rPr>
+              <m:t>0.004296</m:t>
+            </m:r>
+          </m:num>
+          <m:den>
+            <m:r>
+              <w:rPr>
+                <w:rFonts w:ascii="Cambria Math" w:hAnsi="Cambria Math"/>
+              </w:rPr>
+              <m:t>0.005849</m:t>
+            </m:r>
+          </m:den>
+        </m:f>
+        <m:r>
+          <w:rPr>
+            <w:rFonts w:ascii="Cambria Math" w:hAnsi="Cambria Math"/>
+          </w:rPr>
+          <m:t>=0.734</m:t>
+        </m:r>
+      </m:oMath>
+      <w:r>
+        <w:rPr>
+          <w:rFonts w:hint="eastAsia"/>
+        </w:rPr>
+        <w:t>, the p-value is equal to 0.463,</w:t>
+      </w:r>
+      <w:r>
+        <w:t xml:space="preserve"> which implies that the </w:t>
+      </w:r>
+      <w:r>
+        <w:rPr>
+          <w:rFonts w:hint="eastAsia"/>
+        </w:rPr>
+        <w:t xml:space="preserve">age </w:t>
+      </w:r>
+      <w:r>
+        <w:t>effec</w:t>
+      </w:r>
+      <w:r>
+        <w:rPr>
+          <w:rFonts w:hint="eastAsia"/>
+        </w:rPr>
+        <w:t xml:space="preserve">t </w:t>
+      </w:r>
+      <w:r>
+        <w:t xml:space="preserve">is </w:t>
+      </w:r>
+      <w:r>
+        <w:rPr>
+          <w:rFonts w:hint="eastAsia"/>
+        </w:rPr>
+        <w:t xml:space="preserve">not </w:t>
+      </w:r>
+      <w:r>
+        <w:t>significant.</w:t>
+      </w:r>
     </w:p>
     <w:p>
       <w:pPr>
@@ -1312,16 +1508,181 @@
         <w:rPr>
           <w:rFonts w:hint="eastAsia"/>
         </w:rPr>
-        <w:t>4.</w:t>
-      </w:r>
-      <w:r>
-        <w:t>9</w:t>
+        <w:t xml:space="preserve">(b) </w:t>
       </w:r>
     </w:p>
     <w:p>
       <w:pPr>
         <w:spacing w:line="360" w:lineRule="auto"/>
       </w:pPr>
+      <w:r>
+        <w:rPr>
+          <w:rFonts w:hint="eastAsia"/>
+        </w:rPr>
+        <w:t xml:space="preserve">(c) </w:t>
+      </w:r>
+      <w:r>
+        <w:rPr>
+          <w:rFonts w:hint="eastAsia"/>
+        </w:rPr>
+        <w:t xml:space="preserve">The estimated logistic regression model is: </w:t>
+      </w:r>
+      <m:oMath>
+        <m:r>
+          <w:rPr>
+            <w:rFonts w:ascii="Cambria Math" w:hAnsi="Cambria Math"/>
+          </w:rPr>
+          <m:t>logit</m:t>
+        </m:r>
+        <m:d>
+          <m:dPr>
+            <m:begChr m:val="["/>
+            <m:endChr m:val="]"/>
+            <m:ctrlPr>
+              <w:rPr>
+                <w:rFonts w:ascii="Cambria Math" w:hAnsi="Cambria Math"/>
+                <w:i/>
+              </w:rPr>
+            </m:ctrlPr>
+          </m:dPr>
+          <m:e>
+            <m:acc>
+              <m:accPr>
+                <m:ctrlPr>
+                  <w:rPr>
+                    <w:rFonts w:ascii="Cambria Math" w:hAnsi="Cambria Math"/>
+                    <w:i/>
+                  </w:rPr>
+                </m:ctrlPr>
+              </m:accPr>
+              <m:e>
+                <m:r>
+                  <w:rPr>
+                    <w:rFonts w:ascii="Cambria Math" w:hAnsi="Cambria Math"/>
+                  </w:rPr>
+                  <m:t>P</m:t>
+                </m:r>
+              </m:e>
+            </m:acc>
+            <m:d>
+              <m:dPr>
+                <m:ctrlPr>
+                  <w:rPr>
+                    <w:rFonts w:ascii="Cambria Math" w:hAnsi="Cambria Math"/>
+                    <w:i/>
+                  </w:rPr>
+                </m:ctrlPr>
+              </m:dPr>
+              <m:e>
+                <m:r>
+                  <w:rPr>
+                    <w:rFonts w:ascii="Cambria Math" w:hAnsi="Cambria Math"/>
+                  </w:rPr>
+                  <m:t>Y=1</m:t>
+                </m:r>
+              </m:e>
+            </m:d>
+          </m:e>
+        </m:d>
+        <m:r>
+          <w:rPr>
+            <w:rFonts w:ascii="Cambria Math" w:hAnsi="Cambria Math"/>
+          </w:rPr>
+          <m:t>=-2.046+0.06x-0.0003</m:t>
+        </m:r>
+        <m:sSup>
+          <m:sSupPr>
+            <m:ctrlPr>
+              <w:rPr>
+                <w:rFonts w:ascii="Cambria Math" w:hAnsi="Cambria Math"/>
+                <w:i/>
+              </w:rPr>
+            </m:ctrlPr>
+          </m:sSupPr>
+          <m:e>
+            <m:r>
+              <w:rPr>
+                <w:rFonts w:ascii="Cambria Math" w:hAnsi="Cambria Math"/>
+              </w:rPr>
+              <m:t>x</m:t>
+            </m:r>
+          </m:e>
+          <m:sup>
+            <m:r>
+              <w:rPr>
+                <w:rFonts w:ascii="Cambria Math" w:hAnsi="Cambria Math"/>
+              </w:rPr>
+              <m:t>2</m:t>
+            </m:r>
+          </m:sup>
+        </m:sSup>
+      </m:oMath>
+      <w:r>
+        <w:rPr>
+          <w:rFonts w:hint="eastAsia"/>
+        </w:rPr>
+        <w:t>.</w:t>
+      </w:r>
+    </w:p>
+    <w:p>
+      <w:pPr>
+        <w:spacing w:line="360" w:lineRule="auto"/>
+        <w:jc w:val="center"/>
+      </w:pPr>
+      <w:r>
+        <w:rPr>
+          <w:rFonts w:hint="eastAsia"/>
+          <w:noProof/>
+        </w:rPr>
+        <w:drawing>
+          <wp:inline distT="0" distB="0" distL="0" distR="0" wp14:anchorId="0086AFA1" wp14:editId="5578CB80">
+            <wp:extent cx="4220210" cy="2224896"/>
+            <wp:effectExtent l="0" t="0" r="0" b="4445"/>
+            <wp:docPr id="992817784" name="圖片 2" descr="一張含有 文字, 圖表, 行, 繪圖 的圖片&#10;&#10;自動產生的描述"/>
+            <wp:cNvGraphicFramePr>
+              <a:graphicFrameLocks xmlns:a="http://schemas.openxmlformats.org/drawingml/2006/main" noChangeAspect="1"/>
+            </wp:cNvGraphicFramePr>
+            <a:graphic xmlns:a="http://schemas.openxmlformats.org/drawingml/2006/main">
+              <a:graphicData uri="http://schemas.openxmlformats.org/drawingml/2006/picture">
+                <pic:pic xmlns:pic="http://schemas.openxmlformats.org/drawingml/2006/picture">
+                  <pic:nvPicPr>
+                    <pic:cNvPr id="992817784" name="圖片 2" descr="一張含有 文字, 圖表, 行, 繪圖 的圖片&#10;&#10;自動產生的描述"/>
+                    <pic:cNvPicPr/>
+                  </pic:nvPicPr>
+                  <pic:blipFill rotWithShape="1">
+                    <a:blip r:embed="rId6">
+                      <a:extLst>
+                        <a:ext uri="{28A0092B-C50C-407E-A947-70E740481C1C}">
+                          <a14:useLocalDpi xmlns:a14="http://schemas.microsoft.com/office/drawing/2010/main" val="0"/>
+                        </a:ext>
+                      </a:extLst>
+                    </a:blip>
+                    <a:srcRect l="333" t="22349" r="7691" b="5916"/>
+                    <a:stretch/>
+                  </pic:blipFill>
+                  <pic:spPr bwMode="auto">
+                    <a:xfrm>
+                      <a:off x="0" y="0"/>
+                      <a:ext cx="4222308" cy="2226002"/>
+                    </a:xfrm>
+                    <a:prstGeom prst="rect">
+                      <a:avLst/>
+                    </a:prstGeom>
+                    <a:ln>
+                      <a:noFill/>
+                    </a:ln>
+                    <a:extLst>
+                      <a:ext uri="{53640926-AAD7-44D8-BBD7-CCE9431645EC}">
+                        <a14:shadowObscured xmlns:a14="http://schemas.microsoft.com/office/drawing/2010/main"/>
+                      </a:ext>
+                    </a:extLst>
+                  </pic:spPr>
+                </pic:pic>
+              </a:graphicData>
+            </a:graphic>
+          </wp:inline>
+        </w:drawing>
+      </w:r>
     </w:p>
     <w:p>
       <w:pPr>
@@ -1331,16 +1692,186 @@
         <w:rPr>
           <w:rFonts w:hint="eastAsia"/>
         </w:rPr>
+        <w:lastRenderedPageBreak/>
         <w:t>4.</w:t>
       </w:r>
       <w:r>
-        <w:t>17</w:t>
+        <w:t>9</w:t>
       </w:r>
     </w:p>
     <w:p>
       <w:pPr>
         <w:spacing w:line="360" w:lineRule="auto"/>
       </w:pPr>
+      <w:r>
+        <w:rPr>
+          <w:rFonts w:hint="eastAsia"/>
+        </w:rPr>
+        <w:t xml:space="preserve">(a) </w:t>
+      </w:r>
+      <m:oMath>
+        <m:r>
+          <m:rPr>
+            <m:sty m:val="p"/>
+          </m:rPr>
+          <w:rPr>
+            <w:rFonts w:ascii="Cambria Math" w:hAnsi="Cambria Math"/>
+          </w:rPr>
+          <m:t>logit</m:t>
+        </m:r>
+        <m:d>
+          <m:dPr>
+            <m:begChr m:val="["/>
+            <m:endChr m:val="]"/>
+            <m:ctrlPr>
+              <w:rPr>
+                <w:rFonts w:ascii="Cambria Math" w:hAnsi="Cambria Math"/>
+                <w:i/>
+              </w:rPr>
+            </m:ctrlPr>
+          </m:dPr>
+          <m:e>
+            <m:acc>
+              <m:accPr>
+                <m:ctrlPr>
+                  <w:rPr>
+                    <w:rFonts w:ascii="Cambria Math" w:hAnsi="Cambria Math"/>
+                    <w:i/>
+                  </w:rPr>
+                </m:ctrlPr>
+              </m:accPr>
+              <m:e>
+                <m:r>
+                  <w:rPr>
+                    <w:rFonts w:ascii="Cambria Math" w:hAnsi="Cambria Math"/>
+                  </w:rPr>
+                  <m:t>P</m:t>
+                </m:r>
+              </m:e>
+            </m:acc>
+            <m:d>
+              <m:dPr>
+                <m:ctrlPr>
+                  <w:rPr>
+                    <w:rFonts w:ascii="Cambria Math" w:hAnsi="Cambria Math"/>
+                    <w:i/>
+                  </w:rPr>
+                </m:ctrlPr>
+              </m:dPr>
+              <m:e>
+                <m:r>
+                  <w:rPr>
+                    <w:rFonts w:ascii="Cambria Math" w:hAnsi="Cambria Math"/>
+                  </w:rPr>
+                  <m:t>Y=1</m:t>
+                </m:r>
+              </m:e>
+            </m:d>
+          </m:e>
+        </m:d>
+        <m:r>
+          <w:rPr>
+            <w:rFonts w:ascii="Cambria Math" w:hAnsi="Cambria Math"/>
+          </w:rPr>
+          <m:t>=1.0986-0.1226</m:t>
+        </m:r>
+        <m:sSub>
+          <m:sSubPr>
+            <m:ctrlPr>
+              <w:rPr>
+                <w:rFonts w:ascii="Cambria Math" w:hAnsi="Cambria Math"/>
+                <w:i/>
+              </w:rPr>
+            </m:ctrlPr>
+          </m:sSubPr>
+          <m:e>
+            <m:r>
+              <w:rPr>
+                <w:rFonts w:ascii="Cambria Math" w:hAnsi="Cambria Math"/>
+              </w:rPr>
+              <m:t>c</m:t>
+            </m:r>
+          </m:e>
+          <m:sub>
+            <m:r>
+              <w:rPr>
+                <w:rFonts w:ascii="Cambria Math" w:hAnsi="Cambria Math"/>
+              </w:rPr>
+              <m:t>2</m:t>
+            </m:r>
+          </m:sub>
+        </m:sSub>
+        <m:r>
+          <w:rPr>
+            <w:rFonts w:ascii="Cambria Math" w:hAnsi="Cambria Math"/>
+          </w:rPr>
+          <m:t>-0.7309</m:t>
+        </m:r>
+        <m:sSub>
+          <m:sSubPr>
+            <m:ctrlPr>
+              <w:rPr>
+                <w:rFonts w:ascii="Cambria Math" w:hAnsi="Cambria Math"/>
+                <w:i/>
+              </w:rPr>
+            </m:ctrlPr>
+          </m:sSubPr>
+          <m:e>
+            <m:r>
+              <w:rPr>
+                <w:rFonts w:ascii="Cambria Math" w:hAnsi="Cambria Math"/>
+              </w:rPr>
+              <m:t>c</m:t>
+            </m:r>
+          </m:e>
+          <m:sub>
+            <m:r>
+              <w:rPr>
+                <w:rFonts w:ascii="Cambria Math" w:hAnsi="Cambria Math"/>
+              </w:rPr>
+              <m:t>3</m:t>
+            </m:r>
+          </m:sub>
+        </m:sSub>
+        <m:r>
+          <w:rPr>
+            <w:rFonts w:ascii="Cambria Math" w:hAnsi="Cambria Math"/>
+          </w:rPr>
+          <m:t>-1.8608</m:t>
+        </m:r>
+        <m:sSub>
+          <m:sSubPr>
+            <m:ctrlPr>
+              <w:rPr>
+                <w:rFonts w:ascii="Cambria Math" w:hAnsi="Cambria Math"/>
+                <w:i/>
+              </w:rPr>
+            </m:ctrlPr>
+          </m:sSubPr>
+          <m:e>
+            <m:r>
+              <w:rPr>
+                <w:rFonts w:ascii="Cambria Math" w:hAnsi="Cambria Math"/>
+              </w:rPr>
+              <m:t>c</m:t>
+            </m:r>
+          </m:e>
+          <m:sub>
+            <m:r>
+              <w:rPr>
+                <w:rFonts w:ascii="Cambria Math" w:hAnsi="Cambria Math"/>
+              </w:rPr>
+              <m:t>4</m:t>
+            </m:r>
+          </m:sub>
+        </m:sSub>
+      </m:oMath>
+      <w:r>
+        <w:rPr>
+          <w:rFonts w:hint="eastAsia"/>
+        </w:rPr>
+        <w:t>.</w:t>
+      </w:r>
     </w:p>
     <w:p>
       <w:pPr>
@@ -1350,16 +1881,357 @@
         <w:rPr>
           <w:rFonts w:hint="eastAsia"/>
         </w:rPr>
-        <w:t>4.</w:t>
-      </w:r>
-      <w:r>
-        <w:t>19</w:t>
+        <w:t xml:space="preserve">(b) </w:t>
+      </w:r>
+      <w:r>
+        <w:rPr>
+          <w:rFonts w:hint="eastAsia"/>
+        </w:rPr>
+        <w:t xml:space="preserve">The likelihood-ratio test statistic is </w:t>
+      </w:r>
+      <m:oMath>
+        <m:r>
+          <w:rPr>
+            <w:rFonts w:ascii="Cambria Math" w:hAnsi="Cambria Math"/>
+          </w:rPr>
+          <m:t>13.698</m:t>
+        </m:r>
+      </m:oMath>
+      <w:r>
+        <w:rPr>
+          <w:rFonts w:hint="eastAsia"/>
+        </w:rPr>
+        <w:t xml:space="preserve">, which follows chi-square distribution with </w:t>
+      </w:r>
+      <m:oMath>
+        <m:r>
+          <w:rPr>
+            <w:rFonts w:ascii="Cambria Math" w:hAnsi="Cambria Math"/>
+          </w:rPr>
+          <m:t>df=3</m:t>
+        </m:r>
+      </m:oMath>
+      <w:r>
+        <w:rPr>
+          <w:rFonts w:hint="eastAsia"/>
+        </w:rPr>
+        <w:t>.</w:t>
+      </w:r>
+    </w:p>
+    <w:p>
+      <w:pPr>
+        <w:tabs>
+          <w:tab w:val="left" w:pos="4968"/>
+        </w:tabs>
+        <w:spacing w:line="360" w:lineRule="auto"/>
+      </w:pPr>
+      <w:r>
+        <w:rPr>
+          <w:rFonts w:hint="eastAsia"/>
+        </w:rPr>
+        <w:t xml:space="preserve">(c) </w:t>
+      </w:r>
+      <m:oMath>
+        <m:r>
+          <m:rPr>
+            <m:sty m:val="p"/>
+          </m:rPr>
+          <w:rPr>
+            <w:rFonts w:ascii="Cambria Math" w:hAnsi="Cambria Math"/>
+          </w:rPr>
+          <m:t>logit</m:t>
+        </m:r>
+        <m:d>
+          <m:dPr>
+            <m:begChr m:val="["/>
+            <m:endChr m:val="]"/>
+            <m:ctrlPr>
+              <w:rPr>
+                <w:rFonts w:ascii="Cambria Math" w:hAnsi="Cambria Math"/>
+                <w:i/>
+              </w:rPr>
+            </m:ctrlPr>
+          </m:dPr>
+          <m:e>
+            <m:acc>
+              <m:accPr>
+                <m:ctrlPr>
+                  <w:rPr>
+                    <w:rFonts w:ascii="Cambria Math" w:hAnsi="Cambria Math"/>
+                    <w:i/>
+                  </w:rPr>
+                </m:ctrlPr>
+              </m:accPr>
+              <m:e>
+                <m:r>
+                  <w:rPr>
+                    <w:rFonts w:ascii="Cambria Math" w:hAnsi="Cambria Math"/>
+                  </w:rPr>
+                  <m:t>P</m:t>
+                </m:r>
+              </m:e>
+            </m:acc>
+            <m:d>
+              <m:dPr>
+                <m:ctrlPr>
+                  <w:rPr>
+                    <w:rFonts w:ascii="Cambria Math" w:hAnsi="Cambria Math"/>
+                    <w:i/>
+                  </w:rPr>
+                </m:ctrlPr>
+              </m:dPr>
+              <m:e>
+                <m:r>
+                  <w:rPr>
+                    <w:rFonts w:ascii="Cambria Math" w:hAnsi="Cambria Math"/>
+                  </w:rPr>
+                  <m:t>Y=1</m:t>
+                </m:r>
+              </m:e>
+            </m:d>
+          </m:e>
+        </m:d>
+        <m:r>
+          <w:rPr>
+            <w:rFonts w:ascii="Cambria Math" w:hAnsi="Cambria Math"/>
+          </w:rPr>
+          <m:t>=2.3635-0.7147×</m:t>
+        </m:r>
+        <m:r>
+          <m:rPr>
+            <m:sty m:val="p"/>
+          </m:rPr>
+          <w:rPr>
+            <w:rFonts w:ascii="Cambria Math" w:hAnsi="Cambria Math"/>
+          </w:rPr>
+          <m:t>color</m:t>
+        </m:r>
+      </m:oMath>
+      <w:r>
+        <w:rPr>
+          <w:rFonts w:hint="eastAsia"/>
+        </w:rPr>
+        <w:t>.</w:t>
+      </w:r>
+      <w:r>
+        <w:tab/>
+      </w:r>
+      <m:oMath>
+        <m:r>
+          <w:rPr>
+            <w:rFonts w:ascii="Cambria Math" w:hAnsi="Cambria Math"/>
+          </w:rPr>
+          <m:t>z=</m:t>
+        </m:r>
+        <m:f>
+          <m:fPr>
+            <m:ctrlPr>
+              <w:rPr>
+                <w:rFonts w:ascii="Cambria Math" w:hAnsi="Cambria Math"/>
+                <w:i/>
+              </w:rPr>
+            </m:ctrlPr>
+          </m:fPr>
+          <m:num>
+            <m:acc>
+              <m:accPr>
+                <m:ctrlPr>
+                  <w:rPr>
+                    <w:rFonts w:ascii="Cambria Math" w:hAnsi="Cambria Math"/>
+                    <w:i/>
+                  </w:rPr>
+                </m:ctrlPr>
+              </m:accPr>
+              <m:e>
+                <m:r>
+                  <w:rPr>
+                    <w:rFonts w:ascii="Cambria Math" w:hAnsi="Cambria Math"/>
+                  </w:rPr>
+                  <m:t>β</m:t>
+                </m:r>
+              </m:e>
+            </m:acc>
+          </m:num>
+          <m:den>
+            <m:r>
+              <w:rPr>
+                <w:rFonts w:ascii="Cambria Math" w:hAnsi="Cambria Math"/>
+              </w:rPr>
+              <m:t>SE</m:t>
+            </m:r>
+          </m:den>
+        </m:f>
+        <m:r>
+          <w:rPr>
+            <w:rFonts w:ascii="Cambria Math" w:hAnsi="Cambria Math"/>
+          </w:rPr>
+          <m:t>=-</m:t>
+        </m:r>
+        <m:f>
+          <m:fPr>
+            <m:ctrlPr>
+              <w:rPr>
+                <w:rFonts w:ascii="Cambria Math" w:hAnsi="Cambria Math"/>
+                <w:i/>
+              </w:rPr>
+            </m:ctrlPr>
+          </m:fPr>
+          <m:num>
+            <m:r>
+              <w:rPr>
+                <w:rFonts w:ascii="Cambria Math" w:hAnsi="Cambria Math"/>
+              </w:rPr>
+              <m:t>0.7147</m:t>
+            </m:r>
+          </m:num>
+          <m:den>
+            <m:r>
+              <w:rPr>
+                <w:rFonts w:ascii="Cambria Math" w:hAnsi="Cambria Math"/>
+              </w:rPr>
+              <m:t>0.2095</m:t>
+            </m:r>
+          </m:den>
+        </m:f>
+        <m:r>
+          <w:rPr>
+            <w:rFonts w:ascii="Cambria Math" w:hAnsi="Cambria Math"/>
+          </w:rPr>
+          <m:t>=-3.412</m:t>
+        </m:r>
+      </m:oMath>
+      <w:r>
+        <w:rPr>
+          <w:rFonts w:hint="eastAsia"/>
+        </w:rPr>
+        <w:t xml:space="preserve">, the p-value is equal to </w:t>
+      </w:r>
+      <m:oMath>
+        <m:r>
+          <w:rPr>
+            <w:rFonts w:ascii="Cambria Math" w:hAnsi="Cambria Math" w:hint="eastAsia"/>
+          </w:rPr>
+          <m:t>0.000645</m:t>
+        </m:r>
+        <m:r>
+          <w:rPr>
+            <w:rFonts w:ascii="Cambria Math" w:hAnsi="Cambria Math"/>
+          </w:rPr>
+          <m:t>&lt;0.05</m:t>
+        </m:r>
+      </m:oMath>
+      <w:r>
+        <w:rPr>
+          <w:rFonts w:hint="eastAsia"/>
+        </w:rPr>
+        <w:t>.</w:t>
+      </w:r>
+    </w:p>
+    <w:p>
+      <w:pPr>
+        <w:tabs>
+          <w:tab w:val="left" w:pos="4968"/>
+        </w:tabs>
+        <w:spacing w:line="360" w:lineRule="auto"/>
+      </w:pPr>
+      <w:r>
+        <w:rPr>
+          <w:rFonts w:hint="eastAsia"/>
+        </w:rPr>
+        <w:t xml:space="preserve">(d) </w:t>
+      </w:r>
+    </w:p>
+    <w:p>
+      <w:pPr>
+        <w:tabs>
+          <w:tab w:val="left" w:pos="4968"/>
+        </w:tabs>
+        <w:spacing w:line="360" w:lineRule="auto"/>
+      </w:pPr>
+      <w:r>
+        <w:rPr>
+          <w:rFonts w:hint="eastAsia"/>
+        </w:rPr>
+        <w:t xml:space="preserve">(e) </w:t>
       </w:r>
     </w:p>
     <w:p>
       <w:pPr>
         <w:spacing w:line="360" w:lineRule="auto"/>
       </w:pPr>
+      <w:r>
+        <w:rPr>
+          <w:rFonts w:hint="eastAsia"/>
+        </w:rPr>
+        <w:t>4.</w:t>
+      </w:r>
+      <w:r>
+        <w:t>17</w:t>
+      </w:r>
+    </w:p>
+    <w:p>
+      <w:pPr>
+        <w:spacing w:line="360" w:lineRule="auto"/>
+      </w:pPr>
+      <w:r>
+        <w:rPr>
+          <w:rFonts w:hint="eastAsia"/>
+        </w:rPr>
+        <w:t xml:space="preserve">(a) </w:t>
+      </w:r>
+    </w:p>
+    <w:p>
+      <w:pPr>
+        <w:spacing w:line="360" w:lineRule="auto"/>
+        <w:rPr>
+          <w:rFonts w:hint="eastAsia"/>
+        </w:rPr>
+      </w:pPr>
+      <w:r>
+        <w:rPr>
+          <w:rFonts w:hint="eastAsia"/>
+        </w:rPr>
+        <w:t xml:space="preserve">(b) In the table 4.11, (1) the coefficient of smoking is positive, which represents </w:t>
+      </w:r>
+    </w:p>
+    <w:p>
+      <w:pPr>
+        <w:spacing w:line="360" w:lineRule="auto"/>
+      </w:pPr>
+      <w:r>
+        <w:rPr>
+          <w:rFonts w:hint="eastAsia"/>
+        </w:rPr>
+        <w:t>4.</w:t>
+      </w:r>
+      <w:r>
+        <w:t>19</w:t>
+      </w:r>
+    </w:p>
+    <w:p>
+      <w:pPr>
+        <w:spacing w:line="360" w:lineRule="auto"/>
+      </w:pPr>
+      <w:r>
+        <w:rPr>
+          <w:rFonts w:hint="eastAsia"/>
+        </w:rPr>
+        <w:t xml:space="preserve">(a) </w:t>
+      </w:r>
+    </w:p>
+    <w:p>
+      <w:pPr>
+        <w:spacing w:line="360" w:lineRule="auto"/>
+        <w:rPr>
+          <w:rFonts w:hint="eastAsia"/>
+        </w:rPr>
+      </w:pPr>
+      <w:r>
+        <w:rPr>
+          <w:rFonts w:hint="eastAsia"/>
+        </w:rPr>
+        <w:t xml:space="preserve">(b) </w:t>
+      </w:r>
     </w:p>
     <w:p>
       <w:pPr>

--- a/NCKU/碩一下/Categorical data analysis/homework solution/Chapter 4.docx
+++ b/NCKU/碩一下/Categorical data analysis/homework solution/Chapter 4.docx
@@ -86,14 +86,10 @@
     <w:p>
       <w:pPr>
         <w:spacing w:line="360" w:lineRule="auto"/>
-        <w:rPr>
-          <w:color w:val="FF0000"/>
-        </w:rPr>
       </w:pPr>
       <w:r>
         <w:rPr>
           <w:rFonts w:hint="eastAsia"/>
-          <w:color w:val="FF0000"/>
         </w:rPr>
         <w:t xml:space="preserve">(a) The estimated logistic regression model is: </w:t>
       </w:r>
@@ -104,7 +100,6 @@
           </m:rPr>
           <w:rPr>
             <w:rFonts w:ascii="Cambria Math" w:hAnsi="Cambria Math"/>
-            <w:color w:val="FF0000"/>
           </w:rPr>
           <m:t>logit</m:t>
         </m:r>
@@ -116,7 +111,6 @@
               <w:rPr>
                 <w:rFonts w:ascii="Cambria Math" w:hAnsi="Cambria Math"/>
                 <w:i/>
-                <w:color w:val="FF0000"/>
               </w:rPr>
             </m:ctrlPr>
           </m:dPr>
@@ -127,7 +121,6 @@
                   <w:rPr>
                     <w:rFonts w:ascii="Cambria Math" w:hAnsi="Cambria Math"/>
                     <w:i/>
-                    <w:color w:val="FF0000"/>
                   </w:rPr>
                 </m:ctrlPr>
               </m:accPr>
@@ -135,7 +128,6 @@
                 <m:r>
                   <w:rPr>
                     <w:rFonts w:ascii="Cambria Math" w:hAnsi="Cambria Math"/>
-                    <w:color w:val="FF0000"/>
                   </w:rPr>
                   <m:t>P</m:t>
                 </m:r>
@@ -147,7 +139,6 @@
                   <w:rPr>
                     <w:rFonts w:ascii="Cambria Math" w:hAnsi="Cambria Math"/>
                     <w:i/>
-                    <w:color w:val="FF0000"/>
                   </w:rPr>
                 </m:ctrlPr>
               </m:dPr>
@@ -155,7 +146,6 @@
                 <m:r>
                   <w:rPr>
                     <w:rFonts w:ascii="Cambria Math" w:hAnsi="Cambria Math"/>
-                    <w:color w:val="FF0000"/>
                   </w:rPr>
                   <m:t>Y=1</m:t>
                 </m:r>
@@ -166,7 +156,6 @@
         <m:r>
           <w:rPr>
             <w:rFonts w:ascii="Cambria Math" w:hAnsi="Cambria Math"/>
-            <w:color w:val="FF0000"/>
           </w:rPr>
           <m:t>=-3.777+0.1449×LI</m:t>
         </m:r>
@@ -175,21 +164,18 @@
         <w:rPr>
           <w:rFonts w:hint="eastAsia"/>
           <w:iCs/>
-          <w:color w:val="FF0000"/>
         </w:rPr>
         <w:t xml:space="preserve">. </w:t>
       </w:r>
       <w:r>
         <w:rPr>
           <w:iCs/>
-          <w:color w:val="FF0000"/>
         </w:rPr>
         <w:t>The median effective level</w:t>
       </w:r>
       <w:r>
         <w:rPr>
           <w:rFonts w:hint="eastAsia"/>
-          <w:color w:val="FF0000"/>
         </w:rPr>
         <w:t xml:space="preserve">, at which </w:t>
       </w:r>
@@ -200,7 +186,6 @@
               <w:rPr>
                 <w:rFonts w:ascii="Cambria Math" w:hAnsi="Cambria Math"/>
                 <w:i/>
-                <w:color w:val="FF0000"/>
               </w:rPr>
             </m:ctrlPr>
           </m:accPr>
@@ -208,7 +193,6 @@
             <m:r>
               <w:rPr>
                 <w:rFonts w:ascii="Cambria Math" w:hAnsi="Cambria Math"/>
-                <w:color w:val="FF0000"/>
               </w:rPr>
               <m:t>P</m:t>
             </m:r>
@@ -220,7 +204,6 @@
               <w:rPr>
                 <w:rFonts w:ascii="Cambria Math" w:hAnsi="Cambria Math"/>
                 <w:i/>
-                <w:color w:val="FF0000"/>
               </w:rPr>
             </m:ctrlPr>
           </m:dPr>
@@ -228,7 +211,6 @@
             <m:r>
               <w:rPr>
                 <w:rFonts w:ascii="Cambria Math" w:hAnsi="Cambria Math"/>
-                <w:color w:val="FF0000"/>
               </w:rPr>
               <m:t>Y=1</m:t>
             </m:r>
@@ -237,7 +219,6 @@
         <m:r>
           <w:rPr>
             <w:rFonts w:ascii="Cambria Math" w:hAnsi="Cambria Math"/>
-            <w:color w:val="FF0000"/>
           </w:rPr>
           <m:t>=0.50</m:t>
         </m:r>
@@ -245,7 +226,6 @@
       <w:r>
         <w:rPr>
           <w:rFonts w:hint="eastAsia"/>
-          <w:color w:val="FF0000"/>
         </w:rPr>
         <w:t xml:space="preserve"> is at </w:t>
       </w:r>
@@ -253,7 +233,6 @@
         <m:r>
           <w:rPr>
             <w:rFonts w:ascii="Cambria Math" w:hAnsi="Cambria Math"/>
-            <w:color w:val="FF0000"/>
           </w:rPr>
           <m:t>-</m:t>
         </m:r>
@@ -263,7 +242,6 @@
               <w:rPr>
                 <w:rFonts w:ascii="Cambria Math" w:hAnsi="Cambria Math"/>
                 <w:i/>
-                <w:color w:val="FF0000"/>
               </w:rPr>
             </m:ctrlPr>
           </m:fPr>
@@ -274,7 +252,6 @@
                   <w:rPr>
                     <w:rFonts w:ascii="Cambria Math" w:hAnsi="Cambria Math"/>
                     <w:i/>
-                    <w:color w:val="FF0000"/>
                   </w:rPr>
                 </m:ctrlPr>
               </m:accPr>
@@ -282,7 +259,6 @@
                 <m:r>
                   <w:rPr>
                     <w:rFonts w:ascii="Cambria Math" w:hAnsi="Cambria Math"/>
-                    <w:color w:val="FF0000"/>
                   </w:rPr>
                   <m:t>α</m:t>
                 </m:r>
@@ -296,7 +272,6 @@
                   <w:rPr>
                     <w:rFonts w:ascii="Cambria Math" w:hAnsi="Cambria Math"/>
                     <w:i/>
-                    <w:color w:val="FF0000"/>
                   </w:rPr>
                 </m:ctrlPr>
               </m:accPr>
@@ -304,7 +279,6 @@
                 <m:r>
                   <w:rPr>
                     <w:rFonts w:ascii="Cambria Math" w:hAnsi="Cambria Math"/>
-                    <w:color w:val="FF0000"/>
                   </w:rPr>
                   <m:t>β</m:t>
                 </m:r>
@@ -315,7 +289,6 @@
         <m:r>
           <w:rPr>
             <w:rFonts w:ascii="Cambria Math" w:hAnsi="Cambria Math"/>
-            <w:color w:val="FF0000"/>
           </w:rPr>
           <m:t>=</m:t>
         </m:r>
@@ -325,7 +298,6 @@
               <w:rPr>
                 <w:rFonts w:ascii="Cambria Math" w:hAnsi="Cambria Math"/>
                 <w:i/>
-                <w:color w:val="FF0000"/>
               </w:rPr>
             </m:ctrlPr>
           </m:fPr>
@@ -333,7 +305,6 @@
             <m:r>
               <w:rPr>
                 <w:rFonts w:ascii="Cambria Math" w:hAnsi="Cambria Math"/>
-                <w:color w:val="FF0000"/>
               </w:rPr>
               <m:t>3.771</m:t>
             </m:r>
@@ -342,7 +313,6 @@
             <m:r>
               <w:rPr>
                 <w:rFonts w:ascii="Cambria Math" w:hAnsi="Cambria Math"/>
-                <w:color w:val="FF0000"/>
               </w:rPr>
               <m:t>0.1449</m:t>
             </m:r>
@@ -351,7 +321,6 @@
         <m:r>
           <w:rPr>
             <w:rFonts w:ascii="Cambria Math" w:hAnsi="Cambria Math"/>
-            <w:color w:val="FF0000"/>
           </w:rPr>
           <m:t>≈26</m:t>
         </m:r>
@@ -359,7 +328,6 @@
       <w:r>
         <w:rPr>
           <w:rFonts w:hint="eastAsia"/>
-          <w:color w:val="FF0000"/>
         </w:rPr>
         <w:t>.</w:t>
       </w:r>
@@ -369,14 +337,12 @@
         <w:spacing w:line="360" w:lineRule="auto"/>
         <w:rPr>
           <w:iCs/>
-          <w:color w:val="FF0000"/>
         </w:rPr>
       </w:pPr>
       <w:r>
         <w:rPr>
           <w:rFonts w:hint="eastAsia"/>
           <w:iCs/>
-          <w:color w:val="FF0000"/>
         </w:rPr>
         <w:t xml:space="preserve">(b) Since </w:t>
       </w:r>
@@ -388,7 +354,6 @@
                 <w:rFonts w:ascii="Cambria Math" w:hAnsi="Cambria Math"/>
                 <w:i/>
                 <w:iCs/>
-                <w:color w:val="FF0000"/>
               </w:rPr>
             </m:ctrlPr>
           </m:accPr>
@@ -396,7 +361,6 @@
             <m:r>
               <w:rPr>
                 <w:rFonts w:ascii="Cambria Math" w:hAnsi="Cambria Math"/>
-                <w:color w:val="FF0000"/>
               </w:rPr>
               <m:t>β</m:t>
             </m:r>
@@ -405,7 +369,6 @@
         <m:r>
           <w:rPr>
             <w:rFonts w:ascii="Cambria Math" w:hAnsi="Cambria Math"/>
-            <w:color w:val="FF0000"/>
           </w:rPr>
           <m:t>=0.1449</m:t>
         </m:r>
@@ -414,7 +377,6 @@
         <w:rPr>
           <w:rFonts w:hint="eastAsia"/>
           <w:iCs/>
-          <w:color w:val="FF0000"/>
         </w:rPr>
         <w:t xml:space="preserve">, </w:t>
       </w:r>
@@ -426,7 +388,6 @@
                 <w:rFonts w:ascii="Cambria Math" w:hAnsi="Cambria Math"/>
                 <w:i/>
                 <w:iCs/>
-                <w:color w:val="FF0000"/>
               </w:rPr>
             </m:ctrlPr>
           </m:sSupPr>
@@ -434,7 +395,6 @@
             <m:r>
               <w:rPr>
                 <w:rFonts w:ascii="Cambria Math" w:hAnsi="Cambria Math"/>
-                <w:color w:val="FF0000"/>
               </w:rPr>
               <m:t>e</m:t>
             </m:r>
@@ -447,7 +407,6 @@
                     <w:rFonts w:ascii="Cambria Math" w:hAnsi="Cambria Math"/>
                     <w:i/>
                     <w:iCs/>
-                    <w:color w:val="FF0000"/>
                   </w:rPr>
                 </m:ctrlPr>
               </m:accPr>
@@ -455,7 +414,6 @@
                 <m:r>
                   <w:rPr>
                     <w:rFonts w:ascii="Cambria Math" w:hAnsi="Cambria Math"/>
-                    <w:color w:val="FF0000"/>
                   </w:rPr>
                   <m:t>β</m:t>
                 </m:r>
@@ -466,7 +424,6 @@
         <m:r>
           <w:rPr>
             <w:rFonts w:ascii="Cambria Math" w:hAnsi="Cambria Math"/>
-            <w:color w:val="FF0000"/>
           </w:rPr>
           <m:t>=</m:t>
         </m:r>
@@ -477,7 +434,6 @@
                 <w:rFonts w:ascii="Cambria Math" w:hAnsi="Cambria Math"/>
                 <w:i/>
                 <w:iCs/>
-                <w:color w:val="FF0000"/>
               </w:rPr>
             </m:ctrlPr>
           </m:sSupPr>
@@ -485,7 +441,6 @@
             <m:r>
               <w:rPr>
                 <w:rFonts w:ascii="Cambria Math" w:hAnsi="Cambria Math"/>
-                <w:color w:val="FF0000"/>
               </w:rPr>
               <m:t>e</m:t>
             </m:r>
@@ -494,7 +449,6 @@
             <m:r>
               <w:rPr>
                 <w:rFonts w:ascii="Cambria Math" w:hAnsi="Cambria Math"/>
-                <w:color w:val="FF0000"/>
               </w:rPr>
               <m:t>0.1449</m:t>
             </m:r>
@@ -503,7 +457,6 @@
         <m:r>
           <w:rPr>
             <w:rFonts w:ascii="Cambria Math" w:hAnsi="Cambria Math"/>
-            <w:color w:val="FF0000"/>
           </w:rPr>
           <m:t>≈1.16</m:t>
         </m:r>
@@ -512,14 +465,12 @@
         <w:rPr>
           <w:rFonts w:hint="eastAsia"/>
           <w:iCs/>
-          <w:color w:val="FF0000"/>
         </w:rPr>
         <w:t>. Thus, w</w:t>
       </w:r>
       <w:r>
         <w:rPr>
           <w:iCs/>
-          <w:color w:val="FF0000"/>
         </w:rPr>
         <w:t xml:space="preserve">hen </w:t>
       </w:r>
@@ -527,7 +478,6 @@
         <m:r>
           <w:rPr>
             <w:rFonts w:ascii="Cambria Math" w:hAnsi="Cambria Math"/>
-            <w:color w:val="FF0000"/>
           </w:rPr>
           <m:t>LI</m:t>
         </m:r>
@@ -535,7 +485,6 @@
       <w:r>
         <w:rPr>
           <w:iCs/>
-          <w:color w:val="FF0000"/>
         </w:rPr>
         <w:t xml:space="preserve"> increases by 1, the estimated odds of remission multiply by 1.16.</w:t>
       </w:r>
@@ -558,7 +507,20 @@
         <w:rPr>
           <w:iCs/>
         </w:rPr>
-        <w:t>The</w:t>
+        <w:t>Interquartile</w:t>
+      </w:r>
+      <w:r>
+        <w:rPr>
+          <w:rFonts w:hint="eastAsia"/>
+          <w:iCs/>
+        </w:rPr>
+        <w:t xml:space="preserve"> range: t</w:t>
+      </w:r>
+      <w:r>
+        <w:rPr>
+          <w:iCs/>
+        </w:rPr>
+        <w:t>he</w:t>
       </w:r>
       <w:r>
         <w:rPr>
@@ -695,7 +657,7 @@
           <w:rFonts w:hint="eastAsia"/>
           <w:iCs/>
         </w:rPr>
-        <w:t>3</w:t>
+        <w:t>2</w:t>
       </w:r>
       <w:r>
         <w:rPr>
@@ -728,7 +690,14 @@
           <w:rFonts w:hint="eastAsia"/>
           <w:iCs/>
         </w:rPr>
-        <w:t>5.</w:t>
+        <w:t>6</w:t>
+      </w:r>
+      <w:r>
+        <w:rPr>
+          <w:rFonts w:hint="eastAsia"/>
+          <w:iCs/>
+        </w:rPr>
+        <w:t>.</w:t>
       </w:r>
       <w:r>
         <w:rPr>
@@ -818,7 +787,7 @@
           <w:rFonts w:hint="eastAsia"/>
           <w:iCs/>
         </w:rPr>
-        <w:t>3</w:t>
+        <w:t>15</w:t>
       </w:r>
       <w:r>
         <w:rPr>
@@ -851,7 +820,14 @@
           <w:rFonts w:hint="eastAsia"/>
           <w:iCs/>
         </w:rPr>
-        <w:t>46</w:t>
+        <w:t>4</w:t>
+      </w:r>
+      <w:r>
+        <w:rPr>
+          <w:rFonts w:hint="eastAsia"/>
+          <w:iCs/>
+        </w:rPr>
+        <w:t>97</w:t>
       </w:r>
       <w:r>
         <w:rPr>
@@ -904,41 +880,14 @@
         <w:spacing w:line="360" w:lineRule="auto"/>
         <w:rPr>
           <w:iCs/>
-          <w:color w:val="FF0000"/>
         </w:rPr>
       </w:pPr>
       <w:r>
         <w:rPr>
           <w:rFonts w:hint="eastAsia"/>
           <w:iCs/>
-          <w:color w:val="FF0000"/>
-        </w:rPr>
-        <w:t xml:space="preserve">(d) </w:t>
-      </w:r>
-      <w:r>
-        <w:rPr>
-          <w:rFonts w:hint="eastAsia"/>
-          <w:iCs/>
-          <w:color w:val="FF0000"/>
-        </w:rPr>
-        <w:t xml:space="preserve">When </w:t>
-      </w:r>
-      <m:oMath>
-        <m:r>
-          <w:rPr>
-            <w:rFonts w:ascii="Cambria Math" w:hAnsi="Cambria Math"/>
-            <w:color w:val="FF0000"/>
-          </w:rPr>
-          <m:t>LI=8</m:t>
-        </m:r>
-      </m:oMath>
-      <w:r>
-        <w:rPr>
-          <w:rFonts w:hint="eastAsia"/>
-          <w:iCs/>
-          <w:color w:val="FF0000"/>
-        </w:rPr>
-        <w:t xml:space="preserve">, </w:t>
+        </w:rPr>
+        <w:t xml:space="preserve">Range: the minimum and maximum for LI are 8 and 38. </w:t>
       </w:r>
       <m:oMath>
         <m:acc>
@@ -947,7 +896,6 @@
               <w:rPr>
                 <w:rFonts w:ascii="Cambria Math" w:hAnsi="Cambria Math"/>
                 <w:i/>
-                <w:color w:val="FF0000"/>
               </w:rPr>
             </m:ctrlPr>
           </m:accPr>
@@ -955,7 +903,6 @@
             <m:r>
               <w:rPr>
                 <w:rFonts w:ascii="Cambria Math" w:hAnsi="Cambria Math"/>
-                <w:color w:val="FF0000"/>
               </w:rPr>
               <m:t>P</m:t>
             </m:r>
@@ -967,7 +914,6 @@
               <w:rPr>
                 <w:rFonts w:ascii="Cambria Math" w:hAnsi="Cambria Math"/>
                 <w:i/>
-                <w:color w:val="FF0000"/>
               </w:rPr>
             </m:ctrlPr>
           </m:dPr>
@@ -975,26 +921,171 @@
             <m:r>
               <w:rPr>
                 <w:rFonts w:ascii="Cambria Math" w:hAnsi="Cambria Math"/>
-                <w:color w:val="FF0000"/>
               </w:rPr>
               <m:t>Y=1</m:t>
             </m:r>
           </m:e>
         </m:d>
-        <m:r>
-          <w:rPr>
-            <w:rFonts w:ascii="Cambria Math" w:hAnsi="Cambria Math"/>
-            <w:color w:val="FF0000"/>
-          </w:rPr>
-          <m:t>=0.068</m:t>
-        </m:r>
-      </m:oMath>
-      <w:r>
-        <w:rPr>
-          <w:rFonts w:hint="eastAsia"/>
-          <w:color w:val="FF0000"/>
-        </w:rPr>
-        <w:t xml:space="preserve">. Thus, the rate of change in </w:t>
+      </m:oMath>
+      <w:r>
+        <w:rPr>
+          <w:rFonts w:hint="eastAsia"/>
+        </w:rPr>
+        <w:t xml:space="preserve"> </w:t>
+      </w:r>
+      <w:r>
+        <w:rPr>
+          <w:iCs/>
+        </w:rPr>
+        <w:t>increases</w:t>
+      </w:r>
+      <w:r>
+        <w:rPr>
+          <w:rFonts w:hint="eastAsia"/>
+          <w:iCs/>
+        </w:rPr>
+        <w:t xml:space="preserve"> </w:t>
+      </w:r>
+      <w:r>
+        <w:rPr>
+          <w:iCs/>
+        </w:rPr>
+        <w:t>from</w:t>
+      </w:r>
+      <w:r>
+        <w:rPr>
+          <w:rFonts w:hint="eastAsia"/>
+          <w:iCs/>
+        </w:rPr>
+        <w:t xml:space="preserve"> </w:t>
+      </w:r>
+      <w:r>
+        <w:rPr>
+          <w:iCs/>
+        </w:rPr>
+        <w:t>0.</w:t>
+      </w:r>
+      <w:r>
+        <w:rPr>
+          <w:rFonts w:hint="eastAsia"/>
+          <w:iCs/>
+        </w:rPr>
+        <w:t>068</w:t>
+      </w:r>
+      <w:r>
+        <w:rPr>
+          <w:rFonts w:hint="eastAsia"/>
+          <w:iCs/>
+        </w:rPr>
+        <w:t xml:space="preserve"> </w:t>
+      </w:r>
+      <w:r>
+        <w:rPr>
+          <w:iCs/>
+        </w:rPr>
+        <w:t>to</w:t>
+      </w:r>
+      <w:r>
+        <w:rPr>
+          <w:rFonts w:hint="eastAsia"/>
+          <w:iCs/>
+        </w:rPr>
+        <w:t xml:space="preserve"> </w:t>
+      </w:r>
+      <w:r>
+        <w:rPr>
+          <w:iCs/>
+        </w:rPr>
+        <w:t>0.</w:t>
+      </w:r>
+      <w:r>
+        <w:rPr>
+          <w:rFonts w:hint="eastAsia"/>
+          <w:iCs/>
+        </w:rPr>
+        <w:t>849</w:t>
+      </w:r>
+      <w:r>
+        <w:rPr>
+          <w:iCs/>
+        </w:rPr>
+        <w:t>,</w:t>
+      </w:r>
+      <w:r>
+        <w:rPr>
+          <w:rFonts w:hint="eastAsia"/>
+          <w:iCs/>
+        </w:rPr>
+        <w:t xml:space="preserve"> </w:t>
+      </w:r>
+      <w:r>
+        <w:rPr>
+          <w:iCs/>
+        </w:rPr>
+        <w:t>between</w:t>
+      </w:r>
+      <w:r>
+        <w:rPr>
+          <w:rFonts w:hint="eastAsia"/>
+          <w:iCs/>
+        </w:rPr>
+        <w:t xml:space="preserve"> </w:t>
+      </w:r>
+      <w:r>
+        <w:rPr>
+          <w:iCs/>
+        </w:rPr>
+        <w:t>those</w:t>
+      </w:r>
+      <w:r>
+        <w:rPr>
+          <w:rFonts w:hint="eastAsia"/>
+          <w:iCs/>
+        </w:rPr>
+        <w:t xml:space="preserve"> </w:t>
+      </w:r>
+      <w:r>
+        <w:rPr>
+          <w:iCs/>
+        </w:rPr>
+        <w:t>values.</w:t>
+      </w:r>
+    </w:p>
+    <w:p>
+      <w:pPr>
+        <w:spacing w:line="360" w:lineRule="auto"/>
+        <w:rPr>
+          <w:iCs/>
+        </w:rPr>
+      </w:pPr>
+      <w:r>
+        <w:rPr>
+          <w:rFonts w:hint="eastAsia"/>
+          <w:iCs/>
+        </w:rPr>
+        <w:t xml:space="preserve">(d) </w:t>
+      </w:r>
+      <w:r>
+        <w:rPr>
+          <w:rFonts w:hint="eastAsia"/>
+          <w:iCs/>
+        </w:rPr>
+        <w:t xml:space="preserve">When </w:t>
+      </w:r>
+      <m:oMath>
+        <m:r>
+          <w:rPr>
+            <w:rFonts w:ascii="Cambria Math" w:hAnsi="Cambria Math"/>
+          </w:rPr>
+          <m:t>LI=8</m:t>
+        </m:r>
+      </m:oMath>
+      <w:r>
+        <w:rPr>
+          <w:rFonts w:hint="eastAsia"/>
+          <w:iCs/>
+        </w:rPr>
+        <w:t xml:space="preserve">, </w:t>
       </w:r>
       <m:oMath>
         <m:acc>
@@ -1003,7 +1094,6 @@
               <w:rPr>
                 <w:rFonts w:ascii="Cambria Math" w:hAnsi="Cambria Math"/>
                 <w:i/>
-                <w:color w:val="FF0000"/>
               </w:rPr>
             </m:ctrlPr>
           </m:accPr>
@@ -1011,7 +1101,6 @@
             <m:r>
               <w:rPr>
                 <w:rFonts w:ascii="Cambria Math" w:hAnsi="Cambria Math"/>
-                <w:color w:val="FF0000"/>
               </w:rPr>
               <m:t>P</m:t>
             </m:r>
@@ -1023,7 +1112,6 @@
               <w:rPr>
                 <w:rFonts w:ascii="Cambria Math" w:hAnsi="Cambria Math"/>
                 <w:i/>
-                <w:color w:val="FF0000"/>
               </w:rPr>
             </m:ctrlPr>
           </m:dPr>
@@ -1031,42 +1119,23 @@
             <m:r>
               <w:rPr>
                 <w:rFonts w:ascii="Cambria Math" w:hAnsi="Cambria Math"/>
-                <w:color w:val="FF0000"/>
               </w:rPr>
               <m:t>Y=1</m:t>
             </m:r>
           </m:e>
         </m:d>
-      </m:oMath>
-      <w:r>
-        <w:rPr>
-          <w:rFonts w:hint="eastAsia"/>
-          <w:color w:val="FF0000"/>
-        </w:rPr>
-        <w:t xml:space="preserve"> </w:t>
-      </w:r>
-      <w:r>
-        <w:rPr>
-          <w:color w:val="FF0000"/>
-        </w:rPr>
-        <w:t xml:space="preserve">when </w:t>
-      </w:r>
-      <m:oMath>
-        <m:r>
-          <w:rPr>
-            <w:rFonts w:ascii="Cambria Math" w:hAnsi="Cambria Math"/>
-            <w:color w:val="FF0000"/>
-          </w:rPr>
-          <m:t>LI=8</m:t>
-        </m:r>
-      </m:oMath>
-      <w:r>
-        <w:rPr>
-          <w:rFonts w:hint="eastAsia"/>
-          <w:iCs/>
-          <w:color w:val="FF0000"/>
-        </w:rPr>
-        <w:t xml:space="preserve"> is </w:t>
+        <m:r>
+          <w:rPr>
+            <w:rFonts w:ascii="Cambria Math" w:hAnsi="Cambria Math"/>
+          </w:rPr>
+          <m:t>=0.068</m:t>
+        </m:r>
+      </m:oMath>
+      <w:r>
+        <w:rPr>
+          <w:rFonts w:hint="eastAsia"/>
+        </w:rPr>
+        <w:t xml:space="preserve">. Thus, the rate of change in </w:t>
       </w:r>
       <m:oMath>
         <m:acc>
@@ -1075,8 +1144,6 @@
               <w:rPr>
                 <w:rFonts w:ascii="Cambria Math" w:hAnsi="Cambria Math"/>
                 <w:i/>
-                <w:iCs/>
-                <w:color w:val="FF0000"/>
               </w:rPr>
             </m:ctrlPr>
           </m:accPr>
@@ -1084,7 +1151,69 @@
             <m:r>
               <w:rPr>
                 <w:rFonts w:ascii="Cambria Math" w:hAnsi="Cambria Math"/>
-                <w:color w:val="FF0000"/>
+              </w:rPr>
+              <m:t>P</m:t>
+            </m:r>
+          </m:e>
+        </m:acc>
+        <m:d>
+          <m:dPr>
+            <m:ctrlPr>
+              <w:rPr>
+                <w:rFonts w:ascii="Cambria Math" w:hAnsi="Cambria Math"/>
+                <w:i/>
+              </w:rPr>
+            </m:ctrlPr>
+          </m:dPr>
+          <m:e>
+            <m:r>
+              <w:rPr>
+                <w:rFonts w:ascii="Cambria Math" w:hAnsi="Cambria Math"/>
+              </w:rPr>
+              <m:t>Y=1</m:t>
+            </m:r>
+          </m:e>
+        </m:d>
+      </m:oMath>
+      <w:r>
+        <w:rPr>
+          <w:rFonts w:hint="eastAsia"/>
+        </w:rPr>
+        <w:t xml:space="preserve"> </w:t>
+      </w:r>
+      <w:r>
+        <w:t xml:space="preserve">when </w:t>
+      </w:r>
+      <m:oMath>
+        <m:r>
+          <w:rPr>
+            <w:rFonts w:ascii="Cambria Math" w:hAnsi="Cambria Math"/>
+          </w:rPr>
+          <m:t>LI=8</m:t>
+        </m:r>
+      </m:oMath>
+      <w:r>
+        <w:rPr>
+          <w:rFonts w:hint="eastAsia"/>
+          <w:iCs/>
+        </w:rPr>
+        <w:t xml:space="preserve"> is </w:t>
+      </w:r>
+      <m:oMath>
+        <m:acc>
+          <m:accPr>
+            <m:ctrlPr>
+              <w:rPr>
+                <w:rFonts w:ascii="Cambria Math" w:hAnsi="Cambria Math"/>
+                <w:i/>
+                <w:iCs/>
+              </w:rPr>
+            </m:ctrlPr>
+          </m:accPr>
+          <m:e>
+            <m:r>
+              <w:rPr>
+                <w:rFonts w:ascii="Cambria Math" w:hAnsi="Cambria Math"/>
               </w:rPr>
               <m:t>β</m:t>
             </m:r>
@@ -1096,7 +1225,6 @@
               <w:rPr>
                 <w:rFonts w:ascii="Cambria Math" w:hAnsi="Cambria Math"/>
                 <w:i/>
-                <w:color w:val="FF0000"/>
               </w:rPr>
             </m:ctrlPr>
           </m:accPr>
@@ -1104,7 +1232,6 @@
             <m:r>
               <w:rPr>
                 <w:rFonts w:ascii="Cambria Math" w:hAnsi="Cambria Math"/>
-                <w:color w:val="FF0000"/>
               </w:rPr>
               <m:t>P</m:t>
             </m:r>
@@ -1116,7 +1243,6 @@
               <w:rPr>
                 <w:rFonts w:ascii="Cambria Math" w:hAnsi="Cambria Math"/>
                 <w:i/>
-                <w:color w:val="FF0000"/>
               </w:rPr>
             </m:ctrlPr>
           </m:dPr>
@@ -1124,7 +1250,6 @@
             <m:r>
               <w:rPr>
                 <w:rFonts w:ascii="Cambria Math" w:hAnsi="Cambria Math"/>
-                <w:color w:val="FF0000"/>
               </w:rPr>
               <m:t>Y=1</m:t>
             </m:r>
@@ -1138,7 +1263,6 @@
               <w:rPr>
                 <w:rFonts w:ascii="Cambria Math" w:hAnsi="Cambria Math"/>
                 <w:i/>
-                <w:color w:val="FF0000"/>
               </w:rPr>
             </m:ctrlPr>
           </m:dPr>
@@ -1146,7 +1270,6 @@
             <m:r>
               <w:rPr>
                 <w:rFonts w:ascii="Cambria Math" w:hAnsi="Cambria Math"/>
-                <w:color w:val="FF0000"/>
               </w:rPr>
               <m:t>1-</m:t>
             </m:r>
@@ -1156,7 +1279,6 @@
                   <w:rPr>
                     <w:rFonts w:ascii="Cambria Math" w:hAnsi="Cambria Math"/>
                     <w:i/>
-                    <w:color w:val="FF0000"/>
                   </w:rPr>
                 </m:ctrlPr>
               </m:accPr>
@@ -1164,7 +1286,6 @@
                 <m:r>
                   <w:rPr>
                     <w:rFonts w:ascii="Cambria Math" w:hAnsi="Cambria Math"/>
-                    <w:color w:val="FF0000"/>
                   </w:rPr>
                   <m:t>P</m:t>
                 </m:r>
@@ -1176,7 +1297,6 @@
                   <w:rPr>
                     <w:rFonts w:ascii="Cambria Math" w:hAnsi="Cambria Math"/>
                     <w:i/>
-                    <w:color w:val="FF0000"/>
                   </w:rPr>
                 </m:ctrlPr>
               </m:dPr>
@@ -1184,7 +1304,6 @@
                 <m:r>
                   <w:rPr>
                     <w:rFonts w:ascii="Cambria Math" w:hAnsi="Cambria Math"/>
-                    <w:color w:val="FF0000"/>
                   </w:rPr>
                   <m:t>Y=1</m:t>
                 </m:r>
@@ -1195,7 +1314,6 @@
         <m:r>
           <w:rPr>
             <w:rFonts w:ascii="Cambria Math" w:hAnsi="Cambria Math"/>
-            <w:color w:val="FF0000"/>
           </w:rPr>
           <m:t>=0.14486(0.068)(0.932)=0.009177≈0.009</m:t>
         </m:r>
@@ -1203,46 +1321,6 @@
       <w:r>
         <w:rPr>
           <w:rFonts w:hint="eastAsia"/>
-          <w:color w:val="FF0000"/>
-        </w:rPr>
-        <w:t>.</w:t>
-      </w:r>
-    </w:p>
-    <w:p>
-      <w:pPr>
-        <w:spacing w:line="360" w:lineRule="auto"/>
-        <w:rPr>
-          <w:iCs/>
-        </w:rPr>
-      </w:pPr>
-      <w:r>
-        <w:rPr>
-          <w:rFonts w:hint="eastAsia"/>
-          <w:iCs/>
-        </w:rPr>
-        <w:t xml:space="preserve">(e) </w:t>
-      </w:r>
-      <m:oMath>
-        <m:r>
-          <m:rPr>
-            <m:sty m:val="p"/>
-          </m:rPr>
-          <w:rPr>
-            <w:rFonts w:ascii="Cambria Math" w:hAnsi="Cambria Math" w:hint="eastAsia"/>
-          </w:rPr>
-          <m:t>Average marginal effect</m:t>
-        </m:r>
-        <m:r>
-          <w:rPr>
-            <w:rFonts w:ascii="Cambria Math" w:hAnsi="Cambria Math"/>
-          </w:rPr>
-          <m:t>=0.0226</m:t>
-        </m:r>
-      </m:oMath>
-      <w:r>
-        <w:rPr>
-          <w:rFonts w:hint="eastAsia"/>
-          <w:iCs/>
         </w:rPr>
         <w:t>.</w:t>
       </w:r>
@@ -1254,10 +1332,86 @@
       <w:r>
         <w:rPr>
           <w:rFonts w:hint="eastAsia"/>
+          <w:iCs/>
+        </w:rPr>
+        <w:t xml:space="preserve">(e) </w:t>
+      </w:r>
+      <m:oMath>
+        <m:r>
+          <m:rPr>
+            <m:sty m:val="p"/>
+          </m:rPr>
+          <w:rPr>
+            <w:rFonts w:ascii="Cambria Math" w:hAnsi="Cambria Math" w:hint="eastAsia"/>
+          </w:rPr>
+          <m:t>Average marginal effect</m:t>
+        </m:r>
+        <m:r>
+          <w:rPr>
+            <w:rFonts w:ascii="Cambria Math" w:hAnsi="Cambria Math"/>
+          </w:rPr>
+          <m:t>=0.0226</m:t>
+        </m:r>
+      </m:oMath>
+      <w:r>
+        <w:rPr>
+          <w:rFonts w:hint="eastAsia"/>
+          <w:iCs/>
+        </w:rPr>
+        <w:t xml:space="preserve">, which means that </w:t>
+      </w:r>
+      <w:r>
+        <w:t>the average rate of change is 0.0</w:t>
+      </w:r>
+      <w:r>
+        <w:rPr>
+          <w:rFonts w:hint="eastAsia"/>
+        </w:rPr>
+        <w:t>226</w:t>
+      </w:r>
+      <w:r>
+        <w:t xml:space="preserve"> in the estimated probability of a cancer patient achiev</w:t>
+      </w:r>
+      <w:r>
+        <w:rPr>
+          <w:rFonts w:hint="eastAsia"/>
+        </w:rPr>
+        <w:t>ing</w:t>
+      </w:r>
+      <w:r>
+        <w:t xml:space="preserve"> remission per 1-cm increase in labeling</w:t>
+      </w:r>
+      <w:r>
+        <w:rPr>
+          <w:rFonts w:hint="eastAsia"/>
+        </w:rPr>
+        <w:t xml:space="preserve"> </w:t>
+      </w:r>
+      <w:r>
+        <w:t>index.</w:t>
+      </w:r>
+    </w:p>
+    <w:p>
+      <w:pPr>
+        <w:spacing w:line="360" w:lineRule="auto"/>
+        <w:rPr>
+          <w:b/>
+          <w:bCs/>
+        </w:rPr>
+      </w:pPr>
+      <w:r>
+        <w:rPr>
+          <w:rFonts w:hint="eastAsia"/>
+          <w:b/>
+          <w:bCs/>
         </w:rPr>
         <w:t>4.</w:t>
       </w:r>
       <w:r>
+        <w:rPr>
+          <w:b/>
+          <w:bCs/>
+        </w:rPr>
         <w:t>3</w:t>
       </w:r>
     </w:p>
@@ -1265,6 +1419,276 @@
       <w:pPr>
         <w:spacing w:line="360" w:lineRule="auto"/>
       </w:pPr>
+      <w:r>
+        <w:t>ML</w:t>
+      </w:r>
+      <w:r>
+        <w:rPr>
+          <w:rFonts w:hint="eastAsia"/>
+        </w:rPr>
+        <w:t xml:space="preserve"> </w:t>
+      </w:r>
+      <w:r>
+        <w:t>estimates</w:t>
+      </w:r>
+      <w:r>
+        <w:rPr>
+          <w:rFonts w:hint="eastAsia"/>
+        </w:rPr>
+        <w:t xml:space="preserve"> </w:t>
+      </w:r>
+      <w:r>
+        <w:t>are</w:t>
+      </w:r>
+      <w:r>
+        <w:rPr>
+          <w:rFonts w:hint="eastAsia"/>
+        </w:rPr>
+        <w:t xml:space="preserve"> </w:t>
+      </w:r>
+      <w:r>
+        <w:t>the</w:t>
+      </w:r>
+      <w:r>
+        <w:rPr>
+          <w:rFonts w:hint="eastAsia"/>
+        </w:rPr>
+        <w:t xml:space="preserve"> </w:t>
+      </w:r>
+      <w:r>
+        <w:t>same,</w:t>
+      </w:r>
+      <w:r>
+        <w:rPr>
+          <w:rFonts w:hint="eastAsia"/>
+        </w:rPr>
+        <w:t xml:space="preserve"> </w:t>
+      </w:r>
+      <w:r>
+        <w:t>but</w:t>
+      </w:r>
+      <w:r>
+        <w:rPr>
+          <w:rFonts w:hint="eastAsia"/>
+        </w:rPr>
+        <w:t xml:space="preserve"> </w:t>
+      </w:r>
+      <w:r>
+        <w:t>deviance</w:t>
+      </w:r>
+      <w:r>
+        <w:rPr>
+          <w:rFonts w:hint="eastAsia"/>
+        </w:rPr>
+        <w:t xml:space="preserve"> </w:t>
+      </w:r>
+      <w:r>
+        <w:t>is</w:t>
+      </w:r>
+      <w:r>
+        <w:rPr>
+          <w:rFonts w:hint="eastAsia"/>
+        </w:rPr>
+        <w:t xml:space="preserve"> </w:t>
+      </w:r>
+      <w:r>
+        <w:t>not,</w:t>
+      </w:r>
+      <w:r>
+        <w:rPr>
+          <w:rFonts w:hint="eastAsia"/>
+        </w:rPr>
+        <w:t xml:space="preserve"> </w:t>
+      </w:r>
+      <w:r>
+        <w:t>because</w:t>
+      </w:r>
+      <w:r>
+        <w:rPr>
+          <w:rFonts w:hint="eastAsia"/>
+        </w:rPr>
+        <w:t xml:space="preserve"> </w:t>
+      </w:r>
+      <w:r>
+        <w:t>the</w:t>
+      </w:r>
+      <w:r>
+        <w:rPr>
+          <w:rFonts w:hint="eastAsia"/>
+        </w:rPr>
+        <w:t xml:space="preserve"> </w:t>
+      </w:r>
+      <w:r>
+        <w:t>number</w:t>
+      </w:r>
+      <w:r>
+        <w:rPr>
+          <w:rFonts w:hint="eastAsia"/>
+        </w:rPr>
+        <w:t xml:space="preserve"> </w:t>
+      </w:r>
+      <w:r>
+        <w:t>of</w:t>
+      </w:r>
+      <w:r>
+        <w:rPr>
+          <w:rFonts w:hint="eastAsia"/>
+        </w:rPr>
+        <w:t xml:space="preserve"> </w:t>
+      </w:r>
+      <w:r>
+        <w:t>parameters</w:t>
+      </w:r>
+      <w:r>
+        <w:rPr>
+          <w:rFonts w:hint="eastAsia"/>
+        </w:rPr>
+        <w:t xml:space="preserve"> </w:t>
+      </w:r>
+      <w:r>
+        <w:t>in</w:t>
+      </w:r>
+      <w:r>
+        <w:rPr>
+          <w:rFonts w:hint="eastAsia"/>
+        </w:rPr>
+        <w:t xml:space="preserve"> </w:t>
+      </w:r>
+      <w:r>
+        <w:t>the</w:t>
+      </w:r>
+      <w:r>
+        <w:rPr>
+          <w:rFonts w:hint="eastAsia"/>
+        </w:rPr>
+        <w:t xml:space="preserve"> </w:t>
+      </w:r>
+      <w:r>
+        <w:t>saturated</w:t>
+      </w:r>
+      <w:r>
+        <w:rPr>
+          <w:rFonts w:hint="eastAsia"/>
+        </w:rPr>
+        <w:t xml:space="preserve"> </w:t>
+      </w:r>
+      <w:r>
+        <w:t>model</w:t>
+      </w:r>
+      <w:r>
+        <w:rPr>
+          <w:rFonts w:hint="eastAsia"/>
+        </w:rPr>
+        <w:t xml:space="preserve"> </w:t>
+      </w:r>
+      <w:r>
+        <w:t>is</w:t>
+      </w:r>
+      <w:r>
+        <w:rPr>
+          <w:rFonts w:hint="eastAsia"/>
+        </w:rPr>
+        <w:t xml:space="preserve"> </w:t>
+      </w:r>
+      <w:r>
+        <w:t>27</w:t>
+      </w:r>
+      <w:r>
+        <w:rPr>
+          <w:rFonts w:hint="eastAsia"/>
+        </w:rPr>
+        <w:t xml:space="preserve"> </w:t>
+      </w:r>
+      <w:r>
+        <w:t>for</w:t>
+      </w:r>
+      <w:r>
+        <w:rPr>
+          <w:rFonts w:hint="eastAsia"/>
+        </w:rPr>
+        <w:t xml:space="preserve"> </w:t>
+      </w:r>
+      <w:r>
+        <w:t>ungrouped</w:t>
+      </w:r>
+      <w:r>
+        <w:rPr>
+          <w:rFonts w:hint="eastAsia"/>
+        </w:rPr>
+        <w:t xml:space="preserve"> </w:t>
+      </w:r>
+      <w:r>
+        <w:t>data</w:t>
+      </w:r>
+      <w:r>
+        <w:rPr>
+          <w:rFonts w:hint="eastAsia"/>
+        </w:rPr>
+        <w:t xml:space="preserve"> </w:t>
+      </w:r>
+      <w:r>
+        <w:t>but</w:t>
+      </w:r>
+      <w:r>
+        <w:rPr>
+          <w:rFonts w:hint="eastAsia"/>
+        </w:rPr>
+        <w:t xml:space="preserve"> </w:t>
+      </w:r>
+      <w:r>
+        <w:t>14</w:t>
+      </w:r>
+      <w:r>
+        <w:rPr>
+          <w:rFonts w:hint="eastAsia"/>
+        </w:rPr>
+        <w:t xml:space="preserve"> </w:t>
+      </w:r>
+      <w:r>
+        <w:t>for</w:t>
+      </w:r>
+      <w:r>
+        <w:rPr>
+          <w:rFonts w:hint="eastAsia"/>
+        </w:rPr>
+        <w:t xml:space="preserve"> </w:t>
+      </w:r>
+      <w:r>
+        <w:t>grouped</w:t>
+      </w:r>
+      <w:r>
+        <w:rPr>
+          <w:rFonts w:hint="eastAsia"/>
+        </w:rPr>
+        <w:t xml:space="preserve"> </w:t>
+      </w:r>
+      <w:r>
+        <w:t>data.</w:t>
+      </w:r>
+    </w:p>
+    <w:p>
+      <w:pPr>
+        <w:spacing w:line="360" w:lineRule="auto"/>
+        <w:rPr>
+          <w:b/>
+          <w:bCs/>
+        </w:rPr>
+      </w:pPr>
+      <w:r>
+        <w:rPr>
+          <w:rFonts w:hint="eastAsia"/>
+          <w:b/>
+          <w:bCs/>
+        </w:rPr>
+        <w:t>4.</w:t>
+      </w:r>
+      <w:r>
+        <w:rPr>
+          <w:b/>
+          <w:bCs/>
+        </w:rPr>
+        <w:t>5</w:t>
+      </w:r>
     </w:p>
     <w:p>
       <w:pPr>
@@ -1274,43 +1698,13 @@
         <w:rPr>
           <w:rFonts w:hint="eastAsia"/>
         </w:rPr>
-        <w:t>4.</w:t>
-      </w:r>
-      <w:r>
-        <w:t>5</w:t>
-      </w:r>
-    </w:p>
-    <w:p>
-      <w:pPr>
-        <w:spacing w:line="360" w:lineRule="auto"/>
-      </w:pPr>
-    </w:p>
-    <w:p>
-      <w:pPr>
-        <w:spacing w:line="360" w:lineRule="auto"/>
-      </w:pPr>
-      <w:r>
-        <w:rPr>
-          <w:rFonts w:hint="eastAsia"/>
-        </w:rPr>
-        <w:t>4.</w:t>
-      </w:r>
-      <w:r>
-        <w:t>7</w:t>
-      </w:r>
-    </w:p>
-    <w:p>
-      <w:pPr>
-        <w:spacing w:line="360" w:lineRule="auto"/>
-      </w:pPr>
-      <w:r>
-        <w:rPr>
-          <w:rFonts w:hint="eastAsia"/>
-        </w:rPr>
         <w:t xml:space="preserve">(a) The estimated logistic regression model is: </w:t>
       </w:r>
       <m:oMath>
         <m:r>
+          <m:rPr>
+            <m:sty m:val="p"/>
+          </m:rPr>
           <w:rPr>
             <w:rFonts w:ascii="Cambria Math" w:hAnsi="Cambria Math"/>
           </w:rPr>
@@ -1370,134 +1764,117 @@
           <w:rPr>
             <w:rFonts w:ascii="Cambria Math" w:hAnsi="Cambria Math"/>
           </w:rPr>
-          <m:t>=-0.573+0.004x</m:t>
-        </m:r>
-      </m:oMath>
-      <w:r>
-        <w:rPr>
-          <w:rFonts w:hint="eastAsia"/>
-        </w:rPr>
-        <w:t xml:space="preserve">. </w:t>
-      </w:r>
-      <m:oMath>
-        <m:r>
-          <w:rPr>
-            <w:rFonts w:ascii="Cambria Math" w:hAnsi="Cambria Math"/>
-          </w:rPr>
-          <m:t>z=</m:t>
-        </m:r>
-        <m:f>
-          <m:fPr>
+          <m:t>=15.043-0.232x</m:t>
+        </m:r>
+      </m:oMath>
+      <w:r>
+        <w:rPr>
+          <w:rFonts w:hint="eastAsia"/>
+        </w:rPr>
+        <w:t>.</w:t>
+      </w:r>
+      <w:r>
+        <w:rPr>
+          <w:rFonts w:hint="eastAsia"/>
+        </w:rPr>
+        <w:t xml:space="preserve"> </w:t>
+      </w:r>
+      <w:r>
+        <w:rPr>
+          <w:rFonts w:hint="eastAsia"/>
+          <w:iCs/>
+        </w:rPr>
+        <w:t>W</w:t>
+      </w:r>
+      <w:r>
+        <w:rPr>
+          <w:iCs/>
+        </w:rPr>
+        <w:t xml:space="preserve">hen </w:t>
+      </w:r>
+      <m:oMath>
+        <m:r>
+          <w:rPr>
+            <w:rFonts w:ascii="Cambria Math" w:hAnsi="Cambria Math"/>
+          </w:rPr>
+          <m:t>x</m:t>
+        </m:r>
+      </m:oMath>
+      <w:r>
+        <w:rPr>
+          <w:iCs/>
+        </w:rPr>
+        <w:t xml:space="preserve"> increases by 1</w:t>
+      </w:r>
+      <w:r>
+        <w:rPr>
+          <w:rFonts w:hint="eastAsia"/>
+          <w:iCs/>
+        </w:rPr>
+        <w:t xml:space="preserve"> unit</w:t>
+      </w:r>
+      <w:r>
+        <w:rPr>
+          <w:iCs/>
+        </w:rPr>
+        <w:t xml:space="preserve">, the estimated odds multiply by </w:t>
+      </w:r>
+      <m:oMath>
+        <m:func>
+          <m:funcPr>
             <m:ctrlPr>
               <w:rPr>
                 <w:rFonts w:ascii="Cambria Math" w:hAnsi="Cambria Math"/>
                 <w:i/>
-              </w:rPr>
-            </m:ctrlPr>
-          </m:fPr>
-          <m:num>
-            <m:acc>
-              <m:accPr>
+                <w:iCs/>
+              </w:rPr>
+            </m:ctrlPr>
+          </m:funcPr>
+          <m:fName>
+            <m:r>
+              <m:rPr>
+                <m:sty m:val="p"/>
+              </m:rPr>
+              <w:rPr>
+                <w:rFonts w:ascii="Cambria Math" w:hAnsi="Cambria Math"/>
+              </w:rPr>
+              <m:t>exp</m:t>
+            </m:r>
+          </m:fName>
+          <m:e>
+            <m:d>
+              <m:dPr>
                 <m:ctrlPr>
                   <w:rPr>
                     <w:rFonts w:ascii="Cambria Math" w:hAnsi="Cambria Math"/>
                     <w:i/>
+                    <w:iCs/>
                   </w:rPr>
                 </m:ctrlPr>
-              </m:accPr>
+              </m:dPr>
               <m:e>
                 <m:r>
                   <w:rPr>
                     <w:rFonts w:ascii="Cambria Math" w:hAnsi="Cambria Math"/>
                   </w:rPr>
-                  <m:t>β</m:t>
+                  <m:t>-0.232</m:t>
                 </m:r>
               </m:e>
-            </m:acc>
-          </m:num>
-          <m:den>
-            <m:r>
-              <w:rPr>
-                <w:rFonts w:ascii="Cambria Math" w:hAnsi="Cambria Math"/>
-              </w:rPr>
-              <m:t>SE</m:t>
-            </m:r>
-          </m:den>
-        </m:f>
-        <m:r>
-          <w:rPr>
-            <w:rFonts w:ascii="Cambria Math" w:hAnsi="Cambria Math"/>
-          </w:rPr>
-          <m:t>=</m:t>
-        </m:r>
-        <m:f>
-          <m:fPr>
-            <m:ctrlPr>
-              <w:rPr>
-                <w:rFonts w:ascii="Cambria Math" w:hAnsi="Cambria Math"/>
-                <w:i/>
-              </w:rPr>
-            </m:ctrlPr>
-          </m:fPr>
-          <m:num>
-            <m:r>
-              <w:rPr>
-                <w:rFonts w:ascii="Cambria Math" w:hAnsi="Cambria Math"/>
-              </w:rPr>
-              <m:t>0.004296</m:t>
-            </m:r>
-          </m:num>
-          <m:den>
-            <m:r>
-              <w:rPr>
-                <w:rFonts w:ascii="Cambria Math" w:hAnsi="Cambria Math"/>
-              </w:rPr>
-              <m:t>0.005849</m:t>
-            </m:r>
-          </m:den>
-        </m:f>
-        <m:r>
-          <w:rPr>
-            <w:rFonts w:ascii="Cambria Math" w:hAnsi="Cambria Math"/>
-          </w:rPr>
-          <m:t>=0.734</m:t>
-        </m:r>
-      </m:oMath>
-      <w:r>
-        <w:rPr>
-          <w:rFonts w:hint="eastAsia"/>
-        </w:rPr>
-        <w:t>, the p-value is equal to 0.463,</w:t>
-      </w:r>
-      <w:r>
-        <w:t xml:space="preserve"> which implies that the </w:t>
-      </w:r>
-      <w:r>
-        <w:rPr>
-          <w:rFonts w:hint="eastAsia"/>
-        </w:rPr>
-        <w:t xml:space="preserve">age </w:t>
-      </w:r>
-      <w:r>
-        <w:t>effec</w:t>
-      </w:r>
-      <w:r>
-        <w:rPr>
-          <w:rFonts w:hint="eastAsia"/>
-        </w:rPr>
-        <w:t xml:space="preserve">t </w:t>
-      </w:r>
-      <w:r>
-        <w:t xml:space="preserve">is </w:t>
-      </w:r>
-      <w:r>
-        <w:rPr>
-          <w:rFonts w:hint="eastAsia"/>
-        </w:rPr>
-        <w:t xml:space="preserve">not </w:t>
-      </w:r>
-      <w:r>
-        <w:t>significant.</w:t>
+            </m:d>
+          </m:e>
+        </m:func>
+        <m:r>
+          <w:rPr>
+            <w:rFonts w:ascii="Cambria Math" w:hAnsi="Cambria Math"/>
+          </w:rPr>
+          <m:t>=0.793</m:t>
+        </m:r>
+      </m:oMath>
+      <w:r>
+        <w:rPr>
+          <w:iCs/>
+        </w:rPr>
+        <w:t>.</w:t>
       </w:r>
     </w:p>
     <w:p>
@@ -1508,7 +1885,7 @@
         <w:rPr>
           <w:rFonts w:hint="eastAsia"/>
         </w:rPr>
-        <w:t xml:space="preserve">(b) </w:t>
+        <w:t>(b) When temperature is at 31, the estimated probability is equal to 0.9996.</w:t>
       </w:r>
     </w:p>
     <w:p>
@@ -1521,14 +1898,432 @@
         </w:rPr>
         <w:t xml:space="preserve">(c) </w:t>
       </w:r>
-      <w:r>
-        <w:rPr>
-          <w:rFonts w:hint="eastAsia"/>
-        </w:rPr>
-        <w:t xml:space="preserve">The estimated logistic regression model is: </w:t>
-      </w:r>
-      <m:oMath>
-        <m:r>
+      <m:oMath>
+        <m:acc>
+          <m:accPr>
+            <m:ctrlPr>
+              <w:rPr>
+                <w:rFonts w:ascii="Cambria Math" w:hAnsi="Cambria Math"/>
+                <w:i/>
+              </w:rPr>
+            </m:ctrlPr>
+          </m:accPr>
+          <m:e>
+            <m:r>
+              <w:rPr>
+                <w:rFonts w:ascii="Cambria Math" w:hAnsi="Cambria Math"/>
+              </w:rPr>
+              <m:t>P</m:t>
+            </m:r>
+          </m:e>
+        </m:acc>
+        <m:d>
+          <m:dPr>
+            <m:ctrlPr>
+              <w:rPr>
+                <w:rFonts w:ascii="Cambria Math" w:hAnsi="Cambria Math"/>
+                <w:i/>
+              </w:rPr>
+            </m:ctrlPr>
+          </m:dPr>
+          <m:e>
+            <m:r>
+              <w:rPr>
+                <w:rFonts w:ascii="Cambria Math" w:hAnsi="Cambria Math"/>
+              </w:rPr>
+              <m:t>Y=1</m:t>
+            </m:r>
+          </m:e>
+        </m:d>
+        <m:r>
+          <w:rPr>
+            <w:rFonts w:ascii="Cambria Math" w:hAnsi="Cambria Math"/>
+          </w:rPr>
+          <m:t>=0.50</m:t>
+        </m:r>
+      </m:oMath>
+      <w:r>
+        <w:rPr>
+          <w:rFonts w:hint="eastAsia"/>
+        </w:rPr>
+        <w:t xml:space="preserve"> occurs at </w:t>
+      </w:r>
+      <m:oMath>
+        <m:r>
+          <m:rPr>
+            <m:sty m:val="p"/>
+          </m:rPr>
+          <w:rPr>
+            <w:rFonts w:ascii="Cambria Math" w:hAnsi="Cambria Math"/>
+          </w:rPr>
+          <m:t>temperature</m:t>
+        </m:r>
+        <m:r>
+          <w:rPr>
+            <w:rFonts w:ascii="Cambria Math" w:hAnsi="Cambria Math"/>
+          </w:rPr>
+          <m:t>=64.8</m:t>
+        </m:r>
+      </m:oMath>
+      <w:r>
+        <w:rPr>
+          <w:rFonts w:hint="eastAsia"/>
+        </w:rPr>
+        <w:t xml:space="preserve">. The rate of change in </w:t>
+      </w:r>
+      <m:oMath>
+        <m:acc>
+          <m:accPr>
+            <m:ctrlPr>
+              <w:rPr>
+                <w:rFonts w:ascii="Cambria Math" w:hAnsi="Cambria Math"/>
+                <w:i/>
+              </w:rPr>
+            </m:ctrlPr>
+          </m:accPr>
+          <m:e>
+            <m:r>
+              <w:rPr>
+                <w:rFonts w:ascii="Cambria Math" w:hAnsi="Cambria Math"/>
+              </w:rPr>
+              <m:t>P</m:t>
+            </m:r>
+          </m:e>
+        </m:acc>
+        <m:d>
+          <m:dPr>
+            <m:ctrlPr>
+              <w:rPr>
+                <w:rFonts w:ascii="Cambria Math" w:hAnsi="Cambria Math"/>
+                <w:i/>
+              </w:rPr>
+            </m:ctrlPr>
+          </m:dPr>
+          <m:e>
+            <m:r>
+              <w:rPr>
+                <w:rFonts w:ascii="Cambria Math" w:hAnsi="Cambria Math"/>
+              </w:rPr>
+              <m:t>Y=1</m:t>
+            </m:r>
+          </m:e>
+        </m:d>
+      </m:oMath>
+      <w:r>
+        <w:rPr>
+          <w:rFonts w:hint="eastAsia"/>
+        </w:rPr>
+        <w:t xml:space="preserve"> </w:t>
+      </w:r>
+      <w:r>
+        <w:t>per degree increase in temperature</w:t>
+      </w:r>
+      <w:r>
+        <w:rPr>
+          <w:rFonts w:hint="eastAsia"/>
+        </w:rPr>
+        <w:t xml:space="preserve"> when </w:t>
+      </w:r>
+      <m:oMath>
+        <m:r>
+          <w:rPr>
+            <w:rFonts w:ascii="Cambria Math" w:hAnsi="Cambria Math"/>
+          </w:rPr>
+          <m:t>x=64.8</m:t>
+        </m:r>
+      </m:oMath>
+      <w:r>
+        <w:rPr>
+          <w:rFonts w:hint="eastAsia"/>
+        </w:rPr>
+        <w:t xml:space="preserve"> is </w:t>
+      </w:r>
+      <m:oMath>
+        <m:r>
+          <w:rPr>
+            <w:rFonts w:ascii="Cambria Math" w:hAnsi="Cambria Math"/>
+          </w:rPr>
+          <m:t>-0.232</m:t>
+        </m:r>
+        <m:d>
+          <m:dPr>
+            <m:ctrlPr>
+              <w:rPr>
+                <w:rFonts w:ascii="Cambria Math" w:hAnsi="Cambria Math"/>
+                <w:i/>
+              </w:rPr>
+            </m:ctrlPr>
+          </m:dPr>
+          <m:e>
+            <m:r>
+              <w:rPr>
+                <w:rFonts w:ascii="Cambria Math" w:hAnsi="Cambria Math"/>
+              </w:rPr>
+              <m:t>0.50</m:t>
+            </m:r>
+          </m:e>
+        </m:d>
+        <m:d>
+          <m:dPr>
+            <m:ctrlPr>
+              <w:rPr>
+                <w:rFonts w:ascii="Cambria Math" w:hAnsi="Cambria Math"/>
+                <w:i/>
+              </w:rPr>
+            </m:ctrlPr>
+          </m:dPr>
+          <m:e>
+            <m:r>
+              <w:rPr>
+                <w:rFonts w:ascii="Cambria Math" w:hAnsi="Cambria Math"/>
+              </w:rPr>
+              <m:t>0.50</m:t>
+            </m:r>
+          </m:e>
+        </m:d>
+        <m:r>
+          <w:rPr>
+            <w:rFonts w:ascii="Cambria Math" w:hAnsi="Cambria Math"/>
+          </w:rPr>
+          <m:t>=-0.058</m:t>
+        </m:r>
+      </m:oMath>
+      <w:r>
+        <w:rPr>
+          <w:rFonts w:hint="eastAsia"/>
+        </w:rPr>
+        <w:t>.</w:t>
+      </w:r>
+    </w:p>
+    <w:p>
+      <w:pPr>
+        <w:spacing w:line="360" w:lineRule="auto"/>
+      </w:pPr>
+      <w:r>
+        <w:rPr>
+          <w:rFonts w:hint="eastAsia"/>
+        </w:rPr>
+        <w:t xml:space="preserve">(d) </w:t>
+      </w:r>
+      <w:r>
+        <w:t xml:space="preserve">Estimated odds of thermal distress multiply by </w:t>
+      </w:r>
+      <m:oMath>
+        <m:func>
+          <m:funcPr>
+            <m:ctrlPr>
+              <w:rPr>
+                <w:rFonts w:ascii="Cambria Math" w:hAnsi="Cambria Math"/>
+                <w:i/>
+              </w:rPr>
+            </m:ctrlPr>
+          </m:funcPr>
+          <m:fName>
+            <m:r>
+              <m:rPr>
+                <m:sty m:val="p"/>
+              </m:rPr>
+              <w:rPr>
+                <w:rFonts w:ascii="Cambria Math" w:hAnsi="Cambria Math"/>
+              </w:rPr>
+              <m:t>exp</m:t>
+            </m:r>
+          </m:fName>
+          <m:e>
+            <m:r>
+              <w:rPr>
+                <w:rFonts w:ascii="Cambria Math" w:hAnsi="Cambria Math"/>
+              </w:rPr>
+              <m:t>(-0.232)</m:t>
+            </m:r>
+          </m:e>
+        </m:func>
+        <m:r>
+          <w:rPr>
+            <w:rFonts w:ascii="Cambria Math" w:hAnsi="Cambria Math"/>
+          </w:rPr>
+          <m:t>=0.79</m:t>
+        </m:r>
+      </m:oMath>
+      <w:r>
+        <w:t xml:space="preserve"> for each 1-degree increase in temperature.</w:t>
+      </w:r>
+    </w:p>
+    <w:p>
+      <w:pPr>
+        <w:spacing w:line="360" w:lineRule="auto"/>
+      </w:pPr>
+      <w:r>
+        <w:rPr>
+          <w:rFonts w:hint="eastAsia"/>
+        </w:rPr>
+        <w:t xml:space="preserve">(e) </w:t>
+      </w:r>
+      <w:r>
+        <w:t>Wald statistic</w:t>
+      </w:r>
+      <w:r>
+        <w:rPr>
+          <w:rFonts w:hint="eastAsia"/>
+        </w:rPr>
+        <w:t xml:space="preserve"> is </w:t>
+      </w:r>
+      <m:oMath>
+        <m:r>
+          <w:rPr>
+            <w:rFonts w:ascii="Cambria Math" w:hAnsi="Cambria Math"/>
+          </w:rPr>
+          <m:t>z=-</m:t>
+        </m:r>
+        <m:f>
+          <m:fPr>
+            <m:ctrlPr>
+              <w:rPr>
+                <w:rFonts w:ascii="Cambria Math" w:hAnsi="Cambria Math"/>
+                <w:i/>
+              </w:rPr>
+            </m:ctrlPr>
+          </m:fPr>
+          <m:num>
+            <m:r>
+              <w:rPr>
+                <w:rFonts w:ascii="Cambria Math" w:hAnsi="Cambria Math"/>
+              </w:rPr>
+              <m:t>0.2322</m:t>
+            </m:r>
+          </m:num>
+          <m:den>
+            <m:r>
+              <w:rPr>
+                <w:rFonts w:ascii="Cambria Math" w:hAnsi="Cambria Math"/>
+              </w:rPr>
+              <m:t>0.1082</m:t>
+            </m:r>
+          </m:den>
+        </m:f>
+        <m:r>
+          <w:rPr>
+            <w:rFonts w:ascii="Cambria Math" w:hAnsi="Cambria Math"/>
+          </w:rPr>
+          <m:t>=-2.145</m:t>
+        </m:r>
+      </m:oMath>
+      <w:r>
+        <w:rPr>
+          <w:rFonts w:hint="eastAsia"/>
+        </w:rPr>
+        <w:t xml:space="preserve"> with </w:t>
+      </w:r>
+      <m:oMath>
+        <m:r>
+          <m:rPr>
+            <m:sty m:val="p"/>
+          </m:rPr>
+          <w:rPr>
+            <w:rFonts w:ascii="Cambria Math" w:hAnsi="Cambria Math"/>
+          </w:rPr>
+          <m:t>p-value</m:t>
+        </m:r>
+        <m:r>
+          <w:rPr>
+            <w:rFonts w:ascii="Cambria Math" w:hAnsi="Cambria Math"/>
+          </w:rPr>
+          <m:t>=0.032</m:t>
+        </m:r>
+      </m:oMath>
+      <w:r>
+        <w:rPr>
+          <w:rFonts w:hint="eastAsia"/>
+        </w:rPr>
+        <w:t xml:space="preserve">. Likelihood-ratio statistic is 7.952 with </w:t>
+      </w:r>
+      <m:oMath>
+        <m:r>
+          <w:rPr>
+            <w:rFonts w:ascii="Cambria Math" w:hAnsi="Cambria Math"/>
+          </w:rPr>
+          <m:t>df=1</m:t>
+        </m:r>
+      </m:oMath>
+      <w:r>
+        <w:rPr>
+          <w:rFonts w:hint="eastAsia"/>
+        </w:rPr>
+        <w:t xml:space="preserve">, the </w:t>
+      </w:r>
+      <m:oMath>
+        <m:r>
+          <m:rPr>
+            <m:sty m:val="p"/>
+          </m:rPr>
+          <w:rPr>
+            <w:rFonts w:ascii="Cambria Math" w:hAnsi="Cambria Math"/>
+          </w:rPr>
+          <m:t>p-value</m:t>
+        </m:r>
+      </m:oMath>
+      <w:r>
+        <w:rPr>
+          <w:rFonts w:hint="eastAsia"/>
+        </w:rPr>
+        <w:t xml:space="preserve"> is 0.005. </w:t>
+      </w:r>
+      <w:r>
+        <w:t xml:space="preserve">Since the Wald test and likelihood-ratio test are both significant, it implies the </w:t>
+      </w:r>
+      <w:r>
+        <w:lastRenderedPageBreak/>
+        <w:t xml:space="preserve">effect of </w:t>
+      </w:r>
+      <w:r>
+        <w:rPr>
+          <w:rFonts w:hint="eastAsia"/>
+        </w:rPr>
+        <w:t>temperature</w:t>
+      </w:r>
+      <w:r>
+        <w:t xml:space="preserve"> is significant.</w:t>
+      </w:r>
+    </w:p>
+    <w:p>
+      <w:pPr>
+        <w:spacing w:line="360" w:lineRule="auto"/>
+        <w:rPr>
+          <w:b/>
+          <w:bCs/>
+        </w:rPr>
+      </w:pPr>
+      <w:r>
+        <w:rPr>
+          <w:rFonts w:hint="eastAsia"/>
+          <w:b/>
+          <w:bCs/>
+        </w:rPr>
+        <w:t>4.</w:t>
+      </w:r>
+      <w:r>
+        <w:rPr>
+          <w:b/>
+          <w:bCs/>
+        </w:rPr>
+        <w:t>7</w:t>
+      </w:r>
+    </w:p>
+    <w:p>
+      <w:pPr>
+        <w:spacing w:line="360" w:lineRule="auto"/>
+      </w:pPr>
+      <w:r>
+        <w:rPr>
+          <w:rFonts w:hint="eastAsia"/>
+        </w:rPr>
+        <w:t xml:space="preserve">(a) The estimated logistic regression model is: </w:t>
+      </w:r>
+      <m:oMath>
+        <m:r>
+          <m:rPr>
+            <m:sty m:val="p"/>
+          </m:rPr>
           <w:rPr>
             <w:rFonts w:ascii="Cambria Math" w:hAnsi="Cambria Math"/>
           </w:rPr>
@@ -1588,6 +2383,224 @@
           <w:rPr>
             <w:rFonts w:ascii="Cambria Math" w:hAnsi="Cambria Math"/>
           </w:rPr>
+          <m:t>=-0.573+0.0043x</m:t>
+        </m:r>
+      </m:oMath>
+      <w:r>
+        <w:rPr>
+          <w:rFonts w:hint="eastAsia"/>
+        </w:rPr>
+        <w:t xml:space="preserve">. </w:t>
+      </w:r>
+      <m:oMath>
+        <m:r>
+          <w:rPr>
+            <w:rFonts w:ascii="Cambria Math" w:hAnsi="Cambria Math"/>
+          </w:rPr>
+          <m:t>z=</m:t>
+        </m:r>
+        <m:f>
+          <m:fPr>
+            <m:ctrlPr>
+              <w:rPr>
+                <w:rFonts w:ascii="Cambria Math" w:hAnsi="Cambria Math"/>
+                <w:i/>
+              </w:rPr>
+            </m:ctrlPr>
+          </m:fPr>
+          <m:num>
+            <m:acc>
+              <m:accPr>
+                <m:ctrlPr>
+                  <w:rPr>
+                    <w:rFonts w:ascii="Cambria Math" w:hAnsi="Cambria Math"/>
+                    <w:i/>
+                  </w:rPr>
+                </m:ctrlPr>
+              </m:accPr>
+              <m:e>
+                <m:r>
+                  <w:rPr>
+                    <w:rFonts w:ascii="Cambria Math" w:hAnsi="Cambria Math"/>
+                  </w:rPr>
+                  <m:t>β</m:t>
+                </m:r>
+              </m:e>
+            </m:acc>
+          </m:num>
+          <m:den>
+            <m:r>
+              <w:rPr>
+                <w:rFonts w:ascii="Cambria Math" w:hAnsi="Cambria Math"/>
+              </w:rPr>
+              <m:t>SE</m:t>
+            </m:r>
+          </m:den>
+        </m:f>
+        <m:r>
+          <w:rPr>
+            <w:rFonts w:ascii="Cambria Math" w:hAnsi="Cambria Math"/>
+          </w:rPr>
+          <m:t>=</m:t>
+        </m:r>
+        <m:f>
+          <m:fPr>
+            <m:ctrlPr>
+              <w:rPr>
+                <w:rFonts w:ascii="Cambria Math" w:hAnsi="Cambria Math"/>
+                <w:i/>
+              </w:rPr>
+            </m:ctrlPr>
+          </m:fPr>
+          <m:num>
+            <m:r>
+              <w:rPr>
+                <w:rFonts w:ascii="Cambria Math" w:hAnsi="Cambria Math"/>
+              </w:rPr>
+              <m:t>0.004296</m:t>
+            </m:r>
+          </m:num>
+          <m:den>
+            <m:r>
+              <w:rPr>
+                <w:rFonts w:ascii="Cambria Math" w:hAnsi="Cambria Math"/>
+              </w:rPr>
+              <m:t>0.005849</m:t>
+            </m:r>
+          </m:den>
+        </m:f>
+        <m:r>
+          <w:rPr>
+            <w:rFonts w:ascii="Cambria Math" w:hAnsi="Cambria Math"/>
+          </w:rPr>
+          <m:t>=0.734</m:t>
+        </m:r>
+      </m:oMath>
+      <w:r>
+        <w:rPr>
+          <w:rFonts w:hint="eastAsia"/>
+        </w:rPr>
+        <w:t>, the p-value is equal to 0.463,</w:t>
+      </w:r>
+      <w:r>
+        <w:t xml:space="preserve"> which implies that the </w:t>
+      </w:r>
+      <w:r>
+        <w:rPr>
+          <w:rFonts w:hint="eastAsia"/>
+        </w:rPr>
+        <w:t xml:space="preserve">age </w:t>
+      </w:r>
+      <w:r>
+        <w:t>effec</w:t>
+      </w:r>
+      <w:r>
+        <w:rPr>
+          <w:rFonts w:hint="eastAsia"/>
+        </w:rPr>
+        <w:t xml:space="preserve">t </w:t>
+      </w:r>
+      <w:r>
+        <w:t xml:space="preserve">is </w:t>
+      </w:r>
+      <w:r>
+        <w:rPr>
+          <w:rFonts w:hint="eastAsia"/>
+        </w:rPr>
+        <w:t xml:space="preserve">not </w:t>
+      </w:r>
+      <w:r>
+        <w:t>significant.</w:t>
+      </w:r>
+    </w:p>
+    <w:p>
+      <w:pPr>
+        <w:spacing w:line="360" w:lineRule="auto"/>
+      </w:pPr>
+      <w:r>
+        <w:rPr>
+          <w:rFonts w:hint="eastAsia"/>
+        </w:rPr>
+        <w:t xml:space="preserve">(b) </w:t>
+      </w:r>
+      <w:r>
+        <w:t>Age values are more disperse when kyphosis absent.</w:t>
+      </w:r>
+    </w:p>
+    <w:p>
+      <w:pPr>
+        <w:spacing w:line="360" w:lineRule="auto"/>
+      </w:pPr>
+      <w:r>
+        <w:rPr>
+          <w:rFonts w:hint="eastAsia"/>
+        </w:rPr>
+        <w:t xml:space="preserve">(c) The estimated logistic regression model is: </w:t>
+      </w:r>
+      <m:oMath>
+        <m:r>
+          <m:rPr>
+            <m:sty m:val="p"/>
+          </m:rPr>
+          <w:rPr>
+            <w:rFonts w:ascii="Cambria Math" w:hAnsi="Cambria Math"/>
+          </w:rPr>
+          <m:t>logit</m:t>
+        </m:r>
+        <m:d>
+          <m:dPr>
+            <m:begChr m:val="["/>
+            <m:endChr m:val="]"/>
+            <m:ctrlPr>
+              <w:rPr>
+                <w:rFonts w:ascii="Cambria Math" w:hAnsi="Cambria Math"/>
+                <w:i/>
+              </w:rPr>
+            </m:ctrlPr>
+          </m:dPr>
+          <m:e>
+            <m:acc>
+              <m:accPr>
+                <m:ctrlPr>
+                  <w:rPr>
+                    <w:rFonts w:ascii="Cambria Math" w:hAnsi="Cambria Math"/>
+                    <w:i/>
+                  </w:rPr>
+                </m:ctrlPr>
+              </m:accPr>
+              <m:e>
+                <m:r>
+                  <w:rPr>
+                    <w:rFonts w:ascii="Cambria Math" w:hAnsi="Cambria Math"/>
+                  </w:rPr>
+                  <m:t>P</m:t>
+                </m:r>
+              </m:e>
+            </m:acc>
+            <m:d>
+              <m:dPr>
+                <m:ctrlPr>
+                  <w:rPr>
+                    <w:rFonts w:ascii="Cambria Math" w:hAnsi="Cambria Math"/>
+                    <w:i/>
+                  </w:rPr>
+                </m:ctrlPr>
+              </m:dPr>
+              <m:e>
+                <m:r>
+                  <w:rPr>
+                    <w:rFonts w:ascii="Cambria Math" w:hAnsi="Cambria Math"/>
+                  </w:rPr>
+                  <m:t>Y=1</m:t>
+                </m:r>
+              </m:e>
+            </m:d>
+          </m:e>
+        </m:d>
+        <m:r>
+          <w:rPr>
+            <w:rFonts w:ascii="Cambria Math" w:hAnsi="Cambria Math"/>
+          </w:rPr>
           <m:t>=-2.046+0.06x-0.0003</m:t>
         </m:r>
         <m:sSup>
@@ -1622,6 +2635,156 @@
           <w:rFonts w:hint="eastAsia"/>
         </w:rPr>
         <w:t>.</w:t>
+      </w:r>
+      <w:r>
+        <w:rPr>
+          <w:rFonts w:hint="eastAsia"/>
+        </w:rPr>
+        <w:t xml:space="preserve"> The Wald statistic is </w:t>
+      </w:r>
+      <m:oMath>
+        <m:r>
+          <w:rPr>
+            <w:rFonts w:ascii="Cambria Math" w:hAnsi="Cambria Math"/>
+          </w:rPr>
+          <m:t>z=-</m:t>
+        </m:r>
+        <m:f>
+          <m:fPr>
+            <m:ctrlPr>
+              <w:rPr>
+                <w:rFonts w:ascii="Cambria Math" w:hAnsi="Cambria Math"/>
+                <w:i/>
+              </w:rPr>
+            </m:ctrlPr>
+          </m:fPr>
+          <m:num>
+            <m:r>
+              <w:rPr>
+                <w:rFonts w:ascii="Cambria Math" w:hAnsi="Cambria Math"/>
+              </w:rPr>
+              <m:t>0.0003279</m:t>
+            </m:r>
+          </m:num>
+          <m:den>
+            <m:r>
+              <w:rPr>
+                <w:rFonts w:ascii="Cambria Math" w:hAnsi="Cambria Math"/>
+              </w:rPr>
+              <m:t>0.0001564</m:t>
+            </m:r>
+          </m:den>
+        </m:f>
+        <m:r>
+          <w:rPr>
+            <w:rFonts w:ascii="Cambria Math" w:hAnsi="Cambria Math"/>
+          </w:rPr>
+          <m:t>=-2.097&lt;</m:t>
+        </m:r>
+        <m:sSub>
+          <m:sSubPr>
+            <m:ctrlPr>
+              <w:rPr>
+                <w:rFonts w:ascii="Cambria Math" w:hAnsi="Cambria Math"/>
+                <w:i/>
+              </w:rPr>
+            </m:ctrlPr>
+          </m:sSubPr>
+          <m:e>
+            <m:r>
+              <w:rPr>
+                <w:rFonts w:ascii="Cambria Math" w:hAnsi="Cambria Math"/>
+              </w:rPr>
+              <m:t>z</m:t>
+            </m:r>
+          </m:e>
+          <m:sub>
+            <m:r>
+              <w:rPr>
+                <w:rFonts w:ascii="Cambria Math" w:hAnsi="Cambria Math"/>
+              </w:rPr>
+              <m:t>0.025</m:t>
+            </m:r>
+          </m:sub>
+        </m:sSub>
+        <m:r>
+          <w:rPr>
+            <w:rFonts w:ascii="Cambria Math" w:hAnsi="Cambria Math"/>
+          </w:rPr>
+          <m:t>=-1.96</m:t>
+        </m:r>
+      </m:oMath>
+      <w:r>
+        <w:rPr>
+          <w:rFonts w:hint="eastAsia"/>
+        </w:rPr>
+        <w:t xml:space="preserve">, the LR statistic is </w:t>
+      </w:r>
+      <m:oMath>
+        <m:r>
+          <w:rPr>
+            <w:rFonts w:ascii="Cambria Math" w:hAnsi="Cambria Math"/>
+          </w:rPr>
+          <m:t>54.504-48.228=6.276&gt;</m:t>
+        </m:r>
+        <m:sSubSup>
+          <m:sSubSupPr>
+            <m:ctrlPr>
+              <w:rPr>
+                <w:rFonts w:ascii="Cambria Math" w:hAnsi="Cambria Math"/>
+                <w:i/>
+              </w:rPr>
+            </m:ctrlPr>
+          </m:sSubSupPr>
+          <m:e>
+            <m:r>
+              <w:rPr>
+                <w:rFonts w:ascii="Cambria Math" w:hAnsi="Cambria Math"/>
+              </w:rPr>
+              <m:t>χ</m:t>
+            </m:r>
+          </m:e>
+          <m:sub>
+            <m:r>
+              <w:rPr>
+                <w:rFonts w:ascii="Cambria Math" w:hAnsi="Cambria Math"/>
+              </w:rPr>
+              <m:t>0.05,  1</m:t>
+            </m:r>
+          </m:sub>
+          <m:sup>
+            <m:r>
+              <w:rPr>
+                <w:rFonts w:ascii="Cambria Math" w:hAnsi="Cambria Math"/>
+              </w:rPr>
+              <m:t>2</m:t>
+            </m:r>
+          </m:sup>
+        </m:sSubSup>
+        <m:r>
+          <w:rPr>
+            <w:rFonts w:ascii="Cambria Math" w:hAnsi="Cambria Math"/>
+          </w:rPr>
+          <m:t>=3.84</m:t>
+        </m:r>
+      </m:oMath>
+      <w:r>
+        <w:rPr>
+          <w:rFonts w:hint="eastAsia"/>
+        </w:rPr>
+        <w:t xml:space="preserve">. </w:t>
+      </w:r>
+      <w:r>
+        <w:t>Since the Wald test and likelihood-ratio test are both significant, it implies the effect of squared age</w:t>
+      </w:r>
+      <w:r>
+        <w:rPr>
+          <w:rFonts w:hint="eastAsia"/>
+        </w:rPr>
+        <w:t xml:space="preserve"> </w:t>
+      </w:r>
+      <w:r>
+        <w:t>term is significant.</w:t>
       </w:r>
     </w:p>
     <w:p>
@@ -1631,14 +2794,13 @@
       </w:pPr>
       <w:r>
         <w:rPr>
-          <w:rFonts w:hint="eastAsia"/>
           <w:noProof/>
         </w:rPr>
         <w:drawing>
-          <wp:inline distT="0" distB="0" distL="0" distR="0" wp14:anchorId="0086AFA1" wp14:editId="5578CB80">
-            <wp:extent cx="4220210" cy="2224896"/>
-            <wp:effectExtent l="0" t="0" r="0" b="4445"/>
-            <wp:docPr id="992817784" name="圖片 2" descr="一張含有 文字, 圖表, 行, 繪圖 的圖片&#10;&#10;自動產生的描述"/>
+          <wp:inline distT="0" distB="0" distL="0" distR="0" wp14:anchorId="72464B2F" wp14:editId="0DBF3B72">
+            <wp:extent cx="4259580" cy="2263140"/>
+            <wp:effectExtent l="0" t="0" r="7620" b="3810"/>
+            <wp:docPr id="1719769265" name="圖片 1" descr="一張含有 文字, 圖表, 行, 繪圖 的圖片&#10;&#10;自動產生的描述"/>
             <wp:cNvGraphicFramePr>
               <a:graphicFrameLocks xmlns:a="http://schemas.openxmlformats.org/drawingml/2006/main" noChangeAspect="1"/>
             </wp:cNvGraphicFramePr>
@@ -1646,7 +2808,7 @@
               <a:graphicData uri="http://schemas.openxmlformats.org/drawingml/2006/picture">
                 <pic:pic xmlns:pic="http://schemas.openxmlformats.org/drawingml/2006/picture">
                   <pic:nvPicPr>
-                    <pic:cNvPr id="992817784" name="圖片 2" descr="一張含有 文字, 圖表, 行, 繪圖 的圖片&#10;&#10;自動產生的描述"/>
+                    <pic:cNvPr id="1719769265" name="圖片 1" descr="一張含有 文字, 圖表, 行, 繪圖 的圖片&#10;&#10;自動產生的描述"/>
                     <pic:cNvPicPr/>
                   </pic:nvPicPr>
                   <pic:blipFill rotWithShape="1">
@@ -1657,13 +2819,13 @@
                         </a:ext>
                       </a:extLst>
                     </a:blip>
-                    <a:srcRect l="333" t="22349" r="7691" b="5916"/>
+                    <a:srcRect t="21203" r="6821" b="5562"/>
                     <a:stretch/>
                   </pic:blipFill>
                   <pic:spPr bwMode="auto">
                     <a:xfrm>
                       <a:off x="0" y="0"/>
-                      <a:ext cx="4222308" cy="2226002"/>
+                      <a:ext cx="4260541" cy="2263650"/>
                     </a:xfrm>
                     <a:prstGeom prst="rect">
                       <a:avLst/>
@@ -1687,15 +2849,24 @@
     <w:p>
       <w:pPr>
         <w:spacing w:line="360" w:lineRule="auto"/>
+        <w:rPr>
+          <w:b/>
+          <w:bCs/>
+        </w:rPr>
       </w:pPr>
       <w:r>
         <w:rPr>
           <w:rFonts w:hint="eastAsia"/>
-        </w:rPr>
-        <w:lastRenderedPageBreak/>
+          <w:b/>
+          <w:bCs/>
+        </w:rPr>
         <w:t>4.</w:t>
       </w:r>
       <w:r>
+        <w:rPr>
+          <w:b/>
+          <w:bCs/>
+        </w:rPr>
         <w:t>9</w:t>
       </w:r>
     </w:p>
@@ -1709,6 +2880,11 @@
         </w:rPr>
         <w:t xml:space="preserve">(a) </w:t>
       </w:r>
+    </w:p>
+    <w:p>
+      <w:pPr>
+        <w:spacing w:line="360" w:lineRule="auto"/>
+      </w:pPr>
       <m:oMath>
         <m:r>
           <m:rPr>
@@ -1865,18 +3041,276 @@
             </m:r>
           </m:sub>
         </m:sSub>
-      </m:oMath>
-      <w:r>
-        <w:rPr>
-          <w:rFonts w:hint="eastAsia"/>
-        </w:rPr>
-        <w:t>.</w:t>
+        <m:r>
+          <m:rPr>
+            <m:sty m:val="p"/>
+          </m:rPr>
+          <w:rPr>
+            <w:rFonts w:ascii="Cambria Math" w:hAnsi="Cambria Math"/>
+          </w:rPr>
+          <m:t xml:space="preserve"> </m:t>
+        </m:r>
+        <m:r>
+          <m:rPr>
+            <m:sty m:val="p"/>
+          </m:rPr>
+          <w:rPr>
+            <w:rFonts w:ascii="Cambria Math" w:hAnsi="Cambria Math" w:hint="eastAsia"/>
+          </w:rPr>
+          <m:t>(reference = 1)</m:t>
+        </m:r>
+      </m:oMath>
+      <w:r>
+        <w:rPr>
+          <w:rFonts w:hint="eastAsia"/>
+        </w:rPr>
+        <w:t xml:space="preserve">, or </w:t>
       </w:r>
     </w:p>
     <w:p>
       <w:pPr>
         <w:spacing w:line="360" w:lineRule="auto"/>
       </w:pPr>
+      <m:oMath>
+        <m:r>
+          <m:rPr>
+            <m:sty m:val="p"/>
+          </m:rPr>
+          <w:rPr>
+            <w:rFonts w:ascii="Cambria Math" w:hAnsi="Cambria Math"/>
+          </w:rPr>
+          <m:t>logit</m:t>
+        </m:r>
+        <m:d>
+          <m:dPr>
+            <m:begChr m:val="["/>
+            <m:endChr m:val="]"/>
+            <m:ctrlPr>
+              <w:rPr>
+                <w:rFonts w:ascii="Cambria Math" w:hAnsi="Cambria Math"/>
+                <w:i/>
+              </w:rPr>
+            </m:ctrlPr>
+          </m:dPr>
+          <m:e>
+            <m:acc>
+              <m:accPr>
+                <m:ctrlPr>
+                  <w:rPr>
+                    <w:rFonts w:ascii="Cambria Math" w:hAnsi="Cambria Math"/>
+                    <w:i/>
+                  </w:rPr>
+                </m:ctrlPr>
+              </m:accPr>
+              <m:e>
+                <m:r>
+                  <w:rPr>
+                    <w:rFonts w:ascii="Cambria Math" w:hAnsi="Cambria Math"/>
+                  </w:rPr>
+                  <m:t>P</m:t>
+                </m:r>
+              </m:e>
+            </m:acc>
+            <m:d>
+              <m:dPr>
+                <m:ctrlPr>
+                  <w:rPr>
+                    <w:rFonts w:ascii="Cambria Math" w:hAnsi="Cambria Math"/>
+                    <w:i/>
+                  </w:rPr>
+                </m:ctrlPr>
+              </m:dPr>
+              <m:e>
+                <m:r>
+                  <w:rPr>
+                    <w:rFonts w:ascii="Cambria Math" w:hAnsi="Cambria Math"/>
+                  </w:rPr>
+                  <m:t>Y=1</m:t>
+                </m:r>
+              </m:e>
+            </m:d>
+          </m:e>
+        </m:d>
+        <m:r>
+          <w:rPr>
+            <w:rFonts w:ascii="Cambria Math" w:hAnsi="Cambria Math"/>
+          </w:rPr>
+          <m:t>=-0.7621+1.8608</m:t>
+        </m:r>
+        <m:sSub>
+          <m:sSubPr>
+            <m:ctrlPr>
+              <w:rPr>
+                <w:rFonts w:ascii="Cambria Math" w:hAnsi="Cambria Math"/>
+                <w:i/>
+              </w:rPr>
+            </m:ctrlPr>
+          </m:sSubPr>
+          <m:e>
+            <m:r>
+              <w:rPr>
+                <w:rFonts w:ascii="Cambria Math" w:hAnsi="Cambria Math"/>
+              </w:rPr>
+              <m:t>c</m:t>
+            </m:r>
+          </m:e>
+          <m:sub>
+            <m:r>
+              <w:rPr>
+                <w:rFonts w:ascii="Cambria Math" w:hAnsi="Cambria Math"/>
+              </w:rPr>
+              <m:t>1</m:t>
+            </m:r>
+          </m:sub>
+        </m:sSub>
+        <m:r>
+          <w:rPr>
+            <w:rFonts w:ascii="Cambria Math" w:hAnsi="Cambria Math"/>
+          </w:rPr>
+          <m:t>+1.7382</m:t>
+        </m:r>
+        <m:sSub>
+          <m:sSubPr>
+            <m:ctrlPr>
+              <w:rPr>
+                <w:rFonts w:ascii="Cambria Math" w:hAnsi="Cambria Math"/>
+                <w:i/>
+              </w:rPr>
+            </m:ctrlPr>
+          </m:sSubPr>
+          <m:e>
+            <m:r>
+              <w:rPr>
+                <w:rFonts w:ascii="Cambria Math" w:hAnsi="Cambria Math"/>
+              </w:rPr>
+              <m:t>c</m:t>
+            </m:r>
+          </m:e>
+          <m:sub>
+            <m:r>
+              <w:rPr>
+                <w:rFonts w:ascii="Cambria Math" w:hAnsi="Cambria Math"/>
+              </w:rPr>
+              <m:t>2</m:t>
+            </m:r>
+          </m:sub>
+        </m:sSub>
+        <m:r>
+          <w:rPr>
+            <w:rFonts w:ascii="Cambria Math" w:hAnsi="Cambria Math"/>
+          </w:rPr>
+          <m:t>+1.1299</m:t>
+        </m:r>
+        <m:sSub>
+          <m:sSubPr>
+            <m:ctrlPr>
+              <w:rPr>
+                <w:rFonts w:ascii="Cambria Math" w:hAnsi="Cambria Math"/>
+                <w:i/>
+              </w:rPr>
+            </m:ctrlPr>
+          </m:sSubPr>
+          <m:e>
+            <m:r>
+              <w:rPr>
+                <w:rFonts w:ascii="Cambria Math" w:hAnsi="Cambria Math"/>
+              </w:rPr>
+              <m:t>c</m:t>
+            </m:r>
+          </m:e>
+          <m:sub>
+            <m:r>
+              <w:rPr>
+                <w:rFonts w:ascii="Cambria Math" w:hAnsi="Cambria Math"/>
+              </w:rPr>
+              <m:t>3</m:t>
+            </m:r>
+          </m:sub>
+        </m:sSub>
+        <m:r>
+          <m:rPr>
+            <m:sty m:val="p"/>
+          </m:rPr>
+          <w:rPr>
+            <w:rFonts w:ascii="Cambria Math" w:hAnsi="Cambria Math"/>
+          </w:rPr>
+          <m:t xml:space="preserve"> </m:t>
+        </m:r>
+        <m:r>
+          <m:rPr>
+            <m:sty m:val="p"/>
+          </m:rPr>
+          <w:rPr>
+            <w:rFonts w:ascii="Cambria Math" w:hAnsi="Cambria Math" w:hint="eastAsia"/>
+          </w:rPr>
+          <m:t>(reference = 4)</m:t>
+        </m:r>
+      </m:oMath>
+      <w:r>
+        <w:rPr>
+          <w:rFonts w:hint="eastAsia"/>
+        </w:rPr>
+        <w:t>.</w:t>
+      </w:r>
+    </w:p>
+    <w:p>
+      <w:pPr>
+        <w:spacing w:line="360" w:lineRule="auto"/>
+      </w:pPr>
+      <w:r>
+        <w:t>The estimated odds a medium</w:t>
+      </w:r>
+      <w:r>
+        <w:rPr>
+          <w:rFonts w:hint="eastAsia"/>
+        </w:rPr>
+        <w:t xml:space="preserve"> </w:t>
+      </w:r>
+      <w:r>
+        <w:t xml:space="preserve">light crab has a satellite are </w:t>
+      </w:r>
+      <m:oMath>
+        <m:sSup>
+          <m:sSupPr>
+            <m:ctrlPr>
+              <w:rPr>
+                <w:rFonts w:ascii="Cambria Math" w:hAnsi="Cambria Math"/>
+                <w:i/>
+              </w:rPr>
+            </m:ctrlPr>
+          </m:sSupPr>
+          <m:e>
+            <m:r>
+              <w:rPr>
+                <w:rFonts w:ascii="Cambria Math" w:hAnsi="Cambria Math"/>
+              </w:rPr>
+              <m:t>e</m:t>
+            </m:r>
+          </m:e>
+          <m:sup>
+            <m:r>
+              <w:rPr>
+                <w:rFonts w:ascii="Cambria Math" w:hAnsi="Cambria Math"/>
+              </w:rPr>
+              <m:t>1.86</m:t>
+            </m:r>
+          </m:sup>
+        </m:sSup>
+        <m:r>
+          <w:rPr>
+            <w:rFonts w:ascii="Cambria Math" w:hAnsi="Cambria Math"/>
+          </w:rPr>
+          <m:t>=6.4</m:t>
+        </m:r>
+      </m:oMath>
+      <w:r>
+        <w:t xml:space="preserve"> times estimated odds a dark crab has a satellite.</w:t>
+      </w:r>
+    </w:p>
+    <w:p>
+      <w:pPr>
+        <w:spacing w:line="360" w:lineRule="auto"/>
+      </w:pPr>
       <w:r>
         <w:rPr>
           <w:rFonts w:hint="eastAsia"/>
@@ -1909,6 +3343,321 @@
             <w:rFonts w:ascii="Cambria Math" w:hAnsi="Cambria Math"/>
           </w:rPr>
           <m:t>df=3</m:t>
+        </m:r>
+      </m:oMath>
+      <w:r>
+        <w:rPr>
+          <w:rFonts w:hint="eastAsia"/>
+        </w:rPr>
+        <w:t>.</w:t>
+      </w:r>
+      <w:r>
+        <w:rPr>
+          <w:rFonts w:hint="eastAsia"/>
+        </w:rPr>
+        <w:t xml:space="preserve"> The </w:t>
+      </w:r>
+      <m:oMath>
+        <m:r>
+          <m:rPr>
+            <m:sty m:val="p"/>
+          </m:rPr>
+          <w:rPr>
+            <w:rFonts w:ascii="Cambria Math" w:hAnsi="Cambria Math"/>
+          </w:rPr>
+          <m:t>p-value=0.003</m:t>
+        </m:r>
+      </m:oMath>
+      <w:r>
+        <w:rPr>
+          <w:rFonts w:hint="eastAsia"/>
+          <w:iCs/>
+        </w:rPr>
+        <w:t xml:space="preserve">, which implies </w:t>
+      </w:r>
+      <w:r>
+        <w:t xml:space="preserve">the effect of </w:t>
+      </w:r>
+      <w:r>
+        <w:rPr>
+          <w:rFonts w:hint="eastAsia"/>
+        </w:rPr>
+        <w:t>color</w:t>
+      </w:r>
+      <w:r>
+        <w:t xml:space="preserve"> is significant.</w:t>
+      </w:r>
+    </w:p>
+    <w:p>
+      <w:pPr>
+        <w:spacing w:line="360" w:lineRule="auto"/>
+      </w:pPr>
+      <w:r>
+        <w:rPr>
+          <w:rFonts w:hint="eastAsia"/>
+        </w:rPr>
+        <w:t>(c)</w:t>
+      </w:r>
+      <w:r>
+        <w:rPr>
+          <w:rFonts w:hint="eastAsia"/>
+        </w:rPr>
+        <w:t xml:space="preserve"> </w:t>
+      </w:r>
+      <m:oMath>
+        <m:r>
+          <m:rPr>
+            <m:sty m:val="p"/>
+          </m:rPr>
+          <w:rPr>
+            <w:rFonts w:ascii="Cambria Math" w:hAnsi="Cambria Math"/>
+          </w:rPr>
+          <m:t>logit</m:t>
+        </m:r>
+        <m:d>
+          <m:dPr>
+            <m:begChr m:val="["/>
+            <m:endChr m:val="]"/>
+            <m:ctrlPr>
+              <w:rPr>
+                <w:rFonts w:ascii="Cambria Math" w:hAnsi="Cambria Math"/>
+                <w:i/>
+              </w:rPr>
+            </m:ctrlPr>
+          </m:dPr>
+          <m:e>
+            <m:acc>
+              <m:accPr>
+                <m:ctrlPr>
+                  <w:rPr>
+                    <w:rFonts w:ascii="Cambria Math" w:hAnsi="Cambria Math"/>
+                    <w:i/>
+                  </w:rPr>
+                </m:ctrlPr>
+              </m:accPr>
+              <m:e>
+                <m:r>
+                  <w:rPr>
+                    <w:rFonts w:ascii="Cambria Math" w:hAnsi="Cambria Math"/>
+                  </w:rPr>
+                  <m:t>P</m:t>
+                </m:r>
+              </m:e>
+            </m:acc>
+            <m:d>
+              <m:dPr>
+                <m:ctrlPr>
+                  <w:rPr>
+                    <w:rFonts w:ascii="Cambria Math" w:hAnsi="Cambria Math"/>
+                    <w:i/>
+                  </w:rPr>
+                </m:ctrlPr>
+              </m:dPr>
+              <m:e>
+                <m:r>
+                  <w:rPr>
+                    <w:rFonts w:ascii="Cambria Math" w:hAnsi="Cambria Math"/>
+                  </w:rPr>
+                  <m:t>Y=1</m:t>
+                </m:r>
+              </m:e>
+            </m:d>
+          </m:e>
+        </m:d>
+        <m:r>
+          <w:rPr>
+            <w:rFonts w:ascii="Cambria Math" w:hAnsi="Cambria Math"/>
+          </w:rPr>
+          <m:t>=2.3635-0.7147c</m:t>
+        </m:r>
+      </m:oMath>
+      <w:r>
+        <w:rPr>
+          <w:rFonts w:hint="eastAsia"/>
+        </w:rPr>
+        <w:t>.</w:t>
+      </w:r>
+      <w:r>
+        <w:rPr>
+          <w:rFonts w:hint="eastAsia"/>
+        </w:rPr>
+        <w:t xml:space="preserve"> </w:t>
+      </w:r>
+      <w:r>
+        <w:t xml:space="preserve">Estimated odds of </w:t>
+      </w:r>
+      <w:r>
+        <w:rPr>
+          <w:rFonts w:hint="eastAsia"/>
+        </w:rPr>
+        <w:t xml:space="preserve">having a satellite </w:t>
+      </w:r>
+      <w:r>
+        <w:t xml:space="preserve">multiply by </w:t>
+      </w:r>
+      <m:oMath>
+        <m:sSup>
+          <m:sSupPr>
+            <m:ctrlPr>
+              <w:rPr>
+                <w:rFonts w:ascii="Cambria Math" w:hAnsi="Cambria Math"/>
+                <w:i/>
+              </w:rPr>
+            </m:ctrlPr>
+          </m:sSupPr>
+          <m:e>
+            <m:r>
+              <w:rPr>
+                <w:rFonts w:ascii="Cambria Math" w:hAnsi="Cambria Math"/>
+              </w:rPr>
+              <m:t>e</m:t>
+            </m:r>
+          </m:e>
+          <m:sup>
+            <m:r>
+              <w:rPr>
+                <w:rFonts w:ascii="Cambria Math" w:hAnsi="Cambria Math"/>
+              </w:rPr>
+              <m:t>-0.7147</m:t>
+            </m:r>
+          </m:sup>
+        </m:sSup>
+        <m:r>
+          <w:rPr>
+            <w:rFonts w:ascii="Cambria Math" w:hAnsi="Cambria Math"/>
+          </w:rPr>
+          <m:t>=0.49</m:t>
+        </m:r>
+      </m:oMath>
+      <w:r>
+        <w:t xml:space="preserve"> for each 1</w:t>
+      </w:r>
+      <w:r>
+        <w:rPr>
+          <w:rFonts w:hint="eastAsia"/>
+        </w:rPr>
+        <w:t xml:space="preserve"> unit</w:t>
+      </w:r>
+      <w:r>
+        <w:t xml:space="preserve"> increase in</w:t>
+      </w:r>
+      <w:r>
+        <w:rPr>
+          <w:rFonts w:hint="eastAsia"/>
+        </w:rPr>
+        <w:t xml:space="preserve"> color</w:t>
+      </w:r>
+      <w:r>
+        <w:t>.</w:t>
+      </w:r>
+      <w:r>
+        <w:rPr>
+          <w:rFonts w:hint="eastAsia"/>
+        </w:rPr>
+        <w:t xml:space="preserve"> </w:t>
+      </w:r>
+      <m:oMath>
+        <m:r>
+          <w:rPr>
+            <w:rFonts w:ascii="Cambria Math" w:hAnsi="Cambria Math"/>
+          </w:rPr>
+          <m:t>z=</m:t>
+        </m:r>
+        <m:f>
+          <m:fPr>
+            <m:ctrlPr>
+              <w:rPr>
+                <w:rFonts w:ascii="Cambria Math" w:hAnsi="Cambria Math"/>
+                <w:i/>
+              </w:rPr>
+            </m:ctrlPr>
+          </m:fPr>
+          <m:num>
+            <m:acc>
+              <m:accPr>
+                <m:ctrlPr>
+                  <w:rPr>
+                    <w:rFonts w:ascii="Cambria Math" w:hAnsi="Cambria Math"/>
+                    <w:i/>
+                  </w:rPr>
+                </m:ctrlPr>
+              </m:accPr>
+              <m:e>
+                <m:r>
+                  <w:rPr>
+                    <w:rFonts w:ascii="Cambria Math" w:hAnsi="Cambria Math"/>
+                  </w:rPr>
+                  <m:t>β</m:t>
+                </m:r>
+              </m:e>
+            </m:acc>
+          </m:num>
+          <m:den>
+            <m:r>
+              <w:rPr>
+                <w:rFonts w:ascii="Cambria Math" w:hAnsi="Cambria Math"/>
+              </w:rPr>
+              <m:t>SE</m:t>
+            </m:r>
+          </m:den>
+        </m:f>
+        <m:r>
+          <w:rPr>
+            <w:rFonts w:ascii="Cambria Math" w:hAnsi="Cambria Math"/>
+          </w:rPr>
+          <m:t>=-</m:t>
+        </m:r>
+        <m:f>
+          <m:fPr>
+            <m:ctrlPr>
+              <w:rPr>
+                <w:rFonts w:ascii="Cambria Math" w:hAnsi="Cambria Math"/>
+                <w:i/>
+              </w:rPr>
+            </m:ctrlPr>
+          </m:fPr>
+          <m:num>
+            <m:r>
+              <w:rPr>
+                <w:rFonts w:ascii="Cambria Math" w:hAnsi="Cambria Math"/>
+              </w:rPr>
+              <m:t>0.7147</m:t>
+            </m:r>
+          </m:num>
+          <m:den>
+            <m:r>
+              <w:rPr>
+                <w:rFonts w:ascii="Cambria Math" w:hAnsi="Cambria Math"/>
+              </w:rPr>
+              <m:t>0.2095</m:t>
+            </m:r>
+          </m:den>
+        </m:f>
+        <m:r>
+          <w:rPr>
+            <w:rFonts w:ascii="Cambria Math" w:hAnsi="Cambria Math"/>
+          </w:rPr>
+          <m:t>=-3.412</m:t>
+        </m:r>
+      </m:oMath>
+      <w:r>
+        <w:rPr>
+          <w:rFonts w:hint="eastAsia"/>
+        </w:rPr>
+        <w:t xml:space="preserve">, the p-value is equal to </w:t>
+      </w:r>
+      <m:oMath>
+        <m:r>
+          <w:rPr>
+            <w:rFonts w:ascii="Cambria Math" w:hAnsi="Cambria Math" w:hint="eastAsia"/>
+          </w:rPr>
+          <m:t>0.000645</m:t>
+        </m:r>
+        <m:r>
+          <w:rPr>
+            <w:rFonts w:ascii="Cambria Math" w:hAnsi="Cambria Math"/>
+          </w:rPr>
+          <m:t>&lt;0.05</m:t>
         </m:r>
       </m:oMath>
       <w:r>
@@ -1929,202 +3678,55 @@
         <w:rPr>
           <w:rFonts w:hint="eastAsia"/>
         </w:rPr>
-        <w:t xml:space="preserve">(c) </w:t>
-      </w:r>
-      <m:oMath>
-        <m:r>
-          <m:rPr>
-            <m:sty m:val="p"/>
-          </m:rPr>
-          <w:rPr>
-            <w:rFonts w:ascii="Cambria Math" w:hAnsi="Cambria Math"/>
-          </w:rPr>
-          <m:t>logit</m:t>
-        </m:r>
-        <m:d>
-          <m:dPr>
-            <m:begChr m:val="["/>
-            <m:endChr m:val="]"/>
-            <m:ctrlPr>
-              <w:rPr>
-                <w:rFonts w:ascii="Cambria Math" w:hAnsi="Cambria Math"/>
-                <w:i/>
-              </w:rPr>
-            </m:ctrlPr>
-          </m:dPr>
-          <m:e>
-            <m:acc>
-              <m:accPr>
-                <m:ctrlPr>
-                  <w:rPr>
-                    <w:rFonts w:ascii="Cambria Math" w:hAnsi="Cambria Math"/>
-                    <w:i/>
-                  </w:rPr>
-                </m:ctrlPr>
-              </m:accPr>
-              <m:e>
-                <m:r>
-                  <w:rPr>
-                    <w:rFonts w:ascii="Cambria Math" w:hAnsi="Cambria Math"/>
-                  </w:rPr>
-                  <m:t>P</m:t>
-                </m:r>
-              </m:e>
-            </m:acc>
-            <m:d>
-              <m:dPr>
-                <m:ctrlPr>
-                  <w:rPr>
-                    <w:rFonts w:ascii="Cambria Math" w:hAnsi="Cambria Math"/>
-                    <w:i/>
-                  </w:rPr>
-                </m:ctrlPr>
-              </m:dPr>
-              <m:e>
-                <m:r>
-                  <w:rPr>
-                    <w:rFonts w:ascii="Cambria Math" w:hAnsi="Cambria Math"/>
-                  </w:rPr>
-                  <m:t>Y=1</m:t>
-                </m:r>
-              </m:e>
-            </m:d>
-          </m:e>
-        </m:d>
-        <m:r>
-          <w:rPr>
-            <w:rFonts w:ascii="Cambria Math" w:hAnsi="Cambria Math"/>
-          </w:rPr>
-          <m:t>=2.3635-0.7147×</m:t>
-        </m:r>
-        <m:r>
-          <m:rPr>
-            <m:sty m:val="p"/>
-          </m:rPr>
-          <w:rPr>
-            <w:rFonts w:ascii="Cambria Math" w:hAnsi="Cambria Math"/>
-          </w:rPr>
-          <m:t>color</m:t>
-        </m:r>
-      </m:oMath>
-      <w:r>
-        <w:rPr>
-          <w:rFonts w:hint="eastAsia"/>
-        </w:rPr>
-        <w:t>.</w:t>
-      </w:r>
-      <w:r>
-        <w:tab/>
-      </w:r>
-      <m:oMath>
-        <m:r>
-          <w:rPr>
-            <w:rFonts w:ascii="Cambria Math" w:hAnsi="Cambria Math"/>
-          </w:rPr>
-          <m:t>z=</m:t>
-        </m:r>
-        <m:f>
-          <m:fPr>
-            <m:ctrlPr>
-              <w:rPr>
-                <w:rFonts w:ascii="Cambria Math" w:hAnsi="Cambria Math"/>
-                <w:i/>
-              </w:rPr>
-            </m:ctrlPr>
-          </m:fPr>
-          <m:num>
-            <m:acc>
-              <m:accPr>
-                <m:ctrlPr>
-                  <w:rPr>
-                    <w:rFonts w:ascii="Cambria Math" w:hAnsi="Cambria Math"/>
-                    <w:i/>
-                  </w:rPr>
-                </m:ctrlPr>
-              </m:accPr>
-              <m:e>
-                <m:r>
-                  <w:rPr>
-                    <w:rFonts w:ascii="Cambria Math" w:hAnsi="Cambria Math"/>
-                  </w:rPr>
-                  <m:t>β</m:t>
-                </m:r>
-              </m:e>
-            </m:acc>
-          </m:num>
-          <m:den>
-            <m:r>
-              <w:rPr>
-                <w:rFonts w:ascii="Cambria Math" w:hAnsi="Cambria Math"/>
-              </w:rPr>
-              <m:t>SE</m:t>
-            </m:r>
-          </m:den>
-        </m:f>
-        <m:r>
-          <w:rPr>
-            <w:rFonts w:ascii="Cambria Math" w:hAnsi="Cambria Math"/>
-          </w:rPr>
-          <m:t>=-</m:t>
-        </m:r>
-        <m:f>
-          <m:fPr>
-            <m:ctrlPr>
-              <w:rPr>
-                <w:rFonts w:ascii="Cambria Math" w:hAnsi="Cambria Math"/>
-                <w:i/>
-              </w:rPr>
-            </m:ctrlPr>
-          </m:fPr>
-          <m:num>
-            <m:r>
-              <w:rPr>
-                <w:rFonts w:ascii="Cambria Math" w:hAnsi="Cambria Math"/>
-              </w:rPr>
-              <m:t>0.7147</m:t>
-            </m:r>
-          </m:num>
-          <m:den>
-            <m:r>
-              <w:rPr>
-                <w:rFonts w:ascii="Cambria Math" w:hAnsi="Cambria Math"/>
-              </w:rPr>
-              <m:t>0.2095</m:t>
-            </m:r>
-          </m:den>
-        </m:f>
-        <m:r>
-          <w:rPr>
-            <w:rFonts w:ascii="Cambria Math" w:hAnsi="Cambria Math"/>
-          </w:rPr>
-          <m:t>=-3.412</m:t>
-        </m:r>
-      </m:oMath>
-      <w:r>
-        <w:rPr>
-          <w:rFonts w:hint="eastAsia"/>
-        </w:rPr>
-        <w:t xml:space="preserve">, the p-value is equal to </w:t>
-      </w:r>
-      <m:oMath>
-        <m:r>
-          <w:rPr>
-            <w:rFonts w:ascii="Cambria Math" w:hAnsi="Cambria Math" w:hint="eastAsia"/>
-          </w:rPr>
-          <m:t>0.000645</m:t>
-        </m:r>
-        <m:r>
-          <w:rPr>
-            <w:rFonts w:ascii="Cambria Math" w:hAnsi="Cambria Math"/>
-          </w:rPr>
-          <m:t>&lt;0.05</m:t>
-        </m:r>
-      </m:oMath>
-      <w:r>
-        <w:rPr>
-          <w:rFonts w:hint="eastAsia"/>
-        </w:rPr>
-        <w:t>.</w:t>
+        <w:t xml:space="preserve">(d) </w:t>
+      </w:r>
+      <w:r>
+        <w:rPr>
+          <w:rFonts w:hint="eastAsia"/>
+        </w:rPr>
+        <w:t xml:space="preserve">Advantage of treating color as quantitative is that the </w:t>
+      </w:r>
+      <w:r>
+        <w:t>test</w:t>
+      </w:r>
+      <w:r>
+        <w:t xml:space="preserve"> of the</w:t>
+      </w:r>
+      <w:r>
+        <w:rPr>
+          <w:rFonts w:hint="eastAsia"/>
+        </w:rPr>
+        <w:t xml:space="preserve"> </w:t>
+      </w:r>
+      <w:r>
+        <w:t xml:space="preserve">effect </w:t>
+      </w:r>
+      <w:r>
+        <w:rPr>
+          <w:rFonts w:hint="eastAsia"/>
+        </w:rPr>
+        <w:t>is more p</w:t>
+      </w:r>
+      <w:r>
+        <w:t>ower</w:t>
+      </w:r>
+      <w:r>
+        <w:rPr>
+          <w:rFonts w:hint="eastAsia"/>
+        </w:rPr>
+        <w:t>ful,</w:t>
+      </w:r>
+      <w:r>
+        <w:t xml:space="preserve"> but </w:t>
+      </w:r>
+      <w:r>
+        <w:rPr>
+          <w:rFonts w:hint="eastAsia"/>
+        </w:rPr>
+        <w:t xml:space="preserve">the disadvantage is that there </w:t>
+      </w:r>
+      <w:r>
+        <w:t>may not be linear trend for color effect.</w:t>
       </w:r>
     </w:p>
     <w:p>
@@ -2138,7 +3740,87 @@
         <w:rPr>
           <w:rFonts w:hint="eastAsia"/>
         </w:rPr>
-        <w:t xml:space="preserve">(d) </w:t>
+        <w:lastRenderedPageBreak/>
+        <w:t xml:space="preserve">(e) </w:t>
+      </w:r>
+      <w:r>
+        <w:rPr>
+          <w:rFonts w:hint="eastAsia"/>
+        </w:rPr>
+        <w:t xml:space="preserve">The estimated logistic regression model is: </w:t>
+      </w:r>
+      <m:oMath>
+        <m:r>
+          <m:rPr>
+            <m:sty m:val="p"/>
+          </m:rPr>
+          <w:rPr>
+            <w:rFonts w:ascii="Cambria Math" w:hAnsi="Cambria Math"/>
+          </w:rPr>
+          <m:t>logit</m:t>
+        </m:r>
+        <m:d>
+          <m:dPr>
+            <m:begChr m:val="["/>
+            <m:endChr m:val="]"/>
+            <m:ctrlPr>
+              <w:rPr>
+                <w:rFonts w:ascii="Cambria Math" w:hAnsi="Cambria Math"/>
+                <w:i/>
+              </w:rPr>
+            </m:ctrlPr>
+          </m:dPr>
+          <m:e>
+            <m:acc>
+              <m:accPr>
+                <m:ctrlPr>
+                  <w:rPr>
+                    <w:rFonts w:ascii="Cambria Math" w:hAnsi="Cambria Math"/>
+                    <w:i/>
+                  </w:rPr>
+                </m:ctrlPr>
+              </m:accPr>
+              <m:e>
+                <m:r>
+                  <w:rPr>
+                    <w:rFonts w:ascii="Cambria Math" w:hAnsi="Cambria Math"/>
+                  </w:rPr>
+                  <m:t>P</m:t>
+                </m:r>
+              </m:e>
+            </m:acc>
+            <m:d>
+              <m:dPr>
+                <m:ctrlPr>
+                  <w:rPr>
+                    <w:rFonts w:ascii="Cambria Math" w:hAnsi="Cambria Math"/>
+                    <w:i/>
+                  </w:rPr>
+                </m:ctrlPr>
+              </m:dPr>
+              <m:e>
+                <m:r>
+                  <w:rPr>
+                    <w:rFonts w:ascii="Cambria Math" w:hAnsi="Cambria Math"/>
+                  </w:rPr>
+                  <m:t>Y=1</m:t>
+                </m:r>
+              </m:e>
+            </m:d>
+          </m:e>
+        </m:d>
+        <m:r>
+          <w:rPr>
+            <w:rFonts w:ascii="Cambria Math" w:hAnsi="Cambria Math"/>
+          </w:rPr>
+          <m:t>=-2.0316+1.6531w-0.5142c</m:t>
+        </m:r>
+      </m:oMath>
+      <w:r>
+        <w:rPr>
+          <w:rFonts w:hint="eastAsia"/>
+        </w:rPr>
+        <w:t xml:space="preserve">. </w:t>
       </w:r>
     </w:p>
     <w:p>
@@ -2148,11 +3830,200 @@
         </w:tabs>
         <w:spacing w:line="360" w:lineRule="auto"/>
       </w:pPr>
-      <w:r>
-        <w:rPr>
-          <w:rFonts w:hint="eastAsia"/>
-        </w:rPr>
-        <w:t xml:space="preserve">(e) </w:t>
+      <m:oMath>
+        <m:sSub>
+          <m:sSubPr>
+            <m:ctrlPr>
+              <w:rPr>
+                <w:rFonts w:ascii="Cambria Math" w:hAnsi="Cambria Math"/>
+                <w:i/>
+              </w:rPr>
+            </m:ctrlPr>
+          </m:sSubPr>
+          <m:e>
+            <m:r>
+              <w:rPr>
+                <w:rFonts w:ascii="Cambria Math" w:hAnsi="Cambria Math"/>
+              </w:rPr>
+              <m:t>s</m:t>
+            </m:r>
+          </m:e>
+          <m:sub>
+            <m:r>
+              <w:rPr>
+                <w:rFonts w:ascii="Cambria Math" w:hAnsi="Cambria Math"/>
+              </w:rPr>
+              <m:t>w</m:t>
+            </m:r>
+          </m:sub>
+        </m:sSub>
+        <m:r>
+          <w:rPr>
+            <w:rFonts w:ascii="Cambria Math" w:hAnsi="Cambria Math"/>
+          </w:rPr>
+          <m:t>=0.577</m:t>
+        </m:r>
+      </m:oMath>
+      <w:r>
+        <w:rPr>
+          <w:rFonts w:hint="eastAsia"/>
+        </w:rPr>
+        <w:t xml:space="preserve"> and </w:t>
+      </w:r>
+      <m:oMath>
+        <m:sSub>
+          <m:sSubPr>
+            <m:ctrlPr>
+              <w:rPr>
+                <w:rFonts w:ascii="Cambria Math" w:hAnsi="Cambria Math"/>
+                <w:i/>
+              </w:rPr>
+            </m:ctrlPr>
+          </m:sSubPr>
+          <m:e>
+            <m:r>
+              <w:rPr>
+                <w:rFonts w:ascii="Cambria Math" w:hAnsi="Cambria Math"/>
+              </w:rPr>
+              <m:t>s</m:t>
+            </m:r>
+          </m:e>
+          <m:sub>
+            <m:r>
+              <w:rPr>
+                <w:rFonts w:ascii="Cambria Math" w:hAnsi="Cambria Math"/>
+              </w:rPr>
+              <m:t>c</m:t>
+            </m:r>
+          </m:sub>
+        </m:sSub>
+        <m:r>
+          <w:rPr>
+            <w:rFonts w:ascii="Cambria Math" w:hAnsi="Cambria Math"/>
+          </w:rPr>
+          <m:t>=0.802</m:t>
+        </m:r>
+      </m:oMath>
+      <w:r>
+        <w:rPr>
+          <w:rFonts w:hint="eastAsia"/>
+        </w:rPr>
+        <w:t xml:space="preserve">. </w:t>
+      </w:r>
+    </w:p>
+    <w:p>
+      <w:pPr>
+        <w:tabs>
+          <w:tab w:val="left" w:pos="4968"/>
+        </w:tabs>
+        <w:spacing w:line="360" w:lineRule="auto"/>
+      </w:pPr>
+      <w:r>
+        <w:rPr>
+          <w:rFonts w:hint="eastAsia"/>
+        </w:rPr>
+        <w:t xml:space="preserve">The </w:t>
+      </w:r>
+      <w:r>
+        <w:rPr>
+          <w:rFonts w:hint="eastAsia"/>
+        </w:rPr>
+        <w:t>standardized coefficient of weight</w:t>
+      </w:r>
+      <w:r>
+        <w:rPr>
+          <w:rFonts w:hint="eastAsia"/>
+        </w:rPr>
+        <w:t xml:space="preserve"> is</w:t>
+      </w:r>
+      <w:r>
+        <w:rPr>
+          <w:rFonts w:hint="eastAsia"/>
+        </w:rPr>
+        <w:t xml:space="preserve">: </w:t>
+      </w:r>
+      <m:oMath>
+        <m:r>
+          <w:rPr>
+            <w:rFonts w:ascii="Cambria Math" w:hAnsi="Cambria Math"/>
+          </w:rPr>
+          <m:t>1.6531×0.577=0.954</m:t>
+        </m:r>
+      </m:oMath>
+      <w:r>
+        <w:rPr>
+          <w:rFonts w:hint="eastAsia"/>
+        </w:rPr>
+        <w:t xml:space="preserve">. </w:t>
+      </w:r>
+    </w:p>
+    <w:p>
+      <w:pPr>
+        <w:tabs>
+          <w:tab w:val="left" w:pos="4968"/>
+        </w:tabs>
+        <w:spacing w:line="360" w:lineRule="auto"/>
+      </w:pPr>
+      <w:r>
+        <w:rPr>
+          <w:rFonts w:hint="eastAsia"/>
+        </w:rPr>
+        <w:t xml:space="preserve">The standardized coefficient of quantitative color is: </w:t>
+      </w:r>
+      <m:oMath>
+        <m:r>
+          <w:rPr>
+            <w:rFonts w:ascii="Cambria Math" w:hAnsi="Cambria Math"/>
+          </w:rPr>
+          <m:t>-0.5142×0.802=-0.412</m:t>
+        </m:r>
+      </m:oMath>
+      <w:r>
+        <w:rPr>
+          <w:rFonts w:hint="eastAsia"/>
+        </w:rPr>
+        <w:t>.</w:t>
+      </w:r>
+    </w:p>
+    <w:p>
+      <w:pPr>
+        <w:tabs>
+          <w:tab w:val="left" w:pos="4968"/>
+        </w:tabs>
+        <w:spacing w:line="360" w:lineRule="auto"/>
+      </w:pPr>
+      <w:r>
+        <w:rPr>
+          <w:rFonts w:hint="eastAsia"/>
+        </w:rPr>
+        <w:t>A</w:t>
+      </w:r>
+      <w:r>
+        <w:t xml:space="preserve"> standard deviation increase in weight has more than double the effect of a standard deviation increase in color, adjusting for the other variable.</w:t>
+      </w:r>
+    </w:p>
+    <w:p>
+      <w:pPr>
+        <w:spacing w:line="360" w:lineRule="auto"/>
+        <w:rPr>
+          <w:b/>
+          <w:bCs/>
+        </w:rPr>
+      </w:pPr>
+      <w:r>
+        <w:rPr>
+          <w:rFonts w:hint="eastAsia"/>
+          <w:b/>
+          <w:bCs/>
+        </w:rPr>
+        <w:t>4.</w:t>
+      </w:r>
+      <w:r>
+        <w:rPr>
+          <w:b/>
+          <w:bCs/>
+        </w:rPr>
+        <w:t>17</w:t>
       </w:r>
     </w:p>
     <w:p>
@@ -2163,35 +4034,186 @@
         <w:rPr>
           <w:rFonts w:hint="eastAsia"/>
         </w:rPr>
-        <w:t>4.</w:t>
-      </w:r>
-      <w:r>
-        <w:t>17</w:t>
+        <w:t xml:space="preserve">(a) </w:t>
       </w:r>
     </w:p>
     <w:p>
       <w:pPr>
         <w:spacing w:line="360" w:lineRule="auto"/>
       </w:pPr>
-      <w:r>
-        <w:rPr>
-          <w:rFonts w:hint="eastAsia"/>
-        </w:rPr>
-        <w:t xml:space="preserve">(a) </w:t>
-      </w:r>
-    </w:p>
-    <w:p>
-      <w:pPr>
-        <w:spacing w:line="360" w:lineRule="auto"/>
-        <w:rPr>
-          <w:rFonts w:hint="eastAsia"/>
-        </w:rPr>
-      </w:pPr>
-      <w:r>
-        <w:rPr>
-          <w:rFonts w:hint="eastAsia"/>
-        </w:rPr>
-        <w:t xml:space="preserve">(b) In the table 4.11, (1) the coefficient of smoking is positive, which represents </w:t>
+      <m:oMath>
+        <m:r>
+          <w:rPr>
+            <w:rFonts w:ascii="Cambria Math" w:hAnsi="Cambria Math"/>
+          </w:rPr>
+          <m:t>r=1</m:t>
+        </m:r>
+      </m:oMath>
+      <w:r>
+        <w:rPr>
+          <w:rFonts w:hint="eastAsia"/>
+        </w:rPr>
+        <w:t xml:space="preserve">: </w:t>
+      </w:r>
+      <m:oMath>
+        <m:r>
+          <m:rPr>
+            <m:sty m:val="p"/>
+          </m:rPr>
+          <w:rPr>
+            <w:rFonts w:ascii="Cambria Math" w:hAnsi="Cambria Math"/>
+          </w:rPr>
+          <m:t>logit</m:t>
+        </m:r>
+        <m:d>
+          <m:dPr>
+            <m:begChr m:val="["/>
+            <m:endChr m:val="]"/>
+            <m:ctrlPr>
+              <w:rPr>
+                <w:rFonts w:ascii="Cambria Math" w:hAnsi="Cambria Math"/>
+                <w:i/>
+              </w:rPr>
+            </m:ctrlPr>
+          </m:dPr>
+          <m:e>
+            <m:acc>
+              <m:accPr>
+                <m:ctrlPr>
+                  <w:rPr>
+                    <w:rFonts w:ascii="Cambria Math" w:hAnsi="Cambria Math"/>
+                    <w:i/>
+                  </w:rPr>
+                </m:ctrlPr>
+              </m:accPr>
+              <m:e>
+                <m:r>
+                  <w:rPr>
+                    <w:rFonts w:ascii="Cambria Math" w:hAnsi="Cambria Math"/>
+                  </w:rPr>
+                  <m:t>P</m:t>
+                </m:r>
+              </m:e>
+            </m:acc>
+            <m:d>
+              <m:dPr>
+                <m:ctrlPr>
+                  <w:rPr>
+                    <w:rFonts w:ascii="Cambria Math" w:hAnsi="Cambria Math"/>
+                    <w:i/>
+                  </w:rPr>
+                </m:ctrlPr>
+              </m:dPr>
+              <m:e>
+                <m:r>
+                  <w:rPr>
+                    <w:rFonts w:ascii="Cambria Math" w:hAnsi="Cambria Math"/>
+                  </w:rPr>
+                  <m:t>Y=1</m:t>
+                </m:r>
+              </m:e>
+            </m:d>
+          </m:e>
+        </m:d>
+        <m:r>
+          <w:rPr>
+            <w:rFonts w:ascii="Cambria Math" w:hAnsi="Cambria Math"/>
+          </w:rPr>
+          <m:t>=-6.7+0.1a+1.4s</m:t>
+        </m:r>
+      </m:oMath>
+      <w:r>
+        <w:rPr>
+          <w:rFonts w:hint="eastAsia"/>
+        </w:rPr>
+        <w:t xml:space="preserve">. </w:t>
+      </w:r>
+      <m:oMath>
+        <m:r>
+          <w:rPr>
+            <w:rFonts w:ascii="Cambria Math" w:hAnsi="Cambria Math"/>
+          </w:rPr>
+          <m:t>r=0</m:t>
+        </m:r>
+      </m:oMath>
+      <w:r>
+        <w:rPr>
+          <w:rFonts w:hint="eastAsia"/>
+        </w:rPr>
+        <w:t xml:space="preserve">: </w:t>
+      </w:r>
+      <m:oMath>
+        <m:r>
+          <m:rPr>
+            <m:sty m:val="p"/>
+          </m:rPr>
+          <w:rPr>
+            <w:rFonts w:ascii="Cambria Math" w:hAnsi="Cambria Math"/>
+          </w:rPr>
+          <m:t>logit</m:t>
+        </m:r>
+        <m:d>
+          <m:dPr>
+            <m:begChr m:val="["/>
+            <m:endChr m:val="]"/>
+            <m:ctrlPr>
+              <w:rPr>
+                <w:rFonts w:ascii="Cambria Math" w:hAnsi="Cambria Math"/>
+                <w:i/>
+              </w:rPr>
+            </m:ctrlPr>
+          </m:dPr>
+          <m:e>
+            <m:acc>
+              <m:accPr>
+                <m:ctrlPr>
+                  <w:rPr>
+                    <w:rFonts w:ascii="Cambria Math" w:hAnsi="Cambria Math"/>
+                    <w:i/>
+                  </w:rPr>
+                </m:ctrlPr>
+              </m:accPr>
+              <m:e>
+                <m:r>
+                  <w:rPr>
+                    <w:rFonts w:ascii="Cambria Math" w:hAnsi="Cambria Math"/>
+                  </w:rPr>
+                  <m:t>P</m:t>
+                </m:r>
+              </m:e>
+            </m:acc>
+            <m:d>
+              <m:dPr>
+                <m:ctrlPr>
+                  <w:rPr>
+                    <w:rFonts w:ascii="Cambria Math" w:hAnsi="Cambria Math"/>
+                    <w:i/>
+                  </w:rPr>
+                </m:ctrlPr>
+              </m:dPr>
+              <m:e>
+                <m:r>
+                  <w:rPr>
+                    <w:rFonts w:ascii="Cambria Math" w:hAnsi="Cambria Math"/>
+                  </w:rPr>
+                  <m:t>Y=1</m:t>
+                </m:r>
+              </m:e>
+            </m:d>
+          </m:e>
+        </m:d>
+        <m:r>
+          <w:rPr>
+            <w:rFonts w:ascii="Cambria Math" w:hAnsi="Cambria Math"/>
+          </w:rPr>
+          <m:t>=-7.0+0.1a+1.2s</m:t>
+        </m:r>
+      </m:oMath>
+      <w:r>
+        <w:rPr>
+          <w:rFonts w:hint="eastAsia"/>
+        </w:rPr>
+        <w:t>.</w:t>
       </w:r>
     </w:p>
     <w:p>
@@ -2202,35 +4224,336 @@
         <w:rPr>
           <w:rFonts w:hint="eastAsia"/>
         </w:rPr>
-        <w:t>4.</w:t>
-      </w:r>
-      <w:r>
-        <w:t>19</w:t>
+        <w:t>The conditional odds ratio</w:t>
+      </w:r>
+      <w:r>
+        <w:rPr>
+          <w:rFonts w:hint="eastAsia"/>
+        </w:rPr>
+        <w:t xml:space="preserve"> for the smoking effect</w:t>
+      </w:r>
+      <w:r>
+        <w:rPr>
+          <w:rFonts w:hint="eastAsia"/>
+        </w:rPr>
+        <w:t xml:space="preserve"> is </w:t>
+      </w:r>
+      <m:oMath>
+        <m:func>
+          <m:funcPr>
+            <m:ctrlPr>
+              <w:rPr>
+                <w:rFonts w:ascii="Cambria Math" w:hAnsi="Cambria Math"/>
+                <w:i/>
+              </w:rPr>
+            </m:ctrlPr>
+          </m:funcPr>
+          <m:fName>
+            <m:r>
+              <m:rPr>
+                <m:sty m:val="p"/>
+              </m:rPr>
+              <w:rPr>
+                <w:rFonts w:ascii="Cambria Math" w:hAnsi="Cambria Math"/>
+              </w:rPr>
+              <m:t>exp</m:t>
+            </m:r>
+          </m:fName>
+          <m:e>
+            <m:r>
+              <w:rPr>
+                <w:rFonts w:ascii="Cambria Math" w:hAnsi="Cambria Math"/>
+              </w:rPr>
+              <m:t>(1.4)</m:t>
+            </m:r>
+          </m:e>
+        </m:func>
+        <m:r>
+          <w:rPr>
+            <w:rFonts w:ascii="Cambria Math" w:hAnsi="Cambria Math"/>
+          </w:rPr>
+          <m:t>=4.1</m:t>
+        </m:r>
+      </m:oMath>
+      <w:r>
+        <w:rPr>
+          <w:rFonts w:hint="eastAsia"/>
+        </w:rPr>
+        <w:t xml:space="preserve"> for blacks</w:t>
+      </w:r>
+      <w:r>
+        <w:rPr>
+          <w:rFonts w:hint="eastAsia"/>
+        </w:rPr>
+        <w:t xml:space="preserve"> </w:t>
+      </w:r>
+      <m:oMath>
+        <m:r>
+          <w:rPr>
+            <w:rFonts w:ascii="Cambria Math" w:hAnsi="Cambria Math"/>
+          </w:rPr>
+          <m:t>(r=1)</m:t>
+        </m:r>
+      </m:oMath>
+      <w:r>
+        <w:rPr>
+          <w:rFonts w:hint="eastAsia"/>
+        </w:rPr>
+        <w:t xml:space="preserve"> and </w:t>
+      </w:r>
+      <m:oMath>
+        <m:func>
+          <m:funcPr>
+            <m:ctrlPr>
+              <w:rPr>
+                <w:rFonts w:ascii="Cambria Math" w:hAnsi="Cambria Math"/>
+                <w:i/>
+              </w:rPr>
+            </m:ctrlPr>
+          </m:funcPr>
+          <m:fName>
+            <m:r>
+              <m:rPr>
+                <m:sty m:val="p"/>
+              </m:rPr>
+              <w:rPr>
+                <w:rFonts w:ascii="Cambria Math" w:hAnsi="Cambria Math"/>
+              </w:rPr>
+              <m:t>exp</m:t>
+            </m:r>
+          </m:fName>
+          <m:e>
+            <m:r>
+              <w:rPr>
+                <w:rFonts w:ascii="Cambria Math" w:hAnsi="Cambria Math"/>
+              </w:rPr>
+              <m:t>(1.2)</m:t>
+            </m:r>
+          </m:e>
+        </m:func>
+        <m:r>
+          <w:rPr>
+            <w:rFonts w:ascii="Cambria Math" w:hAnsi="Cambria Math"/>
+          </w:rPr>
+          <m:t>=3.3</m:t>
+        </m:r>
+      </m:oMath>
+      <w:r>
+        <w:rPr>
+          <w:rFonts w:hint="eastAsia"/>
+        </w:rPr>
+        <w:t xml:space="preserve"> for whites</w:t>
+      </w:r>
+      <w:r>
+        <w:rPr>
+          <w:rFonts w:hint="eastAsia"/>
+        </w:rPr>
+        <w:t xml:space="preserve"> </w:t>
+      </w:r>
+      <m:oMath>
+        <m:d>
+          <m:dPr>
+            <m:ctrlPr>
+              <w:rPr>
+                <w:rFonts w:ascii="Cambria Math" w:hAnsi="Cambria Math"/>
+                <w:i/>
+              </w:rPr>
+            </m:ctrlPr>
+          </m:dPr>
+          <m:e>
+            <m:r>
+              <w:rPr>
+                <w:rFonts w:ascii="Cambria Math" w:hAnsi="Cambria Math"/>
+              </w:rPr>
+              <m:t>r=0</m:t>
+            </m:r>
+          </m:e>
+        </m:d>
+      </m:oMath>
+      <w:r>
+        <w:rPr>
+          <w:rFonts w:hint="eastAsia"/>
+        </w:rPr>
+        <w:t>.</w:t>
       </w:r>
     </w:p>
     <w:p>
       <w:pPr>
         <w:spacing w:line="360" w:lineRule="auto"/>
       </w:pPr>
-      <w:r>
-        <w:rPr>
-          <w:rFonts w:hint="eastAsia"/>
-        </w:rPr>
-        <w:t xml:space="preserve">(a) </w:t>
-      </w:r>
-    </w:p>
-    <w:p>
-      <w:pPr>
-        <w:spacing w:line="360" w:lineRule="auto"/>
-        <w:rPr>
-          <w:rFonts w:hint="eastAsia"/>
-        </w:rPr>
-      </w:pPr>
-      <w:r>
-        <w:rPr>
-          <w:rFonts w:hint="eastAsia"/>
-        </w:rPr>
-        <w:t xml:space="preserve">(b) </w:t>
+      <m:oMath>
+        <m:r>
+          <w:rPr>
+            <w:rFonts w:ascii="Cambria Math" w:hAnsi="Cambria Math"/>
+          </w:rPr>
+          <m:t>s=1</m:t>
+        </m:r>
+      </m:oMath>
+      <w:r>
+        <w:rPr>
+          <w:rFonts w:hint="eastAsia"/>
+        </w:rPr>
+        <w:t xml:space="preserve">: </w:t>
+      </w:r>
+      <m:oMath>
+        <m:r>
+          <m:rPr>
+            <m:sty m:val="p"/>
+          </m:rPr>
+          <w:rPr>
+            <w:rFonts w:ascii="Cambria Math" w:hAnsi="Cambria Math"/>
+          </w:rPr>
+          <m:t>logit</m:t>
+        </m:r>
+        <m:d>
+          <m:dPr>
+            <m:begChr m:val="["/>
+            <m:endChr m:val="]"/>
+            <m:ctrlPr>
+              <w:rPr>
+                <w:rFonts w:ascii="Cambria Math" w:hAnsi="Cambria Math"/>
+                <w:i/>
+              </w:rPr>
+            </m:ctrlPr>
+          </m:dPr>
+          <m:e>
+            <m:acc>
+              <m:accPr>
+                <m:ctrlPr>
+                  <w:rPr>
+                    <w:rFonts w:ascii="Cambria Math" w:hAnsi="Cambria Math"/>
+                    <w:i/>
+                  </w:rPr>
+                </m:ctrlPr>
+              </m:accPr>
+              <m:e>
+                <m:r>
+                  <w:rPr>
+                    <w:rFonts w:ascii="Cambria Math" w:hAnsi="Cambria Math"/>
+                  </w:rPr>
+                  <m:t>P</m:t>
+                </m:r>
+              </m:e>
+            </m:acc>
+            <m:d>
+              <m:dPr>
+                <m:ctrlPr>
+                  <w:rPr>
+                    <w:rFonts w:ascii="Cambria Math" w:hAnsi="Cambria Math"/>
+                    <w:i/>
+                  </w:rPr>
+                </m:ctrlPr>
+              </m:dPr>
+              <m:e>
+                <m:r>
+                  <w:rPr>
+                    <w:rFonts w:ascii="Cambria Math" w:hAnsi="Cambria Math"/>
+                  </w:rPr>
+                  <m:t>Y=1</m:t>
+                </m:r>
+              </m:e>
+            </m:d>
+          </m:e>
+        </m:d>
+        <m:r>
+          <w:rPr>
+            <w:rFonts w:ascii="Cambria Math" w:hAnsi="Cambria Math"/>
+          </w:rPr>
+          <m:t>=-5.8+0.1a+0.5r</m:t>
+        </m:r>
+      </m:oMath>
+      <w:r>
+        <w:rPr>
+          <w:rFonts w:hint="eastAsia"/>
+        </w:rPr>
+        <w:t xml:space="preserve">. </w:t>
+      </w:r>
+      <m:oMath>
+        <m:r>
+          <w:rPr>
+            <w:rFonts w:ascii="Cambria Math" w:hAnsi="Cambria Math"/>
+          </w:rPr>
+          <m:t>s=0</m:t>
+        </m:r>
+      </m:oMath>
+      <w:r>
+        <w:rPr>
+          <w:rFonts w:hint="eastAsia"/>
+        </w:rPr>
+        <w:t xml:space="preserve">: </w:t>
+      </w:r>
+      <m:oMath>
+        <m:r>
+          <m:rPr>
+            <m:sty m:val="p"/>
+          </m:rPr>
+          <w:rPr>
+            <w:rFonts w:ascii="Cambria Math" w:hAnsi="Cambria Math"/>
+          </w:rPr>
+          <m:t>logit</m:t>
+        </m:r>
+        <m:d>
+          <m:dPr>
+            <m:begChr m:val="["/>
+            <m:endChr m:val="]"/>
+            <m:ctrlPr>
+              <w:rPr>
+                <w:rFonts w:ascii="Cambria Math" w:hAnsi="Cambria Math"/>
+                <w:i/>
+              </w:rPr>
+            </m:ctrlPr>
+          </m:dPr>
+          <m:e>
+            <m:acc>
+              <m:accPr>
+                <m:ctrlPr>
+                  <w:rPr>
+                    <w:rFonts w:ascii="Cambria Math" w:hAnsi="Cambria Math"/>
+                    <w:i/>
+                  </w:rPr>
+                </m:ctrlPr>
+              </m:accPr>
+              <m:e>
+                <m:r>
+                  <w:rPr>
+                    <w:rFonts w:ascii="Cambria Math" w:hAnsi="Cambria Math"/>
+                  </w:rPr>
+                  <m:t>P</m:t>
+                </m:r>
+              </m:e>
+            </m:acc>
+            <m:d>
+              <m:dPr>
+                <m:ctrlPr>
+                  <w:rPr>
+                    <w:rFonts w:ascii="Cambria Math" w:hAnsi="Cambria Math"/>
+                    <w:i/>
+                  </w:rPr>
+                </m:ctrlPr>
+              </m:dPr>
+              <m:e>
+                <m:r>
+                  <w:rPr>
+                    <w:rFonts w:ascii="Cambria Math" w:hAnsi="Cambria Math"/>
+                  </w:rPr>
+                  <m:t>Y=1</m:t>
+                </m:r>
+              </m:e>
+            </m:d>
+          </m:e>
+        </m:d>
+        <m:r>
+          <w:rPr>
+            <w:rFonts w:ascii="Cambria Math" w:hAnsi="Cambria Math"/>
+          </w:rPr>
+          <m:t>=-7.0+0.1a+0.3r</m:t>
+        </m:r>
+      </m:oMath>
+      <w:r>
+        <w:rPr>
+          <w:rFonts w:hint="eastAsia"/>
+        </w:rPr>
+        <w:t>.</w:t>
       </w:r>
     </w:p>
     <w:p>
@@ -2241,16 +4564,1909 @@
         <w:rPr>
           <w:rFonts w:hint="eastAsia"/>
         </w:rPr>
-        <w:t>4.</w:t>
-      </w:r>
-      <w:r>
-        <w:t>21</w:t>
+        <w:t>The conditional odds ratio</w:t>
+      </w:r>
+      <w:r>
+        <w:rPr>
+          <w:rFonts w:hint="eastAsia"/>
+        </w:rPr>
+        <w:t xml:space="preserve"> for the </w:t>
+      </w:r>
+      <w:r>
+        <w:rPr>
+          <w:rFonts w:hint="eastAsia"/>
+        </w:rPr>
+        <w:t>race</w:t>
+      </w:r>
+      <w:r>
+        <w:rPr>
+          <w:rFonts w:hint="eastAsia"/>
+        </w:rPr>
+        <w:t xml:space="preserve"> effect</w:t>
+      </w:r>
+      <w:r>
+        <w:rPr>
+          <w:rFonts w:hint="eastAsia"/>
+        </w:rPr>
+        <w:t xml:space="preserve"> is </w:t>
+      </w:r>
+      <m:oMath>
+        <m:func>
+          <m:funcPr>
+            <m:ctrlPr>
+              <w:rPr>
+                <w:rFonts w:ascii="Cambria Math" w:hAnsi="Cambria Math"/>
+                <w:i/>
+              </w:rPr>
+            </m:ctrlPr>
+          </m:funcPr>
+          <m:fName>
+            <m:r>
+              <m:rPr>
+                <m:sty m:val="p"/>
+              </m:rPr>
+              <w:rPr>
+                <w:rFonts w:ascii="Cambria Math" w:hAnsi="Cambria Math"/>
+              </w:rPr>
+              <m:t>exp</m:t>
+            </m:r>
+          </m:fName>
+          <m:e>
+            <m:r>
+              <w:rPr>
+                <w:rFonts w:ascii="Cambria Math" w:hAnsi="Cambria Math"/>
+              </w:rPr>
+              <m:t>(0.5)</m:t>
+            </m:r>
+          </m:e>
+        </m:func>
+        <m:r>
+          <w:rPr>
+            <w:rFonts w:ascii="Cambria Math" w:hAnsi="Cambria Math"/>
+          </w:rPr>
+          <m:t>=1.649</m:t>
+        </m:r>
+      </m:oMath>
+      <w:r>
+        <w:rPr>
+          <w:rFonts w:hint="eastAsia"/>
+        </w:rPr>
+        <w:t xml:space="preserve"> for </w:t>
+      </w:r>
+      <w:r>
+        <w:rPr>
+          <w:rFonts w:hint="eastAsia"/>
+        </w:rPr>
+        <w:t>smoker</w:t>
+      </w:r>
+      <w:r>
+        <w:rPr>
+          <w:rFonts w:hint="eastAsia"/>
+        </w:rPr>
+        <w:t>s</w:t>
+      </w:r>
+      <w:r>
+        <w:rPr>
+          <w:rFonts w:hint="eastAsia"/>
+        </w:rPr>
+        <w:t xml:space="preserve"> </w:t>
+      </w:r>
+      <m:oMath>
+        <m:r>
+          <w:rPr>
+            <w:rFonts w:ascii="Cambria Math" w:hAnsi="Cambria Math"/>
+          </w:rPr>
+          <m:t>(r=1)</m:t>
+        </m:r>
+      </m:oMath>
+      <w:r>
+        <w:rPr>
+          <w:rFonts w:hint="eastAsia"/>
+        </w:rPr>
+        <w:t xml:space="preserve"> and </w:t>
+      </w:r>
+      <m:oMath>
+        <m:func>
+          <m:funcPr>
+            <m:ctrlPr>
+              <w:rPr>
+                <w:rFonts w:ascii="Cambria Math" w:hAnsi="Cambria Math"/>
+                <w:i/>
+              </w:rPr>
+            </m:ctrlPr>
+          </m:funcPr>
+          <m:fName>
+            <m:r>
+              <m:rPr>
+                <m:sty m:val="p"/>
+              </m:rPr>
+              <w:rPr>
+                <w:rFonts w:ascii="Cambria Math" w:hAnsi="Cambria Math"/>
+              </w:rPr>
+              <m:t>exp</m:t>
+            </m:r>
+          </m:fName>
+          <m:e>
+            <m:r>
+              <w:rPr>
+                <w:rFonts w:ascii="Cambria Math" w:hAnsi="Cambria Math"/>
+              </w:rPr>
+              <m:t>(0.3)</m:t>
+            </m:r>
+          </m:e>
+        </m:func>
+        <m:r>
+          <w:rPr>
+            <w:rFonts w:ascii="Cambria Math" w:hAnsi="Cambria Math"/>
+          </w:rPr>
+          <m:t>=1.350</m:t>
+        </m:r>
+      </m:oMath>
+      <w:r>
+        <w:rPr>
+          <w:rFonts w:hint="eastAsia"/>
+        </w:rPr>
+        <w:t xml:space="preserve"> for </w:t>
+      </w:r>
+      <w:r>
+        <w:rPr>
+          <w:rFonts w:hint="eastAsia"/>
+        </w:rPr>
+        <w:t>nonsmoker</w:t>
+      </w:r>
+      <w:r>
+        <w:rPr>
+          <w:rFonts w:hint="eastAsia"/>
+        </w:rPr>
+        <w:t>s</w:t>
+      </w:r>
+      <w:r>
+        <w:rPr>
+          <w:rFonts w:hint="eastAsia"/>
+        </w:rPr>
+        <w:t xml:space="preserve"> </w:t>
+      </w:r>
+      <m:oMath>
+        <m:d>
+          <m:dPr>
+            <m:ctrlPr>
+              <w:rPr>
+                <w:rFonts w:ascii="Cambria Math" w:hAnsi="Cambria Math"/>
+                <w:i/>
+              </w:rPr>
+            </m:ctrlPr>
+          </m:dPr>
+          <m:e>
+            <m:r>
+              <w:rPr>
+                <w:rFonts w:ascii="Cambria Math" w:hAnsi="Cambria Math"/>
+              </w:rPr>
+              <m:t>r=0</m:t>
+            </m:r>
+          </m:e>
+        </m:d>
+      </m:oMath>
+      <w:r>
+        <w:rPr>
+          <w:rFonts w:hint="eastAsia"/>
+        </w:rPr>
+        <w:t>.</w:t>
       </w:r>
     </w:p>
     <w:p>
       <w:pPr>
         <w:spacing w:line="360" w:lineRule="auto"/>
       </w:pPr>
+      <w:r>
+        <w:rPr>
+          <w:rFonts w:hint="eastAsia"/>
+        </w:rPr>
+        <w:t xml:space="preserve">(b) </w:t>
+      </w:r>
+      <w:r>
+        <w:t xml:space="preserve">The coefficient of </w:t>
+      </w:r>
+      <m:oMath>
+        <m:r>
+          <w:rPr>
+            <w:rFonts w:ascii="Cambria Math" w:hAnsi="Cambria Math"/>
+          </w:rPr>
+          <m:t>s</m:t>
+        </m:r>
+      </m:oMath>
+      <w:r>
+        <w:t xml:space="preserve"> of 1.2 is log odds ratio between </w:t>
+      </w:r>
+      <m:oMath>
+        <m:r>
+          <w:rPr>
+            <w:rFonts w:ascii="Cambria Math" w:hAnsi="Cambria Math"/>
+          </w:rPr>
+          <m:t>y</m:t>
+        </m:r>
+      </m:oMath>
+      <w:r>
+        <w:t xml:space="preserve"> and </w:t>
+      </w:r>
+      <m:oMath>
+        <m:r>
+          <w:rPr>
+            <w:rFonts w:ascii="Cambria Math" w:hAnsi="Cambria Math"/>
+          </w:rPr>
+          <m:t>s</m:t>
+        </m:r>
+      </m:oMath>
+      <w:r>
+        <w:t xml:space="preserve"> when </w:t>
+      </w:r>
+      <m:oMath>
+        <m:r>
+          <w:rPr>
+            <w:rFonts w:ascii="Cambria Math" w:hAnsi="Cambria Math"/>
+          </w:rPr>
+          <m:t>r=0 (</m:t>
+        </m:r>
+        <m:r>
+          <m:rPr>
+            <m:sty m:val="p"/>
+          </m:rPr>
+          <w:rPr>
+            <w:rFonts w:ascii="Cambria Math" w:hAnsi="Cambria Math"/>
+          </w:rPr>
+          <m:t>whites</m:t>
+        </m:r>
+        <m:r>
+          <w:rPr>
+            <w:rFonts w:ascii="Cambria Math" w:hAnsi="Cambria Math"/>
+          </w:rPr>
+          <m:t>)</m:t>
+        </m:r>
+      </m:oMath>
+      <w:r>
+        <w:t>, in which case interaction does not enter the equation.</w:t>
+      </w:r>
+      <w:r>
+        <w:rPr>
+          <w:rFonts w:hint="eastAsia"/>
+        </w:rPr>
+        <w:t xml:space="preserve"> </w:t>
+      </w:r>
+      <w:r>
+        <w:t xml:space="preserve">The coefficient of </w:t>
+      </w:r>
+      <m:oMath>
+        <m:r>
+          <w:rPr>
+            <w:rFonts w:ascii="Cambria Math" w:hAnsi="Cambria Math"/>
+          </w:rPr>
+          <m:t>r</m:t>
+        </m:r>
+      </m:oMath>
+      <w:r>
+        <w:t xml:space="preserve"> of </w:t>
+      </w:r>
+      <w:r>
+        <w:rPr>
+          <w:rFonts w:hint="eastAsia"/>
+        </w:rPr>
+        <w:t>0.3</w:t>
+      </w:r>
+      <w:r>
+        <w:t xml:space="preserve"> is log odds ratio between </w:t>
+      </w:r>
+      <m:oMath>
+        <m:r>
+          <w:rPr>
+            <w:rFonts w:ascii="Cambria Math" w:hAnsi="Cambria Math"/>
+          </w:rPr>
+          <m:t>y</m:t>
+        </m:r>
+      </m:oMath>
+      <w:r>
+        <w:t xml:space="preserve"> and </w:t>
+      </w:r>
+      <m:oMath>
+        <m:r>
+          <w:rPr>
+            <w:rFonts w:ascii="Cambria Math" w:hAnsi="Cambria Math"/>
+          </w:rPr>
+          <m:t>r</m:t>
+        </m:r>
+      </m:oMath>
+      <w:r>
+        <w:t xml:space="preserve"> when </w:t>
+      </w:r>
+      <m:oMath>
+        <m:r>
+          <w:rPr>
+            <w:rFonts w:ascii="Cambria Math" w:hAnsi="Cambria Math"/>
+          </w:rPr>
+          <m:t>s=0 (</m:t>
+        </m:r>
+        <m:r>
+          <m:rPr>
+            <m:sty m:val="p"/>
+          </m:rPr>
+          <w:rPr>
+            <w:rFonts w:ascii="Cambria Math" w:hAnsi="Cambria Math"/>
+          </w:rPr>
+          <m:t>whites</m:t>
+        </m:r>
+        <m:r>
+          <w:rPr>
+            <w:rFonts w:ascii="Cambria Math" w:hAnsi="Cambria Math"/>
+          </w:rPr>
+          <m:t>)</m:t>
+        </m:r>
+      </m:oMath>
+      <w:r>
+        <w:t>, in which case interaction does not enter the equation.</w:t>
+      </w:r>
+      <w:r>
+        <w:t xml:space="preserve"> </w:t>
+      </w:r>
+      <w:r>
+        <w:rPr>
+          <w:rFonts w:hint="eastAsia"/>
+        </w:rPr>
+        <w:t xml:space="preserve">The </w:t>
+      </w:r>
+      <m:oMath>
+        <m:r>
+          <m:rPr>
+            <m:sty m:val="p"/>
+          </m:rPr>
+          <w:rPr>
+            <w:rFonts w:ascii="Cambria Math" w:hAnsi="Cambria Math"/>
+          </w:rPr>
+          <m:t>P-value</m:t>
+        </m:r>
+      </m:oMath>
+      <w:r>
+        <w:t xml:space="preserve"> represents</w:t>
+      </w:r>
+      <w:r>
+        <w:rPr>
+          <w:rFonts w:hint="eastAsia"/>
+        </w:rPr>
+        <w:t xml:space="preserve"> </w:t>
+      </w:r>
+      <w:r>
+        <w:t xml:space="preserve">result of test that log odds ratio between </w:t>
+      </w:r>
+      <m:oMath>
+        <m:r>
+          <w:rPr>
+            <w:rFonts w:ascii="Cambria Math" w:hAnsi="Cambria Math"/>
+          </w:rPr>
+          <m:t>y</m:t>
+        </m:r>
+      </m:oMath>
+      <w:r>
+        <w:t xml:space="preserve"> and</w:t>
+      </w:r>
+      <w:r>
+        <w:rPr>
+          <w:rFonts w:hint="eastAsia"/>
+        </w:rPr>
+        <w:t xml:space="preserve"> </w:t>
+      </w:r>
+      <m:oMath>
+        <m:r>
+          <w:rPr>
+            <w:rFonts w:ascii="Cambria Math" w:hAnsi="Cambria Math"/>
+          </w:rPr>
+          <m:t>s</m:t>
+        </m:r>
+      </m:oMath>
+      <w:r>
+        <w:rPr>
+          <w:rFonts w:hint="eastAsia"/>
+        </w:rPr>
+        <w:t xml:space="preserve"> </w:t>
+      </w:r>
+      <w:r>
+        <w:t>for</w:t>
+      </w:r>
+      <w:r>
+        <w:rPr>
+          <w:rFonts w:hint="eastAsia"/>
+        </w:rPr>
+        <w:t xml:space="preserve"> </w:t>
+      </w:r>
+      <m:oMath>
+        <m:r>
+          <w:rPr>
+            <w:rFonts w:ascii="Cambria Math" w:hAnsi="Cambria Math"/>
+          </w:rPr>
+          <m:t>r=0</m:t>
+        </m:r>
+      </m:oMath>
+      <w:r>
+        <w:rPr>
+          <w:rFonts w:hint="eastAsia"/>
+        </w:rPr>
+        <w:t xml:space="preserve"> and </w:t>
+      </w:r>
+      <w:r>
+        <w:t xml:space="preserve">between </w:t>
+      </w:r>
+      <m:oMath>
+        <m:r>
+          <w:rPr>
+            <w:rFonts w:ascii="Cambria Math" w:hAnsi="Cambria Math"/>
+          </w:rPr>
+          <m:t>y</m:t>
+        </m:r>
+      </m:oMath>
+      <w:r>
+        <w:t xml:space="preserve"> and</w:t>
+      </w:r>
+      <w:r>
+        <w:rPr>
+          <w:rFonts w:hint="eastAsia"/>
+        </w:rPr>
+        <w:t xml:space="preserve"> </w:t>
+      </w:r>
+      <m:oMath>
+        <m:r>
+          <w:rPr>
+            <w:rFonts w:ascii="Cambria Math" w:hAnsi="Cambria Math"/>
+          </w:rPr>
+          <m:t>r</m:t>
+        </m:r>
+      </m:oMath>
+      <w:r>
+        <w:rPr>
+          <w:rFonts w:hint="eastAsia"/>
+        </w:rPr>
+        <w:t xml:space="preserve"> </w:t>
+      </w:r>
+      <w:r>
+        <w:t>for</w:t>
+      </w:r>
+      <w:r>
+        <w:rPr>
+          <w:rFonts w:hint="eastAsia"/>
+        </w:rPr>
+        <w:t xml:space="preserve"> </w:t>
+      </w:r>
+      <m:oMath>
+        <m:r>
+          <w:rPr>
+            <w:rFonts w:ascii="Cambria Math" w:hAnsi="Cambria Math"/>
+          </w:rPr>
+          <m:t>s=0</m:t>
+        </m:r>
+      </m:oMath>
+      <w:r>
+        <w:t>.</w:t>
+      </w:r>
+    </w:p>
+    <w:p>
+      <w:pPr>
+        <w:spacing w:line="360" w:lineRule="auto"/>
+        <w:rPr>
+          <w:b/>
+          <w:bCs/>
+        </w:rPr>
+      </w:pPr>
+      <w:r>
+        <w:rPr>
+          <w:rFonts w:hint="eastAsia"/>
+          <w:b/>
+          <w:bCs/>
+        </w:rPr>
+        <w:t>4.</w:t>
+      </w:r>
+      <w:r>
+        <w:rPr>
+          <w:b/>
+          <w:bCs/>
+        </w:rPr>
+        <w:t>19</w:t>
+      </w:r>
+    </w:p>
+    <w:p>
+      <w:pPr>
+        <w:spacing w:line="360" w:lineRule="auto"/>
+      </w:pPr>
+      <w:r>
+        <w:rPr>
+          <w:rFonts w:hint="eastAsia"/>
+        </w:rPr>
+        <w:t xml:space="preserve">(a) </w:t>
+      </w:r>
+    </w:p>
+    <w:p>
+      <w:pPr>
+        <w:spacing w:line="360" w:lineRule="auto"/>
+        <w:jc w:val="center"/>
+      </w:pPr>
+      <w:r>
+        <w:rPr>
+          <w:noProof/>
+        </w:rPr>
+        <w:drawing>
+          <wp:inline distT="0" distB="0" distL="0" distR="0" wp14:anchorId="3285CC95" wp14:editId="52063DFB">
+            <wp:extent cx="4328160" cy="2202180"/>
+            <wp:effectExtent l="0" t="0" r="0" b="7620"/>
+            <wp:docPr id="1153167816" name="圖片 1" descr="一張含有 文字, 螢幕擷取畫面, 圖表, 行 的圖片&#10;&#10;自動產生的描述"/>
+            <wp:cNvGraphicFramePr>
+              <a:graphicFrameLocks xmlns:a="http://schemas.openxmlformats.org/drawingml/2006/main" noChangeAspect="1"/>
+            </wp:cNvGraphicFramePr>
+            <a:graphic xmlns:a="http://schemas.openxmlformats.org/drawingml/2006/main">
+              <a:graphicData uri="http://schemas.openxmlformats.org/drawingml/2006/picture">
+                <pic:pic xmlns:pic="http://schemas.openxmlformats.org/drawingml/2006/picture">
+                  <pic:nvPicPr>
+                    <pic:cNvPr id="1153167816" name="圖片 1" descr="一張含有 文字, 螢幕擷取畫面, 圖表, 行 的圖片&#10;&#10;自動產生的描述"/>
+                    <pic:cNvPicPr/>
+                  </pic:nvPicPr>
+                  <pic:blipFill rotWithShape="1">
+                    <a:blip r:embed="rId7">
+                      <a:extLst>
+                        <a:ext uri="{28A0092B-C50C-407E-A947-70E740481C1C}">
+                          <a14:useLocalDpi xmlns:a14="http://schemas.microsoft.com/office/drawing/2010/main" val="0"/>
+                        </a:ext>
+                      </a:extLst>
+                    </a:blip>
+                    <a:srcRect t="22437" r="5700" b="6302"/>
+                    <a:stretch/>
+                  </pic:blipFill>
+                  <pic:spPr bwMode="auto">
+                    <a:xfrm>
+                      <a:off x="0" y="0"/>
+                      <a:ext cx="4329015" cy="2202615"/>
+                    </a:xfrm>
+                    <a:prstGeom prst="rect">
+                      <a:avLst/>
+                    </a:prstGeom>
+                    <a:ln>
+                      <a:noFill/>
+                    </a:ln>
+                    <a:extLst>
+                      <a:ext uri="{53640926-AAD7-44D8-BBD7-CCE9431645EC}">
+                        <a14:shadowObscured xmlns:a14="http://schemas.microsoft.com/office/drawing/2010/main"/>
+                      </a:ext>
+                    </a:extLst>
+                  </pic:spPr>
+                </pic:pic>
+              </a:graphicData>
+            </a:graphic>
+          </wp:inline>
+        </w:drawing>
+      </w:r>
+    </w:p>
+    <w:p>
+      <w:pPr>
+        <w:spacing w:line="360" w:lineRule="auto"/>
+      </w:pPr>
+      <m:oMath>
+        <m:r>
+          <m:rPr>
+            <m:sty m:val="p"/>
+          </m:rPr>
+          <w:rPr>
+            <w:rFonts w:ascii="Cambria Math" w:hAnsi="Cambria Math"/>
+          </w:rPr>
+          <m:t>logit</m:t>
+        </m:r>
+        <m:d>
+          <m:dPr>
+            <m:begChr m:val="["/>
+            <m:endChr m:val="]"/>
+            <m:ctrlPr>
+              <w:rPr>
+                <w:rFonts w:ascii="Cambria Math" w:hAnsi="Cambria Math"/>
+                <w:i/>
+              </w:rPr>
+            </m:ctrlPr>
+          </m:dPr>
+          <m:e>
+            <m:acc>
+              <m:accPr>
+                <m:ctrlPr>
+                  <w:rPr>
+                    <w:rFonts w:ascii="Cambria Math" w:hAnsi="Cambria Math"/>
+                    <w:i/>
+                  </w:rPr>
+                </m:ctrlPr>
+              </m:accPr>
+              <m:e>
+                <m:r>
+                  <w:rPr>
+                    <w:rFonts w:ascii="Cambria Math" w:hAnsi="Cambria Math"/>
+                  </w:rPr>
+                  <m:t>P</m:t>
+                </m:r>
+              </m:e>
+            </m:acc>
+            <m:d>
+              <m:dPr>
+                <m:ctrlPr>
+                  <w:rPr>
+                    <w:rFonts w:ascii="Cambria Math" w:hAnsi="Cambria Math"/>
+                    <w:i/>
+                  </w:rPr>
+                </m:ctrlPr>
+              </m:dPr>
+              <m:e>
+                <m:r>
+                  <w:rPr>
+                    <w:rFonts w:ascii="Cambria Math" w:hAnsi="Cambria Math"/>
+                  </w:rPr>
+                  <m:t>Y=1</m:t>
+                </m:r>
+              </m:e>
+            </m:d>
+          </m:e>
+        </m:d>
+        <m:r>
+          <w:rPr>
+            <w:rFonts w:ascii="Cambria Math" w:hAnsi="Cambria Math"/>
+          </w:rPr>
+          <m:t xml:space="preserve">=-1.753-8.287 </m:t>
+        </m:r>
+        <m:sSub>
+          <m:sSubPr>
+            <m:ctrlPr>
+              <w:rPr>
+                <w:rFonts w:ascii="Cambria Math" w:hAnsi="Cambria Math"/>
+                <w:i/>
+              </w:rPr>
+            </m:ctrlPr>
+          </m:sSubPr>
+          <m:e>
+            <m:r>
+              <w:rPr>
+                <w:rFonts w:ascii="Cambria Math" w:hAnsi="Cambria Math"/>
+              </w:rPr>
+              <m:t>c</m:t>
+            </m:r>
+          </m:e>
+          <m:sub>
+            <m:r>
+              <w:rPr>
+                <w:rFonts w:ascii="Cambria Math" w:hAnsi="Cambria Math"/>
+              </w:rPr>
+              <m:t>2</m:t>
+            </m:r>
+          </m:sub>
+        </m:sSub>
+        <m:r>
+          <w:rPr>
+            <w:rFonts w:ascii="Cambria Math" w:hAnsi="Cambria Math"/>
+          </w:rPr>
+          <m:t xml:space="preserve">-19.765 </m:t>
+        </m:r>
+        <m:sSub>
+          <m:sSubPr>
+            <m:ctrlPr>
+              <w:rPr>
+                <w:rFonts w:ascii="Cambria Math" w:hAnsi="Cambria Math"/>
+                <w:i/>
+              </w:rPr>
+            </m:ctrlPr>
+          </m:sSubPr>
+          <m:e>
+            <m:r>
+              <w:rPr>
+                <w:rFonts w:ascii="Cambria Math" w:hAnsi="Cambria Math"/>
+              </w:rPr>
+              <m:t>c</m:t>
+            </m:r>
+          </m:e>
+          <m:sub>
+            <m:r>
+              <w:rPr>
+                <w:rFonts w:ascii="Cambria Math" w:hAnsi="Cambria Math"/>
+              </w:rPr>
+              <m:t>3</m:t>
+            </m:r>
+          </m:sub>
+        </m:sSub>
+        <m:r>
+          <w:rPr>
+            <w:rFonts w:ascii="Cambria Math" w:hAnsi="Cambria Math"/>
+          </w:rPr>
+          <m:t xml:space="preserve">-4.101 </m:t>
+        </m:r>
+        <m:sSub>
+          <m:sSubPr>
+            <m:ctrlPr>
+              <w:rPr>
+                <w:rFonts w:ascii="Cambria Math" w:hAnsi="Cambria Math"/>
+                <w:i/>
+              </w:rPr>
+            </m:ctrlPr>
+          </m:sSubPr>
+          <m:e>
+            <m:r>
+              <w:rPr>
+                <w:rFonts w:ascii="Cambria Math" w:hAnsi="Cambria Math"/>
+              </w:rPr>
+              <m:t>c</m:t>
+            </m:r>
+          </m:e>
+          <m:sub>
+            <m:r>
+              <w:rPr>
+                <w:rFonts w:ascii="Cambria Math" w:hAnsi="Cambria Math"/>
+              </w:rPr>
+              <m:t>4</m:t>
+            </m:r>
+          </m:sub>
+        </m:sSub>
+        <m:r>
+          <m:rPr>
+            <m:sty m:val="p"/>
+          </m:rPr>
+          <w:rPr>
+            <w:rFonts w:ascii="Cambria Math" w:hAnsi="Cambria Math"/>
+          </w:rPr>
+          <m:t>+0.106</m:t>
+        </m:r>
+        <m:r>
+          <w:rPr>
+            <w:rFonts w:ascii="Cambria Math" w:hAnsi="Cambria Math"/>
+          </w:rPr>
+          <m:t>x</m:t>
+        </m:r>
+        <m:r>
+          <m:rPr>
+            <m:sty m:val="p"/>
+          </m:rPr>
+          <w:rPr>
+            <w:rFonts w:ascii="Cambria Math" w:hAnsi="Cambria Math"/>
+          </w:rPr>
+          <m:t>+0.313</m:t>
+        </m:r>
+        <m:d>
+          <m:dPr>
+            <m:ctrlPr>
+              <w:rPr>
+                <w:rFonts w:ascii="Cambria Math" w:hAnsi="Cambria Math"/>
+              </w:rPr>
+            </m:ctrlPr>
+          </m:dPr>
+          <m:e>
+            <m:sSub>
+              <m:sSubPr>
+                <m:ctrlPr>
+                  <w:rPr>
+                    <w:rFonts w:ascii="Cambria Math" w:hAnsi="Cambria Math"/>
+                    <w:i/>
+                    <w:iCs/>
+                  </w:rPr>
+                </m:ctrlPr>
+              </m:sSubPr>
+              <m:e>
+                <m:r>
+                  <w:rPr>
+                    <w:rFonts w:ascii="Cambria Math" w:hAnsi="Cambria Math"/>
+                  </w:rPr>
+                  <m:t>c</m:t>
+                </m:r>
+              </m:e>
+              <m:sub>
+                <m:r>
+                  <w:rPr>
+                    <w:rFonts w:ascii="Cambria Math" w:hAnsi="Cambria Math"/>
+                  </w:rPr>
+                  <m:t>2</m:t>
+                </m:r>
+              </m:sub>
+            </m:sSub>
+            <m:r>
+              <w:rPr>
+                <w:rFonts w:ascii="Cambria Math" w:hAnsi="Cambria Math"/>
+              </w:rPr>
+              <m:t>x</m:t>
+            </m:r>
+          </m:e>
+        </m:d>
+        <m:r>
+          <m:rPr>
+            <m:sty m:val="p"/>
+          </m:rPr>
+          <w:rPr>
+            <w:rFonts w:ascii="Cambria Math" w:hAnsi="Cambria Math"/>
+          </w:rPr>
+          <m:t>+0.752</m:t>
+        </m:r>
+        <m:d>
+          <m:dPr>
+            <m:ctrlPr>
+              <w:rPr>
+                <w:rFonts w:ascii="Cambria Math" w:hAnsi="Cambria Math"/>
+              </w:rPr>
+            </m:ctrlPr>
+          </m:dPr>
+          <m:e>
+            <m:sSub>
+              <m:sSubPr>
+                <m:ctrlPr>
+                  <w:rPr>
+                    <w:rFonts w:ascii="Cambria Math" w:hAnsi="Cambria Math"/>
+                    <w:i/>
+                    <w:iCs/>
+                  </w:rPr>
+                </m:ctrlPr>
+              </m:sSubPr>
+              <m:e>
+                <m:r>
+                  <w:rPr>
+                    <w:rFonts w:ascii="Cambria Math" w:hAnsi="Cambria Math"/>
+                  </w:rPr>
+                  <m:t>c</m:t>
+                </m:r>
+              </m:e>
+              <m:sub>
+                <m:r>
+                  <w:rPr>
+                    <w:rFonts w:ascii="Cambria Math" w:hAnsi="Cambria Math"/>
+                  </w:rPr>
+                  <m:t>3</m:t>
+                </m:r>
+              </m:sub>
+            </m:sSub>
+            <m:r>
+              <w:rPr>
+                <w:rFonts w:ascii="Cambria Math" w:hAnsi="Cambria Math"/>
+              </w:rPr>
+              <m:t>x</m:t>
+            </m:r>
+          </m:e>
+        </m:d>
+        <m:r>
+          <m:rPr>
+            <m:sty m:val="p"/>
+          </m:rPr>
+          <w:rPr>
+            <w:rFonts w:ascii="Cambria Math" w:hAnsi="Cambria Math"/>
+          </w:rPr>
+          <m:t>+0.094</m:t>
+        </m:r>
+        <m:d>
+          <m:dPr>
+            <m:ctrlPr>
+              <w:rPr>
+                <w:rFonts w:ascii="Cambria Math" w:hAnsi="Cambria Math"/>
+              </w:rPr>
+            </m:ctrlPr>
+          </m:dPr>
+          <m:e>
+            <m:sSub>
+              <m:sSubPr>
+                <m:ctrlPr>
+                  <w:rPr>
+                    <w:rFonts w:ascii="Cambria Math" w:hAnsi="Cambria Math"/>
+                    <w:i/>
+                    <w:iCs/>
+                  </w:rPr>
+                </m:ctrlPr>
+              </m:sSubPr>
+              <m:e>
+                <m:r>
+                  <w:rPr>
+                    <w:rFonts w:ascii="Cambria Math" w:hAnsi="Cambria Math"/>
+                  </w:rPr>
+                  <m:t>c</m:t>
+                </m:r>
+              </m:e>
+              <m:sub>
+                <m:r>
+                  <w:rPr>
+                    <w:rFonts w:ascii="Cambria Math" w:hAnsi="Cambria Math"/>
+                  </w:rPr>
+                  <m:t>4</m:t>
+                </m:r>
+              </m:sub>
+            </m:sSub>
+            <m:r>
+              <w:rPr>
+                <w:rFonts w:ascii="Cambria Math" w:hAnsi="Cambria Math"/>
+              </w:rPr>
+              <m:t>x</m:t>
+            </m:r>
+          </m:e>
+        </m:d>
+        <m:r>
+          <m:rPr>
+            <m:sty m:val="p"/>
+          </m:rPr>
+          <w:rPr>
+            <w:rFonts w:ascii="Cambria Math" w:hAnsi="Cambria Math"/>
+          </w:rPr>
+          <m:t xml:space="preserve"> </m:t>
+        </m:r>
+        <m:r>
+          <m:rPr>
+            <m:sty m:val="p"/>
+          </m:rPr>
+          <w:rPr>
+            <w:rFonts w:ascii="Cambria Math" w:hAnsi="Cambria Math" w:hint="eastAsia"/>
+          </w:rPr>
+          <m:t>(reference = 1)</m:t>
+        </m:r>
+      </m:oMath>
+      <w:r>
+        <w:rPr>
+          <w:rFonts w:hint="eastAsia"/>
+        </w:rPr>
+        <w:t xml:space="preserve">, or </w:t>
+      </w:r>
+    </w:p>
+    <w:p>
+      <w:pPr>
+        <w:spacing w:line="360" w:lineRule="auto"/>
+        <w:rPr>
+          <w:rFonts w:hint="eastAsia"/>
+        </w:rPr>
+      </w:pPr>
+      <m:oMath>
+        <m:r>
+          <m:rPr>
+            <m:sty m:val="p"/>
+          </m:rPr>
+          <w:rPr>
+            <w:rFonts w:ascii="Cambria Math" w:hAnsi="Cambria Math"/>
+          </w:rPr>
+          <w:lastRenderedPageBreak/>
+          <m:t>logit</m:t>
+        </m:r>
+        <m:d>
+          <m:dPr>
+            <m:begChr m:val="["/>
+            <m:endChr m:val="]"/>
+            <m:ctrlPr>
+              <w:rPr>
+                <w:rFonts w:ascii="Cambria Math" w:hAnsi="Cambria Math"/>
+                <w:i/>
+              </w:rPr>
+            </m:ctrlPr>
+          </m:dPr>
+          <m:e>
+            <m:acc>
+              <m:accPr>
+                <m:ctrlPr>
+                  <w:rPr>
+                    <w:rFonts w:ascii="Cambria Math" w:hAnsi="Cambria Math"/>
+                    <w:i/>
+                  </w:rPr>
+                </m:ctrlPr>
+              </m:accPr>
+              <m:e>
+                <m:r>
+                  <w:rPr>
+                    <w:rFonts w:ascii="Cambria Math" w:hAnsi="Cambria Math"/>
+                  </w:rPr>
+                  <m:t>P</m:t>
+                </m:r>
+              </m:e>
+            </m:acc>
+            <m:d>
+              <m:dPr>
+                <m:ctrlPr>
+                  <w:rPr>
+                    <w:rFonts w:ascii="Cambria Math" w:hAnsi="Cambria Math"/>
+                    <w:i/>
+                  </w:rPr>
+                </m:ctrlPr>
+              </m:dPr>
+              <m:e>
+                <m:r>
+                  <w:rPr>
+                    <w:rFonts w:ascii="Cambria Math" w:hAnsi="Cambria Math"/>
+                  </w:rPr>
+                  <m:t>Y=1</m:t>
+                </m:r>
+              </m:e>
+            </m:d>
+          </m:e>
+        </m:d>
+        <m:r>
+          <w:rPr>
+            <w:rFonts w:ascii="Cambria Math" w:hAnsi="Cambria Math"/>
+          </w:rPr>
+          <m:t xml:space="preserve">=-5.854+4.101 </m:t>
+        </m:r>
+        <m:sSub>
+          <m:sSubPr>
+            <m:ctrlPr>
+              <w:rPr>
+                <w:rFonts w:ascii="Cambria Math" w:hAnsi="Cambria Math"/>
+                <w:i/>
+              </w:rPr>
+            </m:ctrlPr>
+          </m:sSubPr>
+          <m:e>
+            <m:r>
+              <w:rPr>
+                <w:rFonts w:ascii="Cambria Math" w:hAnsi="Cambria Math"/>
+              </w:rPr>
+              <m:t>c</m:t>
+            </m:r>
+          </m:e>
+          <m:sub>
+            <m:r>
+              <w:rPr>
+                <w:rFonts w:ascii="Cambria Math" w:hAnsi="Cambria Math"/>
+              </w:rPr>
+              <m:t>1</m:t>
+            </m:r>
+          </m:sub>
+        </m:sSub>
+        <m:r>
+          <w:rPr>
+            <w:rFonts w:ascii="Cambria Math" w:hAnsi="Cambria Math"/>
+          </w:rPr>
+          <m:t xml:space="preserve">-4.186 </m:t>
+        </m:r>
+        <m:sSub>
+          <m:sSubPr>
+            <m:ctrlPr>
+              <w:rPr>
+                <w:rFonts w:ascii="Cambria Math" w:hAnsi="Cambria Math"/>
+                <w:i/>
+              </w:rPr>
+            </m:ctrlPr>
+          </m:sSubPr>
+          <m:e>
+            <m:r>
+              <w:rPr>
+                <w:rFonts w:ascii="Cambria Math" w:hAnsi="Cambria Math"/>
+              </w:rPr>
+              <m:t>c</m:t>
+            </m:r>
+          </m:e>
+          <m:sub>
+            <m:r>
+              <w:rPr>
+                <w:rFonts w:ascii="Cambria Math" w:hAnsi="Cambria Math"/>
+              </w:rPr>
+              <m:t>2</m:t>
+            </m:r>
+          </m:sub>
+        </m:sSub>
+        <m:r>
+          <w:rPr>
+            <w:rFonts w:ascii="Cambria Math" w:hAnsi="Cambria Math"/>
+          </w:rPr>
+          <m:t xml:space="preserve">-15.664 </m:t>
+        </m:r>
+        <m:sSub>
+          <m:sSubPr>
+            <m:ctrlPr>
+              <w:rPr>
+                <w:rFonts w:ascii="Cambria Math" w:hAnsi="Cambria Math"/>
+                <w:i/>
+              </w:rPr>
+            </m:ctrlPr>
+          </m:sSubPr>
+          <m:e>
+            <m:r>
+              <w:rPr>
+                <w:rFonts w:ascii="Cambria Math" w:hAnsi="Cambria Math"/>
+              </w:rPr>
+              <m:t>c</m:t>
+            </m:r>
+          </m:e>
+          <m:sub>
+            <m:r>
+              <w:rPr>
+                <w:rFonts w:ascii="Cambria Math" w:hAnsi="Cambria Math"/>
+              </w:rPr>
+              <m:t>3</m:t>
+            </m:r>
+          </m:sub>
+        </m:sSub>
+        <m:r>
+          <m:rPr>
+            <m:sty m:val="p"/>
+          </m:rPr>
+          <w:rPr>
+            <w:rFonts w:ascii="Cambria Math" w:hAnsi="Cambria Math"/>
+          </w:rPr>
+          <m:t>+0.200</m:t>
+        </m:r>
+        <m:r>
+          <w:rPr>
+            <w:rFonts w:ascii="Cambria Math" w:hAnsi="Cambria Math"/>
+          </w:rPr>
+          <m:t>x</m:t>
+        </m:r>
+        <m:r>
+          <m:rPr>
+            <m:sty m:val="p"/>
+          </m:rPr>
+          <w:rPr>
+            <w:rFonts w:ascii="Cambria Math" w:hAnsi="Cambria Math"/>
+          </w:rPr>
+          <m:t>-0.094</m:t>
+        </m:r>
+        <m:d>
+          <m:dPr>
+            <m:ctrlPr>
+              <w:rPr>
+                <w:rFonts w:ascii="Cambria Math" w:hAnsi="Cambria Math"/>
+              </w:rPr>
+            </m:ctrlPr>
+          </m:dPr>
+          <m:e>
+            <m:sSub>
+              <m:sSubPr>
+                <m:ctrlPr>
+                  <w:rPr>
+                    <w:rFonts w:ascii="Cambria Math" w:hAnsi="Cambria Math"/>
+                    <w:i/>
+                    <w:iCs/>
+                  </w:rPr>
+                </m:ctrlPr>
+              </m:sSubPr>
+              <m:e>
+                <m:r>
+                  <w:rPr>
+                    <w:rFonts w:ascii="Cambria Math" w:hAnsi="Cambria Math"/>
+                  </w:rPr>
+                  <m:t>c</m:t>
+                </m:r>
+              </m:e>
+              <m:sub>
+                <m:r>
+                  <w:rPr>
+                    <w:rFonts w:ascii="Cambria Math" w:hAnsi="Cambria Math"/>
+                  </w:rPr>
+                  <m:t>1</m:t>
+                </m:r>
+              </m:sub>
+            </m:sSub>
+            <m:r>
+              <w:rPr>
+                <w:rFonts w:ascii="Cambria Math" w:hAnsi="Cambria Math"/>
+              </w:rPr>
+              <m:t>x</m:t>
+            </m:r>
+          </m:e>
+        </m:d>
+        <m:r>
+          <m:rPr>
+            <m:sty m:val="p"/>
+          </m:rPr>
+          <w:rPr>
+            <w:rFonts w:ascii="Cambria Math" w:hAnsi="Cambria Math"/>
+          </w:rPr>
+          <m:t>+0.218</m:t>
+        </m:r>
+        <m:d>
+          <m:dPr>
+            <m:ctrlPr>
+              <w:rPr>
+                <w:rFonts w:ascii="Cambria Math" w:hAnsi="Cambria Math"/>
+              </w:rPr>
+            </m:ctrlPr>
+          </m:dPr>
+          <m:e>
+            <m:sSub>
+              <m:sSubPr>
+                <m:ctrlPr>
+                  <w:rPr>
+                    <w:rFonts w:ascii="Cambria Math" w:hAnsi="Cambria Math"/>
+                    <w:i/>
+                    <w:iCs/>
+                  </w:rPr>
+                </m:ctrlPr>
+              </m:sSubPr>
+              <m:e>
+                <m:r>
+                  <w:rPr>
+                    <w:rFonts w:ascii="Cambria Math" w:hAnsi="Cambria Math"/>
+                  </w:rPr>
+                  <m:t>c</m:t>
+                </m:r>
+              </m:e>
+              <m:sub>
+                <m:r>
+                  <w:rPr>
+                    <w:rFonts w:ascii="Cambria Math" w:hAnsi="Cambria Math"/>
+                  </w:rPr>
+                  <m:t>2</m:t>
+                </m:r>
+              </m:sub>
+            </m:sSub>
+            <m:r>
+              <w:rPr>
+                <w:rFonts w:ascii="Cambria Math" w:hAnsi="Cambria Math"/>
+              </w:rPr>
+              <m:t>x</m:t>
+            </m:r>
+          </m:e>
+        </m:d>
+        <m:r>
+          <m:rPr>
+            <m:sty m:val="p"/>
+          </m:rPr>
+          <w:rPr>
+            <w:rFonts w:ascii="Cambria Math" w:hAnsi="Cambria Math"/>
+          </w:rPr>
+          <m:t>+0.658</m:t>
+        </m:r>
+        <m:d>
+          <m:dPr>
+            <m:ctrlPr>
+              <w:rPr>
+                <w:rFonts w:ascii="Cambria Math" w:hAnsi="Cambria Math"/>
+              </w:rPr>
+            </m:ctrlPr>
+          </m:dPr>
+          <m:e>
+            <m:sSub>
+              <m:sSubPr>
+                <m:ctrlPr>
+                  <w:rPr>
+                    <w:rFonts w:ascii="Cambria Math" w:hAnsi="Cambria Math"/>
+                    <w:i/>
+                    <w:iCs/>
+                  </w:rPr>
+                </m:ctrlPr>
+              </m:sSubPr>
+              <m:e>
+                <m:r>
+                  <w:rPr>
+                    <w:rFonts w:ascii="Cambria Math" w:hAnsi="Cambria Math"/>
+                  </w:rPr>
+                  <m:t>c</m:t>
+                </m:r>
+              </m:e>
+              <m:sub>
+                <m:r>
+                  <w:rPr>
+                    <w:rFonts w:ascii="Cambria Math" w:hAnsi="Cambria Math"/>
+                  </w:rPr>
+                  <m:t>3</m:t>
+                </m:r>
+              </m:sub>
+            </m:sSub>
+            <m:r>
+              <w:rPr>
+                <w:rFonts w:ascii="Cambria Math" w:hAnsi="Cambria Math"/>
+              </w:rPr>
+              <m:t>x</m:t>
+            </m:r>
+          </m:e>
+        </m:d>
+        <m:r>
+          <m:rPr>
+            <m:sty m:val="p"/>
+          </m:rPr>
+          <w:rPr>
+            <w:rFonts w:ascii="Cambria Math" w:hAnsi="Cambria Math"/>
+          </w:rPr>
+          <m:t xml:space="preserve"> </m:t>
+        </m:r>
+        <m:r>
+          <m:rPr>
+            <m:sty m:val="p"/>
+          </m:rPr>
+          <w:rPr>
+            <w:rFonts w:ascii="Cambria Math" w:hAnsi="Cambria Math" w:hint="eastAsia"/>
+          </w:rPr>
+          <m:t>(reference = 4)</m:t>
+        </m:r>
+      </m:oMath>
+      <w:r>
+        <w:rPr>
+          <w:rFonts w:hint="eastAsia"/>
+        </w:rPr>
+        <w:t>.</w:t>
+      </w:r>
+    </w:p>
+    <w:p>
+      <w:pPr>
+        <w:spacing w:line="360" w:lineRule="auto"/>
+      </w:pPr>
+      <w:r>
+        <w:rPr>
+          <w:rFonts w:hint="eastAsia"/>
+        </w:rPr>
+        <w:t xml:space="preserve">(b) </w:t>
+      </w:r>
+      <w:r>
+        <w:rPr>
+          <w:rFonts w:hint="eastAsia"/>
+        </w:rPr>
+        <w:t xml:space="preserve">The likelihood-ratio statistic is </w:t>
+      </w:r>
+      <m:oMath>
+        <m:r>
+          <w:rPr>
+            <w:rFonts w:ascii="Cambria Math" w:hAnsi="Cambria Math" w:hint="eastAsia"/>
+          </w:rPr>
+          <m:t>4.</m:t>
+        </m:r>
+        <m:r>
+          <w:rPr>
+            <w:rFonts w:ascii="Cambria Math" w:hAnsi="Cambria Math"/>
+          </w:rPr>
+          <m:t>38</m:t>
+        </m:r>
+      </m:oMath>
+      <w:r>
+        <w:rPr>
+          <w:rFonts w:hint="eastAsia"/>
+        </w:rPr>
+        <w:t xml:space="preserve"> with </w:t>
+      </w:r>
+      <m:oMath>
+        <m:r>
+          <w:rPr>
+            <w:rFonts w:ascii="Cambria Math" w:hAnsi="Cambria Math"/>
+          </w:rPr>
+          <m:t>df=3</m:t>
+        </m:r>
+      </m:oMath>
+      <w:r>
+        <w:rPr>
+          <w:rFonts w:hint="eastAsia"/>
+        </w:rPr>
+        <w:t xml:space="preserve">, the </w:t>
+      </w:r>
+      <m:oMath>
+        <m:r>
+          <m:rPr>
+            <m:sty m:val="p"/>
+          </m:rPr>
+          <w:rPr>
+            <w:rFonts w:ascii="Cambria Math" w:hAnsi="Cambria Math"/>
+          </w:rPr>
+          <m:t>p-value</m:t>
+        </m:r>
+        <m:r>
+          <w:rPr>
+            <w:rFonts w:ascii="Cambria Math" w:hAnsi="Cambria Math"/>
+          </w:rPr>
+          <m:t>=0.2236</m:t>
+        </m:r>
+      </m:oMath>
+      <w:r>
+        <w:rPr>
+          <w:rFonts w:hint="eastAsia"/>
+        </w:rPr>
+        <w:t xml:space="preserve">. There is no sufficient evidence to claim that </w:t>
+      </w:r>
+      <w:r>
+        <w:t>the</w:t>
+      </w:r>
+      <w:r>
+        <w:rPr>
+          <w:rFonts w:hint="eastAsia"/>
+        </w:rPr>
+        <w:t xml:space="preserve"> </w:t>
+      </w:r>
+      <w:r>
+        <w:t>interaction</w:t>
+      </w:r>
+      <w:r>
+        <w:rPr>
+          <w:rFonts w:hint="eastAsia"/>
+        </w:rPr>
+        <w:t xml:space="preserve"> </w:t>
+      </w:r>
+      <w:r>
+        <w:t>model</w:t>
+      </w:r>
+      <w:r>
+        <w:rPr>
+          <w:rFonts w:hint="eastAsia"/>
+        </w:rPr>
+        <w:t xml:space="preserve"> </w:t>
+      </w:r>
+      <w:r>
+        <w:t>fits</w:t>
+      </w:r>
+      <w:r>
+        <w:rPr>
+          <w:rFonts w:hint="eastAsia"/>
+        </w:rPr>
+        <w:t xml:space="preserve"> </w:t>
+      </w:r>
+      <w:r>
+        <w:t>better</w:t>
+      </w:r>
+      <w:r>
+        <w:rPr>
+          <w:rFonts w:hint="eastAsia"/>
+        </w:rPr>
+        <w:t xml:space="preserve"> </w:t>
+      </w:r>
+      <w:r>
+        <w:t>than</w:t>
+      </w:r>
+      <w:r>
+        <w:rPr>
+          <w:rFonts w:hint="eastAsia"/>
+        </w:rPr>
+        <w:t xml:space="preserve"> </w:t>
+      </w:r>
+      <w:r>
+        <w:t>the</w:t>
+      </w:r>
+      <w:r>
+        <w:rPr>
+          <w:rFonts w:hint="eastAsia"/>
+        </w:rPr>
+        <w:t xml:space="preserve"> </w:t>
+      </w:r>
+      <w:r>
+        <w:t>simpler</w:t>
+      </w:r>
+      <w:r>
+        <w:rPr>
+          <w:rFonts w:hint="eastAsia"/>
+        </w:rPr>
+        <w:t xml:space="preserve"> </w:t>
+      </w:r>
+      <w:r>
+        <w:t>model</w:t>
+      </w:r>
+      <w:r>
+        <w:rPr>
+          <w:rFonts w:hint="eastAsia"/>
+        </w:rPr>
+        <w:t xml:space="preserve"> </w:t>
+      </w:r>
+      <w:r>
+        <w:t>without</w:t>
+      </w:r>
+      <w:r>
+        <w:rPr>
+          <w:rFonts w:hint="eastAsia"/>
+        </w:rPr>
+        <w:t xml:space="preserve"> </w:t>
+      </w:r>
+      <w:r>
+        <w:t>interaction</w:t>
+      </w:r>
+      <w:r>
+        <w:rPr>
+          <w:rFonts w:hint="eastAsia"/>
+        </w:rPr>
+        <w:t xml:space="preserve"> </w:t>
+      </w:r>
+      <w:r>
+        <w:t>terms.</w:t>
+      </w:r>
+      <w:r>
+        <w:rPr>
+          <w:rFonts w:hint="eastAsia"/>
+        </w:rPr>
+        <w:t xml:space="preserve"> T</w:t>
+      </w:r>
+      <w:r>
+        <w:t>he</w:t>
+      </w:r>
+      <w:r>
+        <w:rPr>
+          <w:rFonts w:hint="eastAsia"/>
+        </w:rPr>
+        <w:t xml:space="preserve"> </w:t>
+      </w:r>
+      <w:r>
+        <w:t>correlation</w:t>
+      </w:r>
+      <w:r>
+        <w:rPr>
+          <w:rFonts w:hint="eastAsia"/>
+        </w:rPr>
+        <w:t xml:space="preserve"> </w:t>
+      </w:r>
+      <w:r>
+        <w:t>between</w:t>
+      </w:r>
+      <w:r>
+        <w:rPr>
+          <w:rFonts w:hint="eastAsia"/>
+        </w:rPr>
+        <w:t xml:space="preserve"> </w:t>
+      </w:r>
+      <w:r>
+        <w:t>the</w:t>
+      </w:r>
+      <w:r>
+        <w:rPr>
+          <w:rFonts w:hint="eastAsia"/>
+        </w:rPr>
+        <w:t xml:space="preserve"> </w:t>
+      </w:r>
+      <w:r>
+        <w:t>observed</w:t>
+      </w:r>
+      <w:r>
+        <w:rPr>
+          <w:rFonts w:hint="eastAsia"/>
+        </w:rPr>
+        <w:t xml:space="preserve"> </w:t>
+      </w:r>
+      <w:r>
+        <w:t>and</w:t>
+      </w:r>
+      <w:r>
+        <w:rPr>
+          <w:rFonts w:hint="eastAsia"/>
+        </w:rPr>
+        <w:t xml:space="preserve"> </w:t>
+      </w:r>
+      <w:r>
+        <w:t>fitted</w:t>
+      </w:r>
+      <w:r>
+        <w:rPr>
+          <w:rFonts w:hint="eastAsia"/>
+        </w:rPr>
+        <w:t xml:space="preserve"> </w:t>
+      </w:r>
+      <w:r>
+        <w:t>values</w:t>
+      </w:r>
+      <w:r>
+        <w:rPr>
+          <w:rFonts w:hint="eastAsia"/>
+        </w:rPr>
+        <w:t xml:space="preserve"> </w:t>
+      </w:r>
+      <w:r>
+        <w:t>for</w:t>
+      </w:r>
+      <w:r>
+        <w:rPr>
+          <w:rFonts w:hint="eastAsia"/>
+        </w:rPr>
+        <w:t xml:space="preserve"> </w:t>
+      </w:r>
+      <w:r>
+        <w:t>each</w:t>
+      </w:r>
+      <w:r>
+        <w:rPr>
+          <w:rFonts w:hint="eastAsia"/>
+        </w:rPr>
+        <w:t xml:space="preserve"> </w:t>
+      </w:r>
+      <w:r>
+        <w:t>model</w:t>
+      </w:r>
+      <w:r>
+        <w:rPr>
+          <w:rFonts w:hint="eastAsia"/>
+        </w:rPr>
+        <w:t xml:space="preserve"> is </w:t>
+      </w:r>
+      <m:oMath>
+        <m:r>
+          <w:rPr>
+            <w:rFonts w:ascii="Cambria Math" w:hAnsi="Cambria Math"/>
+          </w:rPr>
+          <m:t>R=0.452</m:t>
+        </m:r>
+      </m:oMath>
+      <w:r>
+        <w:rPr>
+          <w:rFonts w:hint="eastAsia"/>
+        </w:rPr>
+        <w:t xml:space="preserve"> for simpler model and </w:t>
+      </w:r>
+      <m:oMath>
+        <m:r>
+          <w:rPr>
+            <w:rFonts w:ascii="Cambria Math" w:hAnsi="Cambria Math"/>
+          </w:rPr>
+          <m:t>R=0.472</m:t>
+        </m:r>
+      </m:oMath>
+      <w:r>
+        <w:rPr>
+          <w:rFonts w:hint="eastAsia"/>
+        </w:rPr>
+        <w:t xml:space="preserve"> for interaction model, t</w:t>
+      </w:r>
+      <w:r>
+        <w:t>he simpler model fits nearly as well and is adequate according to the test.</w:t>
+      </w:r>
+    </w:p>
+    <w:p>
+      <w:pPr>
+        <w:spacing w:line="360" w:lineRule="auto"/>
+        <w:rPr>
+          <w:b/>
+          <w:bCs/>
+        </w:rPr>
+      </w:pPr>
+      <w:r>
+        <w:rPr>
+          <w:rFonts w:hint="eastAsia"/>
+          <w:b/>
+          <w:bCs/>
+        </w:rPr>
+        <w:t>4.</w:t>
+      </w:r>
+      <w:r>
+        <w:rPr>
+          <w:b/>
+          <w:bCs/>
+        </w:rPr>
+        <w:t>21</w:t>
+      </w:r>
+    </w:p>
+    <w:p>
+      <w:pPr>
+        <w:spacing w:line="360" w:lineRule="auto"/>
+      </w:pPr>
+      <w:r>
+        <w:t xml:space="preserve">We predict </w:t>
+      </w:r>
+      <m:oMath>
+        <m:r>
+          <w:rPr>
+            <w:rFonts w:ascii="Cambria Math" w:hAnsi="Cambria Math"/>
+          </w:rPr>
+          <m:t>y=1</m:t>
+        </m:r>
+      </m:oMath>
+      <w:r>
+        <w:rPr>
+          <w:rFonts w:hint="eastAsia"/>
+        </w:rPr>
+        <w:t xml:space="preserve"> </w:t>
+      </w:r>
+      <w:r>
+        <w:t xml:space="preserve">whenever </w:t>
+      </w:r>
+      <w:r>
+        <w:rPr>
+          <w:rFonts w:hint="eastAsia"/>
+        </w:rPr>
+        <w:t> </w:t>
+      </w:r>
+      <m:oMath>
+        <m:acc>
+          <m:accPr>
+            <m:ctrlPr>
+              <w:rPr>
+                <w:rFonts w:ascii="Cambria Math" w:hAnsi="Cambria Math"/>
+                <w:i/>
+              </w:rPr>
+            </m:ctrlPr>
+          </m:accPr>
+          <m:e>
+            <m:r>
+              <w:rPr>
+                <w:rFonts w:ascii="Cambria Math" w:hAnsi="Cambria Math"/>
+              </w:rPr>
+              <m:t>P</m:t>
+            </m:r>
+          </m:e>
+        </m:acc>
+        <m:d>
+          <m:dPr>
+            <m:ctrlPr>
+              <w:rPr>
+                <w:rFonts w:ascii="Cambria Math" w:hAnsi="Cambria Math"/>
+                <w:i/>
+              </w:rPr>
+            </m:ctrlPr>
+          </m:dPr>
+          <m:e>
+            <m:r>
+              <w:rPr>
+                <w:rFonts w:ascii="Cambria Math" w:hAnsi="Cambria Math"/>
+              </w:rPr>
+              <m:t>Y=1</m:t>
+            </m:r>
+          </m:e>
+        </m:d>
+        <m:r>
+          <w:rPr>
+            <w:rFonts w:ascii="Cambria Math" w:hAnsi="Cambria Math"/>
+          </w:rPr>
+          <m:t>&gt;0.50</m:t>
+        </m:r>
+      </m:oMath>
+      <w:r>
+        <w:t>.</w:t>
+      </w:r>
+      <w:r>
+        <w:rPr>
+          <w:rFonts w:hint="eastAsia"/>
+        </w:rPr>
+        <w:t xml:space="preserve"> </w:t>
+      </w:r>
+      <w:r>
+        <w:t>Of the</w:t>
+      </w:r>
+      <w:r>
+        <w:rPr>
+          <w:rFonts w:hint="eastAsia"/>
+        </w:rPr>
+        <w:t xml:space="preserve"> </w:t>
+      </w:r>
+      <w:r>
+        <w:t>cases</w:t>
+      </w:r>
+      <w:r>
+        <w:rPr>
+          <w:rFonts w:hint="eastAsia"/>
+        </w:rPr>
+        <w:t xml:space="preserve"> </w:t>
+      </w:r>
+      <w:r>
+        <w:t>with</w:t>
+      </w:r>
+      <w:r>
+        <w:rPr>
+          <w:rFonts w:hint="eastAsia"/>
+        </w:rPr>
+        <w:t xml:space="preserve"> </w:t>
+      </w:r>
+      <m:oMath>
+        <m:r>
+          <w:rPr>
+            <w:rFonts w:ascii="Cambria Math" w:hAnsi="Cambria Math"/>
+          </w:rPr>
+          <m:t>y=1</m:t>
+        </m:r>
+      </m:oMath>
+      <w:r>
+        <w:t xml:space="preserve">, they are classified as correct or incorrect according to whether </w:t>
+      </w:r>
+      <m:oMath>
+        <m:acc>
+          <m:accPr>
+            <m:ctrlPr>
+              <w:rPr>
+                <w:rFonts w:ascii="Cambria Math" w:hAnsi="Cambria Math"/>
+                <w:i/>
+              </w:rPr>
+            </m:ctrlPr>
+          </m:accPr>
+          <m:e>
+            <m:r>
+              <w:rPr>
+                <w:rFonts w:ascii="Cambria Math" w:hAnsi="Cambria Math"/>
+              </w:rPr>
+              <m:t>P</m:t>
+            </m:r>
+          </m:e>
+        </m:acc>
+        <m:d>
+          <m:dPr>
+            <m:ctrlPr>
+              <w:rPr>
+                <w:rFonts w:ascii="Cambria Math" w:hAnsi="Cambria Math"/>
+                <w:i/>
+              </w:rPr>
+            </m:ctrlPr>
+          </m:dPr>
+          <m:e>
+            <m:r>
+              <w:rPr>
+                <w:rFonts w:ascii="Cambria Math" w:hAnsi="Cambria Math"/>
+              </w:rPr>
+              <m:t>Y=1</m:t>
+            </m:r>
+          </m:e>
+        </m:d>
+        <m:r>
+          <w:rPr>
+            <w:rFonts w:ascii="Cambria Math" w:hAnsi="Cambria Math"/>
+          </w:rPr>
+          <m:t>&gt;0.50</m:t>
+        </m:r>
+      </m:oMath>
+      <w:r>
+        <w:t xml:space="preserve"> or not. Of the cases with </w:t>
+      </w:r>
+      <m:oMath>
+        <m:r>
+          <w:rPr>
+            <w:rFonts w:ascii="Cambria Math" w:hAnsi="Cambria Math"/>
+          </w:rPr>
+          <m:t>y=0</m:t>
+        </m:r>
+      </m:oMath>
+      <w:r>
+        <w:t xml:space="preserve">, they are classified as correct or incorrect according to whether </w:t>
+      </w:r>
+      <m:oMath>
+        <m:acc>
+          <m:accPr>
+            <m:ctrlPr>
+              <w:rPr>
+                <w:rFonts w:ascii="Cambria Math" w:hAnsi="Cambria Math"/>
+                <w:i/>
+              </w:rPr>
+            </m:ctrlPr>
+          </m:accPr>
+          <m:e>
+            <m:r>
+              <w:rPr>
+                <w:rFonts w:ascii="Cambria Math" w:hAnsi="Cambria Math"/>
+              </w:rPr>
+              <m:t>P</m:t>
+            </m:r>
+          </m:e>
+        </m:acc>
+        <m:d>
+          <m:dPr>
+            <m:ctrlPr>
+              <w:rPr>
+                <w:rFonts w:ascii="Cambria Math" w:hAnsi="Cambria Math"/>
+                <w:i/>
+              </w:rPr>
+            </m:ctrlPr>
+          </m:dPr>
+          <m:e>
+            <m:r>
+              <w:rPr>
+                <w:rFonts w:ascii="Cambria Math" w:hAnsi="Cambria Math"/>
+              </w:rPr>
+              <m:t>Y=1</m:t>
+            </m:r>
+          </m:e>
+        </m:d>
+        <m:r>
+          <w:rPr>
+            <w:rFonts w:ascii="Cambria Math" w:hAnsi="Cambria Math" w:hint="eastAsia"/>
+          </w:rPr>
+          <m:t>1</m:t>
+        </m:r>
+        <m:r>
+          <w:rPr>
+            <w:rFonts w:ascii="Cambria Math" w:hAnsi="Cambria Math"/>
+          </w:rPr>
+          <m:t>&lt;0.50</m:t>
+        </m:r>
+      </m:oMath>
+      <w:r>
+        <w:t xml:space="preserve"> or not. </w:t>
+      </w:r>
+      <m:oMath>
+        <m:r>
+          <m:rPr>
+            <m:sty m:val="p"/>
+          </m:rPr>
+          <w:rPr>
+            <w:rFonts w:ascii="Cambria Math" w:hAnsi="Cambria Math"/>
+          </w:rPr>
+          <m:t>Sensitivity</m:t>
+        </m:r>
+        <m:r>
+          <w:rPr>
+            <w:rFonts w:ascii="Cambria Math" w:hAnsi="Cambria Math"/>
+          </w:rPr>
+          <m:t xml:space="preserve">=96/111=0.865, </m:t>
+        </m:r>
+        <m:r>
+          <m:rPr>
+            <m:sty m:val="p"/>
+          </m:rPr>
+          <w:rPr>
+            <w:rFonts w:ascii="Cambria Math" w:hAnsi="Cambria Math"/>
+          </w:rPr>
+          <m:t>specificity</m:t>
+        </m:r>
+        <m:r>
+          <w:rPr>
+            <w:rFonts w:ascii="Cambria Math" w:hAnsi="Cambria Math"/>
+          </w:rPr>
+          <m:t>=31/62=0.50</m:t>
+        </m:r>
+      </m:oMath>
+      <w:r>
+        <w:rPr>
+          <w:rFonts w:hint="eastAsia"/>
+        </w:rPr>
+        <w:t>.</w:t>
+      </w:r>
     </w:p>
     <w:sectPr>
       <w:pgSz w:w="11906" w:h="16838"/>
